--- a/Confluent-Platform-銀行導入手冊.docx
+++ b/Confluent-Platform-銀行導入手冊.docx
@@ -3900,7 +3900,7 @@
                 <w:sz w:val="21"/>
                 <w:szCs w:val="21"/>
               </w:rPr>
-              <w:t xml:space="preserve">測試環境為了精簡,用 </w:t>
+              <w:t xml:space="preserve">基礎測試環境為了精簡,用 </w:t>
             </w:r>
             <w:r>
               <w:rPr>
@@ -3918,7 +3918,7 @@
                 <w:sz w:val="21"/>
                 <w:szCs w:val="21"/>
               </w:rPr>
-              <w:t xml:space="preserve">、沿用 server.properties 的寫法;這只能驗證功能,</w:t>
+              <w:t xml:space="preserve">、沿用 server.properties 的寫法,只能驗證功能。另有 </w:t>
             </w:r>
             <w:r>
               <w:rPr>
@@ -3928,7 +3928,7 @@
                 <w:sz w:val="21"/>
                 <w:szCs w:val="21"/>
               </w:rPr>
-              <w:t xml:space="preserve">不能驗證 quorum 容錯</w:t>
+              <w:t xml:space="preserve">HA 模式</w:t>
             </w:r>
             <w:r>
               <w:rPr>
@@ -3936,7 +3936,7 @@
                 <w:sz w:val="21"/>
                 <w:szCs w:val="21"/>
               </w:rPr>
-              <w:t xml:space="preserve">。正式環境要照上表,並在上線前實測「停一台 controller 後服務仍可用」。</w:t>
+              <w:t xml:space="preserve">(3 台專用 controller、3 台 broker、副本 3、min.isr 2,Lab 21)驗證容錯:停 1 台 controller 正常;停 2 台(失去多數)時建 topic 與 describe 沒回應,既有 topic 的讀寫在實測的 2 分鐘內仍可。</w:t>
             </w:r>
             <w:r>
               <w:rPr>
@@ -3948,6 +3948,77 @@
                 <w:szCs w:val="18"/>
               </w:rPr>
               <w:t xml:space="preserve">〔本案實測〕</w:t>
+            </w:r>
+          </w:p>
+          <w:p>
+            <w:pPr>
+              <w:spacing w:after="50" w:line="290"/>
+            </w:pPr>
+            <w:r>
+              <w:rPr>
+                <w:rFonts w:ascii="Microsoft JhengHei" w:cs="Microsoft JhengHei" w:eastAsia="Microsoft JhengHei" w:hAnsi="Microsoft JhengHei"/>
+                <w:sz w:val="21"/>
+                <w:szCs w:val="21"/>
+              </w:rPr>
+              <w:t xml:space="preserve">HA 模式用</w:t>
+            </w:r>
+            <w:r>
+              <w:rPr>
+                <w:rFonts w:ascii="Microsoft JhengHei" w:cs="Microsoft JhengHei" w:eastAsia="Microsoft JhengHei" w:hAnsi="Microsoft JhengHei"/>
+                <w:b/>
+                <w:bCs/>
+                <w:sz w:val="21"/>
+                <w:szCs w:val="21"/>
+              </w:rPr>
+              <w:t xml:space="preserve">靜態 quorum</w:t>
+            </w:r>
+            <w:r>
+              <w:rPr>
+                <w:rFonts w:ascii="Microsoft JhengHei" w:cs="Microsoft JhengHei" w:eastAsia="Microsoft JhengHei" w:hAnsi="Microsoft JhengHei"/>
+                <w:sz w:val="21"/>
+                <w:szCs w:val="21"/>
+              </w:rPr>
+              <w:t xml:space="preserve">(kraft.version 0)簡化;官方建議正式環境用動態 quorum,</w:t>
+            </w:r>
+            <w:r>
+              <w:rPr>
+                <w:rFonts w:ascii="Microsoft JhengHei" w:cs="Microsoft JhengHei" w:eastAsia="Microsoft JhengHei" w:hAnsi="Microsoft JhengHei"/>
+                <w:b/>
+                <w:bCs/>
+                <w:sz w:val="21"/>
+                <w:szCs w:val="21"/>
+              </w:rPr>
+              <w:t xml:space="preserve">動態 quorum 未實測</w:t>
+            </w:r>
+            <w:r>
+              <w:rPr>
+                <w:rFonts w:ascii="Microsoft JhengHei" w:cs="Microsoft JhengHei" w:eastAsia="Microsoft JhengHei" w:hAnsi="Microsoft JhengHei"/>
+                <w:sz w:val="21"/>
+                <w:szCs w:val="21"/>
+              </w:rPr>
+              <w:t xml:space="preserve">。正式環境仍要在上線前演練「停一台 controller 後服務仍可用」。</w:t>
+            </w:r>
+            <w:r>
+              <w:rPr>
+                <w:rFonts w:ascii="Microsoft JhengHei" w:cs="Microsoft JhengHei" w:eastAsia="Microsoft JhengHei" w:hAnsi="Microsoft JhengHei"/>
+                <w:b/>
+                <w:bCs/>
+                <w:color w:val="1F5FA8"/>
+                <w:sz w:val="18"/>
+                <w:szCs w:val="18"/>
+              </w:rPr>
+              <w:t xml:space="preserve">〔本案實測〕</w:t>
+            </w:r>
+            <w:r>
+              <w:rPr>
+                <w:rFonts w:ascii="Microsoft JhengHei" w:cs="Microsoft JhengHei" w:eastAsia="Microsoft JhengHei" w:hAnsi="Microsoft JhengHei"/>
+                <w:b/>
+                <w:bCs/>
+                <w:color w:val="B03A2E"/>
+                <w:sz w:val="18"/>
+                <w:szCs w:val="18"/>
+              </w:rPr>
+              <w:t xml:space="preserve">〔推論,未找到明載〕</w:t>
             </w:r>
           </w:p>
         </w:tc>
@@ -17481,7 +17552,7 @@
           <w:sz w:val="21"/>
           <w:szCs w:val="21"/>
         </w:rPr>
-        <w:t xml:space="preserve"> 測試環境以 `docker restart` 逐台重啟並等待健康的方式驗證:2 台 broker、副本 2、min.isr 1,寫入期間零遺失。</w:t>
+        <w:t xml:space="preserve"> 測試環境以 `docker restart` 逐台重啟並等待健康的方式驗證:(1)基礎環境 2 台 broker、副本 2、min.isr 1,寫入期間零遺失;(2)HA 環境(Lab 21)3 台 broker、副本 3、min.isr 2,背景寫入 2400 筆(acks=all、冪等),依序重啟 3 台 broker(每台等 URP=0)再 3 台 controller(active 最後),送出 2400 = topic 2400,零失敗。</w:t>
       </w:r>
       <w:r>
         <w:rPr>
@@ -17491,7 +17562,7 @@
           <w:sz w:val="21"/>
           <w:szCs w:val="21"/>
         </w:rPr>
-        <w:t xml:space="preserve">正式環境建議副本 3、min.isr 2,並在上線前對真實叢集演練。</w:t>
+        <w:t xml:space="preserve">正式環境仍要在上線前對真實叢集演練。</w:t>
       </w:r>
     </w:p>
     <w:p>
@@ -22237,6 +22308,36 @@
               </w:rPr>
               <w:t xml:space="preserve">官方預設是 1,「銀行應設 2」是建議值,不是官方說法</w:t>
             </w:r>
+            <w:r>
+              <w:rPr>
+                <w:rFonts w:ascii="Microsoft JhengHei" w:cs="Microsoft JhengHei" w:eastAsia="Microsoft JhengHei" w:hAnsi="Microsoft JhengHei"/>
+                <w:b w:val="false"/>
+                <w:bCs w:val="false"/>
+                <w:sz w:val="19"/>
+                <w:szCs w:val="19"/>
+              </w:rPr>
+              <w:t xml:space="preserve">。實測(Lab 21):副本 3、min.isr 2 時停 2 台 broker,acks=all 被擋;</w:t>
+            </w:r>
+            <w:r>
+              <w:rPr>
+                <w:rFonts w:ascii="Microsoft JhengHei" w:cs="Microsoft JhengHei" w:eastAsia="Microsoft JhengHei" w:hAnsi="Microsoft JhengHei"/>
+                <w:b/>
+                <w:bCs/>
+                <w:sz w:val="19"/>
+                <w:szCs w:val="19"/>
+              </w:rPr>
+              <w:t xml:space="preserve">acks=1 回報成功但 consumer 讀不到</w:t>
+            </w:r>
+            <w:r>
+              <w:rPr>
+                <w:rFonts w:ascii="Microsoft JhengHei" w:cs="Microsoft JhengHei" w:eastAsia="Microsoft JhengHei" w:hAnsi="Microsoft JhengHei"/>
+                <w:b w:val="false"/>
+                <w:bCs w:val="false"/>
+                <w:sz w:val="19"/>
+                <w:szCs w:val="19"/>
+              </w:rPr>
+              <w:t xml:space="preserve">(高水位不前進),要等 broker 回來才出現</w:t>
+            </w:r>
           </w:p>
         </w:tc>
         <w:tc>
@@ -22280,6 +22381,17 @@
                 <w:szCs w:val="16"/>
               </w:rPr>
               <w:t xml:space="preserve">〔推論,未找到明載〕</w:t>
+            </w:r>
+            <w:r>
+              <w:rPr>
+                <w:rFonts w:ascii="Microsoft JhengHei" w:cs="Microsoft JhengHei" w:eastAsia="Microsoft JhengHei" w:hAnsi="Microsoft JhengHei"/>
+                <w:b/>
+                <w:bCs/>
+                <w:color w:val="1F5FA8"/>
+                <w:sz w:val="16"/>
+                <w:szCs w:val="16"/>
+              </w:rPr>
+              <w:t xml:space="preserve">〔本案實測〕</w:t>
             </w:r>
           </w:p>
         </w:tc>
@@ -31408,7 +31520,7 @@
                 <w:sz w:val="19"/>
                 <w:szCs w:val="19"/>
               </w:rPr>
-              <w:t xml:space="preserve">測試環境只有 1 台 controller、2 台 broker</w:t>
+              <w:t xml:space="preserve">已用 HA 模式實測(Lab 21);但用的是靜態 quorum,動態 quorum 與真實 VM 未驗證</w:t>
             </w:r>
           </w:p>
         </w:tc>
@@ -33349,6 +33461,108 @@
                 <w:szCs w:val="19"/>
               </w:rPr>
               <w:t xml:space="preserve">3.5.3、4.3</w:t>
+            </w:r>
+          </w:p>
+        </w:tc>
+      </w:tr>
+      <w:tr>
+        <w:trPr>
+          <w:cantSplit/>
+        </w:trPr>
+        <w:tc>
+          <w:tcPr>
+            <w:tcW w:type="dxa" w:w="2784"/>
+            <w:tcBorders>
+              <w:top w:val="single" w:color="BFBFBF" w:sz="4"/>
+              <w:left w:val="single" w:color="BFBFBF" w:sz="4"/>
+              <w:bottom w:val="single" w:color="BFBFBF" w:sz="4"/>
+              <w:right w:val="single" w:color="BFBFBF" w:sz="4"/>
+            </w:tcBorders>
+            <w:shd w:fill="EEF2F7" w:val="clear"/>
+            <w:tcMar>
+              <w:top w:type="dxa" w:w="60"/>
+              <w:left w:type="dxa" w:w="100"/>
+              <w:bottom w:type="dxa" w:w="60"/>
+              <w:right w:type="dxa" w:w="100"/>
+            </w:tcMar>
+          </w:tcPr>
+          <w:p>
+            <w:pPr>
+              <w:spacing w:after="30" w:line="270"/>
+            </w:pPr>
+            <w:r>
+              <w:rPr>
+                <w:rFonts w:ascii="Microsoft JhengHei" w:cs="Microsoft JhengHei" w:eastAsia="Microsoft JhengHei" w:hAnsi="Microsoft JhengHei"/>
+                <w:b/>
+                <w:bCs/>
+                <w:sz w:val="19"/>
+                <w:szCs w:val="19"/>
+              </w:rPr>
+              <w:t xml:space="preserve">HA 叢集(3 controller、3 broker)</w:t>
+            </w:r>
+          </w:p>
+        </w:tc>
+        <w:tc>
+          <w:tcPr>
+            <w:tcW w:type="dxa" w:w="5247"/>
+            <w:tcBorders>
+              <w:top w:val="single" w:color="BFBFBF" w:sz="4"/>
+              <w:left w:val="single" w:color="BFBFBF" w:sz="4"/>
+              <w:bottom w:val="single" w:color="BFBFBF" w:sz="4"/>
+              <w:right w:val="single" w:color="BFBFBF" w:sz="4"/>
+            </w:tcBorders>
+            <w:tcMar>
+              <w:top w:type="dxa" w:w="60"/>
+              <w:left w:type="dxa" w:w="100"/>
+              <w:bottom w:type="dxa" w:w="60"/>
+              <w:right w:type="dxa" w:w="100"/>
+            </w:tcMar>
+          </w:tcPr>
+          <w:p>
+            <w:pPr>
+              <w:spacing w:after="30" w:line="270"/>
+            </w:pPr>
+            <w:r>
+              <w:rPr>
+                <w:rFonts w:ascii="Microsoft JhengHei" w:cs="Microsoft JhengHei" w:eastAsia="Microsoft JhengHei" w:hAnsi="Microsoft JhengHei"/>
+                <w:b w:val="false"/>
+                <w:bCs w:val="false"/>
+                <w:sz w:val="19"/>
+                <w:szCs w:val="19"/>
+              </w:rPr>
+              <w:t xml:space="preserve">quorum、停 1 台與 2 台 broker 的寫入與讀取差異、停 1 台與 2 台 controller、滾動重啟 3+3 零遺失</w:t>
+            </w:r>
+          </w:p>
+        </w:tc>
+        <w:tc>
+          <w:tcPr>
+            <w:tcW w:type="dxa" w:w="1607"/>
+            <w:tcBorders>
+              <w:top w:val="single" w:color="BFBFBF" w:sz="4"/>
+              <w:left w:val="single" w:color="BFBFBF" w:sz="4"/>
+              <w:bottom w:val="single" w:color="BFBFBF" w:sz="4"/>
+              <w:right w:val="single" w:color="BFBFBF" w:sz="4"/>
+            </w:tcBorders>
+            <w:tcMar>
+              <w:top w:type="dxa" w:w="60"/>
+              <w:left w:type="dxa" w:w="100"/>
+              <w:bottom w:type="dxa" w:w="60"/>
+              <w:right w:type="dxa" w:w="100"/>
+            </w:tcMar>
+          </w:tcPr>
+          <w:p>
+            <w:pPr>
+              <w:spacing w:after="30" w:line="270"/>
+            </w:pPr>
+            <w:r>
+              <w:rPr>
+                <w:rFonts w:ascii="Microsoft JhengHei" w:cs="Microsoft JhengHei" w:eastAsia="Microsoft JhengHei" w:hAnsi="Microsoft JhengHei"/>
+                <w:b w:val="false"/>
+                <w:bCs w:val="false"/>
+                <w:sz w:val="19"/>
+                <w:szCs w:val="19"/>
+              </w:rPr>
+              <w:t xml:space="preserve">1.3、4.3、5.2</w:t>
             </w:r>
           </w:p>
         </w:tc>

--- a/Confluent-Platform-銀行導入手冊.docx
+++ b/Confluent-Platform-銀行導入手冊.docx
@@ -15897,10 +15897,20 @@
       <w:r>
         <w:rPr>
           <w:rFonts w:ascii="Microsoft JhengHei" w:cs="Microsoft JhengHei" w:eastAsia="Microsoft JhengHei" w:hAnsi="Microsoft JhengHei"/>
+          <w:b/>
+          <w:bCs/>
           <w:sz w:val="21"/>
           <w:szCs w:val="21"/>
         </w:rPr>
-        <w:t xml:space="preserve">另行用 JMX exporter 搭配 Prometheus 與 Grafana 是常見做法,官方有 jmx-monitoring-stacks 範例庫;在 VM 手動安裝 jmx_exporter 的官方步驟沒有找到。</w:t>
+        <w:t xml:space="preserve">建議:銀行自有監控的告警走 JMX exporter 搭配 Prometheus</w:t>
+      </w:r>
+      <w:r>
+        <w:rPr>
+          <w:rFonts w:ascii="Microsoft JhengHei" w:cs="Microsoft JhengHei" w:eastAsia="Microsoft JhengHei" w:hAnsi="Microsoft JhengHei"/>
+          <w:sz w:val="21"/>
+          <w:szCs w:val="21"/>
+        </w:rPr>
+        <w:t xml:space="preserve">(獨立於 C3)。本案實測(Lab 22)兩條路徑:telemetry 偵測約 150 到 250 秒、與 C3 綁定;JMX exporter(Prometheus 官方 Java agent,從 Maven Central 下載並校驗 SHA-1)約 35 秒、不依賴 C3。官方有 jmx-monitoring-stacks 範例庫;在 RHEL VM 以 systemd override 載入 agent 的官方步驟沒有找到,參數與測試環境相同(-javaagent:…=埠:設定檔),要自行驗證。</w:t>
       </w:r>
       <w:r>
         <w:rPr>
@@ -15918,11 +15928,116 @@
           <w:rFonts w:ascii="Microsoft JhengHei" w:cs="Microsoft JhengHei" w:eastAsia="Microsoft JhengHei" w:hAnsi="Microsoft JhengHei"/>
           <w:b/>
           <w:bCs/>
+          <w:color w:val="1F5FA8"/>
+          <w:sz w:val="18"/>
+          <w:szCs w:val="18"/>
+        </w:rPr>
+        <w:t xml:space="preserve">〔本案實測〕</w:t>
+      </w:r>
+      <w:r>
+        <w:rPr>
+          <w:rFonts w:ascii="Microsoft JhengHei" w:cs="Microsoft JhengHei" w:eastAsia="Microsoft JhengHei" w:hAnsi="Microsoft JhengHei"/>
+          <w:b/>
+          <w:bCs/>
           <w:color w:val="B03A2E"/>
           <w:sz w:val="18"/>
           <w:szCs w:val="18"/>
         </w:rPr>
         <w:t xml:space="preserve">〔推論,未找到明載〕</w:t>
+      </w:r>
+    </w:p>
+    <w:p>
+      <w:pPr>
+        <w:pStyle w:val="ListParagraph"/>
+        <w:numPr>
+          <w:ilvl w:val="0"/>
+          <w:numId w:val="2"/>
+        </w:numPr>
+        <w:spacing w:after="60" w:line="290"/>
+      </w:pPr>
+      <w:r>
+        <w:rPr>
+          <w:rFonts w:ascii="Microsoft JhengHei" w:cs="Microsoft JhengHei" w:eastAsia="Microsoft JhengHei" w:hAnsi="Microsoft JhengHei"/>
+          <w:sz w:val="21"/>
+          <w:szCs w:val="21"/>
+        </w:rPr>
+        <w:t xml:space="preserve">JMX exporter 的 /metrics 沒有認證:防火牆只開給 Prometheus,或啟用 exporter 的 TLS 與帳密(本案未實測);只匯出告警需要的 MBean。必須有「監控的監控」告警(抓不到 exporter 就告警)。</w:t>
+      </w:r>
+      <w:r>
+        <w:rPr>
+          <w:rFonts w:ascii="Microsoft JhengHei" w:cs="Microsoft JhengHei" w:eastAsia="Microsoft JhengHei" w:hAnsi="Microsoft JhengHei"/>
+          <w:b/>
+          <w:bCs/>
+          <w:color w:val="1F5FA8"/>
+          <w:sz w:val="18"/>
+          <w:szCs w:val="18"/>
+        </w:rPr>
+        <w:t xml:space="preserve">〔本案實測〕</w:t>
+      </w:r>
+    </w:p>
+    <w:p>
+      <w:pPr>
+        <w:pStyle w:val="ListParagraph"/>
+        <w:numPr>
+          <w:ilvl w:val="0"/>
+          <w:numId w:val="2"/>
+        </w:numPr>
+        <w:spacing w:after="60" w:line="290"/>
+      </w:pPr>
+      <w:r>
+        <w:rPr>
+          <w:rFonts w:ascii="Microsoft JhengHei" w:cs="Microsoft JhengHei" w:eastAsia="Microsoft JhengHei" w:hAnsi="Microsoft JhengHei"/>
+          <w:sz w:val="21"/>
+          <w:szCs w:val="21"/>
+        </w:rPr>
+        <w:t xml:space="preserve">實測觸發的告警:URP、under-min-isr、離線分區、active controller 不等於 1、controller 掉線、broker fenced;</w:t>
+      </w:r>
+      <w:r>
+        <w:rPr>
+          <w:rFonts w:ascii="Microsoft JhengHei" w:cs="Microsoft JhengHei" w:eastAsia="Microsoft JhengHei" w:hAnsi="Microsoft JhengHei"/>
+          <w:b/>
+          <w:bCs/>
+          <w:sz w:val="21"/>
+          <w:szCs w:val="21"/>
+        </w:rPr>
+        <w:t xml:space="preserve">沒有觸發過</w:t>
+      </w:r>
+      <w:r>
+        <w:rPr>
+          <w:rFonts w:ascii="Microsoft JhengHei" w:cs="Microsoft JhengHei" w:eastAsia="Microsoft JhengHei" w:hAnsi="Microsoft JhengHei"/>
+          <w:sz w:val="21"/>
+          <w:szCs w:val="21"/>
+        </w:rPr>
+        <w:t xml:space="preserve">的是 unclean leader election;</w:t>
+      </w:r>
+      <w:r>
+        <w:rPr>
+          <w:rFonts w:ascii="Microsoft JhengHei" w:cs="Microsoft JhengHei" w:eastAsia="Microsoft JhengHei" w:hAnsi="Microsoft JhengHei"/>
+          <w:b/>
+          <w:bCs/>
+          <w:sz w:val="21"/>
+          <w:szCs w:val="21"/>
+        </w:rPr>
+        <w:t xml:space="preserve">沒有的指標</w:t>
+      </w:r>
+      <w:r>
+        <w:rPr>
+          <w:rFonts w:ascii="Microsoft JhengHei" w:cs="Microsoft JhengHei" w:eastAsia="Microsoft JhengHei" w:hAnsi="Microsoft JhengHei"/>
+          <w:sz w:val="21"/>
+          <w:szCs w:val="21"/>
+        </w:rPr>
+        <w:t xml:space="preserve">是磁碟用量百分比(要 node_exporter)。</w:t>
+      </w:r>
+      <w:r>
+        <w:rPr>
+          <w:rFonts w:ascii="Microsoft JhengHei" w:cs="Microsoft JhengHei" w:eastAsia="Microsoft JhengHei" w:hAnsi="Microsoft JhengHei"/>
+          <w:b/>
+          <w:bCs/>
+          <w:color w:val="1F5FA8"/>
+          <w:sz w:val="18"/>
+          <w:szCs w:val="18"/>
+        </w:rPr>
+        <w:t xml:space="preserve">〔本案實測〕</w:t>
       </w:r>
     </w:p>
     <w:p>
@@ -31908,7 +32023,7 @@
                 <w:sz w:val="19"/>
                 <w:szCs w:val="19"/>
               </w:rPr>
-              <w:t xml:space="preserve">jmx_exporter 在 VM 的安裝</w:t>
+              <w:t xml:space="preserve">JMX exporter 在 RHEL VM 的安裝(systemd override 載入 agent)</w:t>
             </w:r>
           </w:p>
         </w:tc>
@@ -31940,7 +32055,7 @@
                 <w:sz w:val="19"/>
                 <w:szCs w:val="19"/>
               </w:rPr>
-              <w:t xml:space="preserve">官方步驟沒有找到</w:t>
+              <w:t xml:space="preserve">以容器環境實測過 agent 載入與告警(Lab 22);VM 上的做法官方步驟沒有找到,參數相同但未在 VM 驗證</w:t>
             </w:r>
           </w:p>
         </w:tc>
@@ -33461,6 +33576,108 @@
                 <w:szCs w:val="19"/>
               </w:rPr>
               <w:t xml:space="preserve">3.5.3、4.3</w:t>
+            </w:r>
+          </w:p>
+        </w:tc>
+      </w:tr>
+      <w:tr>
+        <w:trPr>
+          <w:cantSplit/>
+        </w:trPr>
+        <w:tc>
+          <w:tcPr>
+            <w:tcW w:type="dxa" w:w="2784"/>
+            <w:tcBorders>
+              <w:top w:val="single" w:color="BFBFBF" w:sz="4"/>
+              <w:left w:val="single" w:color="BFBFBF" w:sz="4"/>
+              <w:bottom w:val="single" w:color="BFBFBF" w:sz="4"/>
+              <w:right w:val="single" w:color="BFBFBF" w:sz="4"/>
+            </w:tcBorders>
+            <w:shd w:fill="EEF2F7" w:val="clear"/>
+            <w:tcMar>
+              <w:top w:type="dxa" w:w="60"/>
+              <w:left w:type="dxa" w:w="100"/>
+              <w:bottom w:type="dxa" w:w="60"/>
+              <w:right w:type="dxa" w:w="100"/>
+            </w:tcMar>
+          </w:tcPr>
+          <w:p>
+            <w:pPr>
+              <w:spacing w:after="30" w:line="270"/>
+            </w:pPr>
+            <w:r>
+              <w:rPr>
+                <w:rFonts w:ascii="Microsoft JhengHei" w:cs="Microsoft JhengHei" w:eastAsia="Microsoft JhengHei" w:hAnsi="Microsoft JhengHei"/>
+                <w:b/>
+                <w:bCs/>
+                <w:sz w:val="19"/>
+                <w:szCs w:val="19"/>
+              </w:rPr>
+              <w:t xml:space="preserve">平台告警(兩條收集路徑)</w:t>
+            </w:r>
+          </w:p>
+        </w:tc>
+        <w:tc>
+          <w:tcPr>
+            <w:tcW w:type="dxa" w:w="5247"/>
+            <w:tcBorders>
+              <w:top w:val="single" w:color="BFBFBF" w:sz="4"/>
+              <w:left w:val="single" w:color="BFBFBF" w:sz="4"/>
+              <w:bottom w:val="single" w:color="BFBFBF" w:sz="4"/>
+              <w:right w:val="single" w:color="BFBFBF" w:sz="4"/>
+            </w:tcBorders>
+            <w:tcMar>
+              <w:top w:type="dxa" w:w="60"/>
+              <w:left w:type="dxa" w:w="100"/>
+              <w:bottom w:type="dxa" w:w="60"/>
+              <w:right w:type="dxa" w:w="100"/>
+            </w:tcMar>
+          </w:tcPr>
+          <w:p>
+            <w:pPr>
+              <w:spacing w:after="30" w:line="270"/>
+            </w:pPr>
+            <w:r>
+              <w:rPr>
+                <w:rFonts w:ascii="Microsoft JhengHei" w:cs="Microsoft JhengHei" w:eastAsia="Microsoft JhengHei" w:hAnsi="Microsoft JhengHei"/>
+                <w:b w:val="false"/>
+                <w:bCs w:val="false"/>
+                <w:sz w:val="19"/>
+                <w:szCs w:val="19"/>
+              </w:rPr>
+              <w:t xml:space="preserve">URP、離線分區、active controller 等告警實測觸發;telemetry 約 150–250 秒 vs JMX exporter 約 35 秒</w:t>
+            </w:r>
+          </w:p>
+        </w:tc>
+        <w:tc>
+          <w:tcPr>
+            <w:tcW w:type="dxa" w:w="1607"/>
+            <w:tcBorders>
+              <w:top w:val="single" w:color="BFBFBF" w:sz="4"/>
+              <w:left w:val="single" w:color="BFBFBF" w:sz="4"/>
+              <w:bottom w:val="single" w:color="BFBFBF" w:sz="4"/>
+              <w:right w:val="single" w:color="BFBFBF" w:sz="4"/>
+            </w:tcBorders>
+            <w:tcMar>
+              <w:top w:type="dxa" w:w="60"/>
+              <w:left w:type="dxa" w:w="100"/>
+              <w:bottom w:type="dxa" w:w="60"/>
+              <w:right w:type="dxa" w:w="100"/>
+            </w:tcMar>
+          </w:tcPr>
+          <w:p>
+            <w:pPr>
+              <w:spacing w:after="30" w:line="270"/>
+            </w:pPr>
+            <w:r>
+              <w:rPr>
+                <w:rFonts w:ascii="Microsoft JhengHei" w:cs="Microsoft JhengHei" w:eastAsia="Microsoft JhengHei" w:hAnsi="Microsoft JhengHei"/>
+                <w:b w:val="false"/>
+                <w:bCs w:val="false"/>
+                <w:sz w:val="19"/>
+                <w:szCs w:val="19"/>
+              </w:rPr>
+              <w:t xml:space="preserve">4.1</w:t>
             </w:r>
           </w:p>
         </w:tc>

--- a/Confluent-Platform-銀行導入手冊.docx
+++ b/Confluent-Platform-銀行導入手冊.docx
@@ -15958,10 +15958,118 @@
       <w:r>
         <w:rPr>
           <w:rFonts w:ascii="Microsoft JhengHei" w:cs="Microsoft JhengHei" w:eastAsia="Microsoft JhengHei" w:hAnsi="Microsoft JhengHei"/>
+          <w:b/>
+          <w:bCs/>
           <w:sz w:val="21"/>
           <w:szCs w:val="21"/>
         </w:rPr>
-        <w:t xml:space="preserve">JMX exporter 的 /metrics 沒有認證:防火牆只開給 Prometheus,或啟用 exporter 的 TLS 與帳密(本案未實測);只匯出告警需要的 MBean。必須有「監控的監控」告警(抓不到 exporter 就告警)。</w:t>
+        <w:t xml:space="preserve">監控端點要保護</w:t>
+      </w:r>
+      <w:r>
+        <w:rPr>
+          <w:rFonts w:ascii="Microsoft JhengHei" w:cs="Microsoft JhengHei" w:eastAsia="Microsoft JhengHei" w:hAnsi="Microsoft JhengHei"/>
+          <w:sz w:val="21"/>
+          <w:szCs w:val="21"/>
+        </w:rPr>
+        <w:t xml:space="preserve">(Prometheus 官方安全文件與一般企業做法;沒有找到金融業專屬的公開規範,PCI DSS 的對應是通用解讀):(1) 所有端點 TLS,Prometheus 驗證憑證鏈、不跳過驗證;(2) 能 mTLS 就 mTLS,不行才 Basic 帳密,且只跑在 TLS 上;(3) 密碼不寫在設定檔(Prometheus 用 password_file,正式環境由 CyberArk 保管與輪替);(4) 網路層只允許 Prometheus 連 exporter 埠;(5) 要做負面測試(沒有憑證或帳密必須被拒)。</w:t>
+      </w:r>
+      <w:r>
+        <w:rPr>
+          <w:rFonts w:ascii="Microsoft JhengHei" w:cs="Microsoft JhengHei" w:eastAsia="Microsoft JhengHei" w:hAnsi="Microsoft JhengHei"/>
+          <w:b/>
+          <w:bCs/>
+          <w:color w:val="B45309"/>
+          <w:sz w:val="18"/>
+          <w:szCs w:val="18"/>
+        </w:rPr>
+        <w:t xml:space="preserve">〔社群或第三方〕</w:t>
+      </w:r>
+      <w:r>
+        <w:rPr>
+          <w:rFonts w:ascii="Microsoft JhengHei" w:cs="Microsoft JhengHei" w:eastAsia="Microsoft JhengHei" w:hAnsi="Microsoft JhengHei"/>
+          <w:b/>
+          <w:bCs/>
+          <w:color w:val="1F5FA8"/>
+          <w:sz w:val="18"/>
+          <w:szCs w:val="18"/>
+        </w:rPr>
+        <w:t xml:space="preserve">〔本案實測〕</w:t>
+      </w:r>
+    </w:p>
+    <w:p>
+      <w:pPr>
+        <w:pStyle w:val="ListParagraph"/>
+        <w:numPr>
+          <w:ilvl w:val="0"/>
+          <w:numId w:val="2"/>
+        </w:numPr>
+        <w:spacing w:after="60" w:line="290"/>
+      </w:pPr>
+      <w:r>
+        <w:rPr>
+          <w:rFonts w:ascii="Microsoft JhengHei" w:cs="Microsoft JhengHei" w:eastAsia="Microsoft JhengHei" w:hAnsi="Microsoft JhengHei"/>
+          <w:sz w:val="21"/>
+          <w:szCs w:val="21"/>
+        </w:rPr>
+        <w:t xml:space="preserve">本案實測:JMX exporter 1.0.1 只支援 HTTPS + Basic(PBKDF2-HMAC-SHA512),不支援 mTLS,6 個節點都套用;</w:t>
+      </w:r>
+      <w:r>
+        <w:rPr>
+          <w:rFonts w:ascii="Microsoft JhengHei" w:cs="Microsoft JhengHei" w:eastAsia="Microsoft JhengHei" w:hAnsi="Microsoft JhengHei"/>
+          <w:b/>
+          <w:bCs/>
+          <w:sz w:val="21"/>
+          <w:szCs w:val="21"/>
+        </w:rPr>
+        <w:t xml:space="preserve">blackbox exporter 依 URL 參數替人連任意位址、又帶 client 憑證,Prometheus 官方特別警告,所以用 HTTPS + mTLS</w:t>
+      </w:r>
+      <w:r>
+        <w:rPr>
+          <w:rFonts w:ascii="Microsoft JhengHei" w:cs="Microsoft JhengHei" w:eastAsia="Microsoft JhengHei" w:hAnsi="Microsoft JhengHei"/>
+          <w:sz w:val="21"/>
+          <w:szCs w:val="21"/>
+        </w:rPr>
+        <w:t xml:space="preserve">(Prometheus 帶專用 client 憑證)。各元件的 exporter 設定直接用 Confluent 官方 jmx-monitoring-stacks 的檔案,不自己重寫(官方檔每台 broker 約 1 萬 2 千個時間序列,startDelaySeconds 120)。網路層防火牆與密碼輪替未實測。</w:t>
+      </w:r>
+      <w:r>
+        <w:rPr>
+          <w:rFonts w:ascii="Microsoft JhengHei" w:cs="Microsoft JhengHei" w:eastAsia="Microsoft JhengHei" w:hAnsi="Microsoft JhengHei"/>
+          <w:b/>
+          <w:bCs/>
+          <w:color w:val="1F5FA8"/>
+          <w:sz w:val="18"/>
+          <w:szCs w:val="18"/>
+        </w:rPr>
+        <w:t xml:space="preserve">〔本案實測〕</w:t>
+      </w:r>
+      <w:r>
+        <w:rPr>
+          <w:rFonts w:ascii="Microsoft JhengHei" w:cs="Microsoft JhengHei" w:eastAsia="Microsoft JhengHei" w:hAnsi="Microsoft JhengHei"/>
+          <w:b/>
+          <w:bCs/>
+          <w:color w:val="B03A2E"/>
+          <w:sz w:val="18"/>
+          <w:szCs w:val="18"/>
+        </w:rPr>
+        <w:t xml:space="preserve">〔推論,未找到明載〕</w:t>
+      </w:r>
+    </w:p>
+    <w:p>
+      <w:pPr>
+        <w:pStyle w:val="ListParagraph"/>
+        <w:numPr>
+          <w:ilvl w:val="0"/>
+          <w:numId w:val="2"/>
+        </w:numPr>
+        <w:spacing w:after="60" w:line="290"/>
+      </w:pPr>
+      <w:r>
+        <w:rPr>
+          <w:rFonts w:ascii="Microsoft JhengHei" w:cs="Microsoft JhengHei" w:eastAsia="Microsoft JhengHei" w:hAnsi="Microsoft JhengHei"/>
+          <w:sz w:val="21"/>
+          <w:szCs w:val="21"/>
+        </w:rPr>
+        <w:t xml:space="preserve">必須有「監控的監控」告警(抓不到 exporter 就告警)。</w:t>
       </w:r>
       <w:r>
         <w:rPr>
@@ -32055,7 +32163,7 @@
                 <w:sz w:val="19"/>
                 <w:szCs w:val="19"/>
               </w:rPr>
-              <w:t xml:space="preserve">以容器環境實測過 agent 載入與告警(Lab 22);VM 上的做法官方步驟沒有找到,參數相同但未在 VM 驗證</w:t>
+              <w:t xml:space="preserve">以容器環境實測過 agent 載入、告警與端點保護(Lab 22);VM 上的做法官方步驟沒有找到,參數相同但未在 VM 驗證;網路層防火牆限制、exporter 密碼輪替未實測</w:t>
             </w:r>
           </w:p>
         </w:tc>

--- a/Confluent-Platform-銀行導入手冊.docx
+++ b/Confluent-Platform-銀行導入手冊.docx
@@ -18888,6 +18888,35 @@
       <w:r>
         <w:rPr>
           <w:rFonts w:ascii="Microsoft JhengHei" w:cs="Microsoft JhengHei" w:eastAsia="Microsoft JhengHei" w:hAnsi="Microsoft JhengHei"/>
+          <w:b/>
+          <w:bCs/>
+          <w:color w:val="1F5FA8"/>
+          <w:sz w:val="18"/>
+          <w:szCs w:val="18"/>
+        </w:rPr>
+        <w:t xml:space="preserve">〔本案實測〕</w:t>
+      </w:r>
+      <w:r>
+        <w:rPr>
+          <w:rFonts w:ascii="Microsoft JhengHei" w:cs="Microsoft JhengHei" w:eastAsia="Microsoft JhengHei" w:hAnsi="Microsoft JhengHei"/>
+          <w:sz w:val="21"/>
+          <w:szCs w:val="21"/>
+        </w:rPr>
+        <w:t xml:space="preserve"> 本案實測(Lab 24):資料不均(兩台各約 200 MB、第三台 0)時,先存回退檔;`--generate` 的建議只當草稿(起點隨機、不刻意少搬),正式執行審過的計畫;`--execute --throttle` 限速搬家期間背景寫入零失敗,`--verify` 完成時自動移除限速;`--cancel` 讓搬到一半的搬家回到搬家前的副本配置並清除限速;**搬完不跑 `--verify`,broker 與 topic 的 `throttled.*` 設定會殘留**,之後的複製流量被默默限速,要納入巡檢。限速值要依服務延遲逐步調(本案沒有壓測基準,不給數字)。</w:t>
+      </w:r>
+    </w:p>
+    <w:p>
+      <w:pPr>
+        <w:pStyle w:val="ListParagraph"/>
+        <w:numPr>
+          <w:ilvl w:val="0"/>
+          <w:numId w:val="2"/>
+        </w:numPr>
+        <w:spacing w:after="60" w:line="290"/>
+      </w:pPr>
+      <w:r>
+        <w:rPr>
+          <w:rFonts w:ascii="Microsoft JhengHei" w:cs="Microsoft JhengHei" w:eastAsia="Microsoft JhengHei" w:hAnsi="Microsoft JhengHei"/>
           <w:sz w:val="21"/>
           <w:szCs w:val="21"/>
         </w:rPr>
@@ -31884,6 +31913,76 @@
                 <w:szCs w:val="19"/>
               </w:rPr>
               <w:t xml:space="preserve">只有文件整理,未實測</w:t>
+            </w:r>
+          </w:p>
+        </w:tc>
+      </w:tr>
+      <w:tr>
+        <w:trPr>
+          <w:cantSplit/>
+        </w:trPr>
+        <w:tc>
+          <w:tcPr>
+            <w:tcW w:type="dxa" w:w="4284"/>
+            <w:tcBorders>
+              <w:top w:val="single" w:color="BFBFBF" w:sz="4"/>
+              <w:left w:val="single" w:color="BFBFBF" w:sz="4"/>
+              <w:bottom w:val="single" w:color="BFBFBF" w:sz="4"/>
+              <w:right w:val="single" w:color="BFBFBF" w:sz="4"/>
+            </w:tcBorders>
+            <w:shd w:fill="EEF2F7" w:val="clear"/>
+            <w:tcMar>
+              <w:top w:type="dxa" w:w="60"/>
+              <w:left w:type="dxa" w:w="100"/>
+              <w:bottom w:type="dxa" w:w="60"/>
+              <w:right w:type="dxa" w:w="100"/>
+            </w:tcMar>
+          </w:tcPr>
+          <w:p>
+            <w:pPr>
+              <w:spacing w:after="30" w:line="270"/>
+            </w:pPr>
+            <w:r>
+              <w:rPr>
+                <w:rFonts w:ascii="Microsoft JhengHei" w:cs="Microsoft JhengHei" w:eastAsia="Microsoft JhengHei" w:hAnsi="Microsoft JhengHei"/>
+                <w:b/>
+                <w:bCs/>
+                <w:sz w:val="19"/>
+                <w:szCs w:val="19"/>
+              </w:rPr>
+              <w:t xml:space="preserve">分區重新指派的大資料量搬家時間與對服務延遲的影響</w:t>
+            </w:r>
+          </w:p>
+        </w:tc>
+        <w:tc>
+          <w:tcPr>
+            <w:tcW w:type="dxa" w:w="5354"/>
+            <w:tcBorders>
+              <w:top w:val="single" w:color="BFBFBF" w:sz="4"/>
+              <w:left w:val="single" w:color="BFBFBF" w:sz="4"/>
+              <w:bottom w:val="single" w:color="BFBFBF" w:sz="4"/>
+              <w:right w:val="single" w:color="BFBFBF" w:sz="4"/>
+            </w:tcBorders>
+            <w:tcMar>
+              <w:top w:type="dxa" w:w="60"/>
+              <w:left w:type="dxa" w:w="100"/>
+              <w:bottom w:type="dxa" w:w="60"/>
+              <w:right w:type="dxa" w:w="100"/>
+            </w:tcMar>
+          </w:tcPr>
+          <w:p>
+            <w:pPr>
+              <w:spacing w:after="30" w:line="270"/>
+            </w:pPr>
+            <w:r>
+              <w:rPr>
+                <w:rFonts w:ascii="Microsoft JhengHei" w:cs="Microsoft JhengHei" w:eastAsia="Microsoft JhengHei" w:hAnsi="Microsoft JhengHei"/>
+                <w:b w:val="false"/>
+                <w:bCs w:val="false"/>
+                <w:sz w:val="19"/>
+                <w:szCs w:val="19"/>
+              </w:rPr>
+              <w:t xml:space="preserve">以 200 MB、限速 4 MB/s 在容器環境實測流程(Lab 24);數百 GB 的搬家時間、延遲影響、新增第 4 台 broker 後的搬家未實測</w:t>
             </w:r>
           </w:p>
         </w:tc>

--- a/Confluent-Platform-銀行導入手冊.docx
+++ b/Confluent-Platform-銀行導入手冊.docx
@@ -23516,6 +23516,48 @@
         </w:tc>
       </w:tr>
     </w:tbl>
+    <w:p>
+      <w:pPr>
+        <w:spacing w:after="100" w:line="300"/>
+      </w:pPr>
+      <w:r>
+        <w:rPr>
+          <w:rFonts w:ascii="Microsoft JhengHei" w:cs="Microsoft JhengHei" w:eastAsia="Microsoft JhengHei" w:hAnsi="Microsoft JhengHei"/>
+          <w:b/>
+          <w:bCs/>
+          <w:color w:val="1F5FA8"/>
+          <w:sz w:val="18"/>
+          <w:szCs w:val="18"/>
+        </w:rPr>
+        <w:t xml:space="preserve">〔本案實測〕</w:t>
+      </w:r>
+      <w:r>
+        <w:rPr>
+          <w:rFonts w:ascii="Microsoft JhengHei" w:cs="Microsoft JhengHei" w:eastAsia="Microsoft JhengHei" w:hAnsi="Microsoft JhengHei"/>
+          <w:sz w:val="21"/>
+          <w:szCs w:val="21"/>
+        </w:rPr>
+        <w:t xml:space="preserve"> 本案實測(Lab 25,Java 單檔程式,HA 環境):(1)broker 暫停 5 秒造成逾時重送,</w:t>
+      </w:r>
+      <w:r>
+        <w:rPr>
+          <w:rFonts w:ascii="Microsoft JhengHei" w:cs="Microsoft JhengHei" w:eastAsia="Microsoft JhengHei" w:hAnsi="Microsoft JhengHei"/>
+          <w:b/>
+          <w:bCs/>
+          <w:sz w:val="21"/>
+          <w:szCs w:val="21"/>
+        </w:rPr>
+        <w:t xml:space="preserve">明設關閉冪等</w:t>
+      </w:r>
+      <w:r>
+        <w:rPr>
+          <w:rFonts w:ascii="Microsoft JhengHei" w:cs="Microsoft JhengHei" w:eastAsia="Microsoft JhengHei" w:hAnsi="Microsoft JhengHei"/>
+          <w:sz w:val="21"/>
+          <w:szCs w:val="21"/>
+        </w:rPr>
+        <w:t xml:space="preserve">時 1500 筆變 1505(5 筆重複),開啟冪等為 0 重複(預設本來就是開啟,不要手動關);(2)手動提交的 consumer 在處理後、提交前當機,重啟後同一批 100 筆被再處理一次,所以處理必須能容許重複;(3)新成員加入時 eager(Range)收回全部 6 個分區,cooperative 只收回要換人的 3 個;(4)成員滾動重啟時,動態成員讓其他成員多經歷兩次 rebalance,靜態成員(`group.instance.id`)在 session timeout 內重啟為 0 次;(5)交易 abort 的訊息仍寫在 log,`read_committed` 看不到、`read_uncommitted` 看得到。程式用 super user 身分以便專注行為,正式應用請用自己的身分與最小權限。</w:t>
+      </w:r>
+    </w:p>
     <w:p>
       <w:pPr>
         <w:spacing w:after="100" w:line="300"/>

--- a/Confluent-Platform-銀行導入手冊.docx
+++ b/Confluent-Platform-銀行導入手冊.docx
@@ -16160,6 +16160,175 @@
       <w:r>
         <w:rPr>
           <w:rFonts w:ascii="Microsoft JhengHei" w:cs="Microsoft JhengHei" w:eastAsia="Microsoft JhengHei" w:hAnsi="Microsoft JhengHei"/>
+          <w:b/>
+          <w:bCs/>
+          <w:color w:val="1F5FA8"/>
+          <w:sz w:val="18"/>
+          <w:szCs w:val="18"/>
+        </w:rPr>
+        <w:t xml:space="preserve">〔本案實測〕</w:t>
+      </w:r>
+      <w:r>
+        <w:rPr>
+          <w:rFonts w:ascii="Microsoft JhengHei" w:cs="Microsoft JhengHei" w:eastAsia="Microsoft JhengHei" w:hAnsi="Microsoft JhengHei"/>
+          <w:sz w:val="21"/>
+          <w:szCs w:val="21"/>
+        </w:rPr>
+        <w:t xml:space="preserve"> </w:t>
+      </w:r>
+      <w:r>
+        <w:rPr>
+          <w:rFonts w:ascii="Microsoft JhengHei" w:cs="Microsoft JhengHei" w:eastAsia="Microsoft JhengHei" w:hAnsi="Microsoft JhengHei"/>
+          <w:b/>
+          <w:bCs/>
+          <w:sz w:val="21"/>
+          <w:szCs w:val="21"/>
+        </w:rPr>
+        <w:t xml:space="preserve">Grafana 全元件儀表板(Lab 26)</w:t>
+      </w:r>
+      <w:r>
+        <w:rPr>
+          <w:rFonts w:ascii="Microsoft JhengHei" w:cs="Microsoft JhengHei" w:eastAsia="Microsoft JhengHei" w:hAnsi="Microsoft JhengHei"/>
+          <w:sz w:val="21"/>
+          <w:szCs w:val="21"/>
+        </w:rPr>
+        <w:t xml:space="preserve">:C3 只看 broker 與 controller,Grafana 可涵蓋全部。本案把 Grafana 接上 Prometheus,匯入 Confluent 官方 jmx-monitoring-stacks 的 KRaft 儀表板(固定 commit、校驗 SHA-256、不改內容);為了讓官方查詢對得上,抓取 job 用官方慣例的 `kafka-broker`、`kafka-controller` 與 `env` 標籤。</w:t>
+      </w:r>
+      <w:r>
+        <w:rPr>
+          <w:rFonts w:ascii="Microsoft JhengHei" w:cs="Microsoft JhengHei" w:eastAsia="Microsoft JhengHei" w:hAnsi="Microsoft JhengHei"/>
+          <w:b/>
+          <w:bCs/>
+          <w:sz w:val="21"/>
+          <w:szCs w:val="21"/>
+        </w:rPr>
+        <w:t xml:space="preserve">匯入成功不等於有資料</w:t>
+      </w:r>
+      <w:r>
+        <w:rPr>
+          <w:rFonts w:ascii="Microsoft JhengHei" w:cs="Microsoft JhengHei" w:eastAsia="Microsoft JhengHei" w:hAnsi="Microsoft JhengHei"/>
+          <w:sz w:val="21"/>
+          <w:szCs w:val="21"/>
+        </w:rPr>
+        <w:t xml:space="preserve">:實測 150 個查詢中約 108 個有資料,沒資料的是環境沒有的功能(Tiered Storage、Schema Registry、Connect)、KRaft 下 offline partitions 在 controller 而儀表板查 broker、JMX exporter 1.x 的指標命名與儀表板不同(例如 `jvm_memory_bytes_max`),以及官方設定在本環境沒有輸出的 raft、socket-server、auth-store 指標(原因未深入查,導入時要再確認)。Grafana 本身:HTTPS、AD(LDAPS)登入並以群組對映角色、本機 admin 只留 break-glass、資料來源用只讀帳號、儀表板由檔案載入不可在畫面上改。</w:t>
+      </w:r>
+    </w:p>
+    <w:p>
+      <w:pPr>
+        <w:pStyle w:val="ListParagraph"/>
+        <w:numPr>
+          <w:ilvl w:val="0"/>
+          <w:numId w:val="2"/>
+        </w:numPr>
+        <w:spacing w:after="60" w:line="290"/>
+      </w:pPr>
+      <w:r>
+        <w:rPr>
+          <w:rFonts w:ascii="Microsoft JhengHei" w:cs="Microsoft JhengHei" w:eastAsia="Microsoft JhengHei" w:hAnsi="Microsoft JhengHei"/>
+          <w:b/>
+          <w:bCs/>
+          <w:color w:val="1F5FA8"/>
+          <w:sz w:val="18"/>
+          <w:szCs w:val="18"/>
+        </w:rPr>
+        <w:t xml:space="preserve">〔本案實測〕</w:t>
+      </w:r>
+      <w:r>
+        <w:rPr>
+          <w:rFonts w:ascii="Microsoft JhengHei" w:cs="Microsoft JhengHei" w:eastAsia="Microsoft JhengHei" w:hAnsi="Microsoft JhengHei"/>
+          <w:sz w:val="21"/>
+          <w:szCs w:val="21"/>
+        </w:rPr>
+        <w:t xml:space="preserve"> 補上 Lab 22 缺的兩類指標:</w:t>
+      </w:r>
+      <w:r>
+        <w:rPr>
+          <w:rFonts w:ascii="Microsoft JhengHei" w:cs="Microsoft JhengHei" w:eastAsia="Microsoft JhengHei" w:hAnsi="Microsoft JhengHei"/>
+          <w:b/>
+          <w:bCs/>
+          <w:sz w:val="21"/>
+          <w:szCs w:val="21"/>
+        </w:rPr>
+        <w:t xml:space="preserve">node_exporter</w:t>
+      </w:r>
+      <w:r>
+        <w:rPr>
+          <w:rFonts w:ascii="Microsoft JhengHei" w:cs="Microsoft JhengHei" w:eastAsia="Microsoft JhengHei" w:hAnsi="Microsoft JhengHei"/>
+          <w:sz w:val="21"/>
+          <w:szCs w:val="21"/>
+        </w:rPr>
+        <w:t xml:space="preserve">(Prometheus 官方,磁碟用量等主機指標,mTLS 保護)與 </w:t>
+      </w:r>
+      <w:r>
+        <w:rPr>
+          <w:rFonts w:ascii="Microsoft JhengHei" w:cs="Microsoft JhengHei" w:eastAsia="Microsoft JhengHei" w:hAnsi="Microsoft JhengHei"/>
+          <w:b/>
+          <w:bCs/>
+          <w:sz w:val="21"/>
+          <w:szCs w:val="21"/>
+        </w:rPr>
+        <w:t xml:space="preserve">kafka_exporter</w:t>
+      </w:r>
+      <w:r>
+        <w:rPr>
+          <w:rFonts w:ascii="Microsoft JhengHei" w:cs="Microsoft JhengHei" w:eastAsia="Microsoft JhengHei" w:hAnsi="Microsoft JhengHei"/>
+          <w:sz w:val="21"/>
+          <w:szCs w:val="21"/>
+        </w:rPr>
+        <w:t xml:space="preserve">(社群專案 danielqsj,consumer lag;自己的網頁走 mTLS,連 Kafka 用專屬 SCRAM 帳號加只有 Describe 的 ACL——實測看得到 topic、group、offset,讀訊息被拒)。consumer 落後 4000 筆時 lag 告警約 3 分鐘觸發、追上後解除;告警門檻是範例值。磁碟告警只驗證規則已載入,沒有實際塞滿磁碟觸發。</w:t>
+      </w:r>
+      <w:r>
+        <w:rPr>
+          <w:rFonts w:ascii="Microsoft JhengHei" w:cs="Microsoft JhengHei" w:eastAsia="Microsoft JhengHei" w:hAnsi="Microsoft JhengHei"/>
+          <w:b/>
+          <w:bCs/>
+          <w:color w:val="B45309"/>
+          <w:sz w:val="18"/>
+          <w:szCs w:val="18"/>
+        </w:rPr>
+        <w:t xml:space="preserve">〔社群或第三方〕</w:t>
+      </w:r>
+    </w:p>
+    <w:p>
+      <w:pPr>
+        <w:pStyle w:val="ListParagraph"/>
+        <w:numPr>
+          <w:ilvl w:val="0"/>
+          <w:numId w:val="2"/>
+        </w:numPr>
+        <w:spacing w:after="60" w:line="290"/>
+      </w:pPr>
+      <w:r>
+        <w:rPr>
+          <w:rFonts w:ascii="Microsoft JhengHei" w:cs="Microsoft JhengHei" w:eastAsia="Microsoft JhengHei" w:hAnsi="Microsoft JhengHei"/>
+          <w:b/>
+          <w:bCs/>
+          <w:sz w:val="21"/>
+          <w:szCs w:val="21"/>
+        </w:rPr>
+        <w:t xml:space="preserve">日誌與追蹤</w:t>
+      </w:r>
+      <w:r>
+        <w:rPr>
+          <w:rFonts w:ascii="Microsoft JhengHei" w:cs="Microsoft JhengHei" w:eastAsia="Microsoft JhengHei" w:hAnsi="Microsoft JhengHei"/>
+          <w:sz w:val="21"/>
+          <w:szCs w:val="21"/>
+        </w:rPr>
+        <w:t xml:space="preserve">(Loki、Tempo、OpenTelemetry Collector 並以 Kafka 當傳輸緩衝)規劃於 Lab 27,尚未驗證。</w:t>
+      </w:r>
+    </w:p>
+    <w:p>
+      <w:pPr>
+        <w:pStyle w:val="ListParagraph"/>
+        <w:numPr>
+          <w:ilvl w:val="0"/>
+          <w:numId w:val="2"/>
+        </w:numPr>
+        <w:spacing w:after="60" w:line="290"/>
+      </w:pPr>
+      <w:r>
+        <w:rPr>
+          <w:rFonts w:ascii="Microsoft JhengHei" w:cs="Microsoft JhengHei" w:eastAsia="Microsoft JhengHei" w:hAnsi="Microsoft JhengHei"/>
           <w:sz w:val="21"/>
           <w:szCs w:val="21"/>
         </w:rPr>
@@ -31955,6 +32124,76 @@
                 <w:szCs w:val="19"/>
               </w:rPr>
               <w:t xml:space="preserve">只有文件整理,未實測</w:t>
+            </w:r>
+          </w:p>
+        </w:tc>
+      </w:tr>
+      <w:tr>
+        <w:trPr>
+          <w:cantSplit/>
+        </w:trPr>
+        <w:tc>
+          <w:tcPr>
+            <w:tcW w:type="dxa" w:w="4284"/>
+            <w:tcBorders>
+              <w:top w:val="single" w:color="BFBFBF" w:sz="4"/>
+              <w:left w:val="single" w:color="BFBFBF" w:sz="4"/>
+              <w:bottom w:val="single" w:color="BFBFBF" w:sz="4"/>
+              <w:right w:val="single" w:color="BFBFBF" w:sz="4"/>
+            </w:tcBorders>
+            <w:shd w:fill="EEF2F7" w:val="clear"/>
+            <w:tcMar>
+              <w:top w:type="dxa" w:w="60"/>
+              <w:left w:type="dxa" w:w="100"/>
+              <w:bottom w:type="dxa" w:w="60"/>
+              <w:right w:type="dxa" w:w="100"/>
+            </w:tcMar>
+          </w:tcPr>
+          <w:p>
+            <w:pPr>
+              <w:spacing w:after="30" w:line="270"/>
+            </w:pPr>
+            <w:r>
+              <w:rPr>
+                <w:rFonts w:ascii="Microsoft JhengHei" w:cs="Microsoft JhengHei" w:eastAsia="Microsoft JhengHei" w:hAnsi="Microsoft JhengHei"/>
+                <w:b/>
+                <w:bCs/>
+                <w:sz w:val="19"/>
+                <w:szCs w:val="19"/>
+              </w:rPr>
+              <w:t xml:space="preserve">Grafana 全元件監控(Lab 26)</w:t>
+            </w:r>
+          </w:p>
+        </w:tc>
+        <w:tc>
+          <w:tcPr>
+            <w:tcW w:type="dxa" w:w="5354"/>
+            <w:tcBorders>
+              <w:top w:val="single" w:color="BFBFBF" w:sz="4"/>
+              <w:left w:val="single" w:color="BFBFBF" w:sz="4"/>
+              <w:bottom w:val="single" w:color="BFBFBF" w:sz="4"/>
+              <w:right w:val="single" w:color="BFBFBF" w:sz="4"/>
+            </w:tcBorders>
+            <w:tcMar>
+              <w:top w:type="dxa" w:w="60"/>
+              <w:left w:type="dxa" w:w="100"/>
+              <w:bottom w:type="dxa" w:w="60"/>
+              <w:right w:type="dxa" w:w="100"/>
+            </w:tcMar>
+          </w:tcPr>
+          <w:p>
+            <w:pPr>
+              <w:spacing w:after="30" w:line="270"/>
+            </w:pPr>
+            <w:r>
+              <w:rPr>
+                <w:rFonts w:ascii="Microsoft JhengHei" w:cs="Microsoft JhengHei" w:eastAsia="Microsoft JhengHei" w:hAnsi="Microsoft JhengHei"/>
+                <w:b w:val="false"/>
+                <w:bCs w:val="false"/>
+                <w:sz w:val="19"/>
+                <w:szCs w:val="19"/>
+              </w:rPr>
+              <w:t xml:space="preserve">已實測:官方 KRaft 儀表板 150 個查詢約 108 個有資料(107 到 108,隨環境略有出入)、node_exporter 與 kafka_exporter、AD 登入;未測:磁碟告警實際觸發、Grafana 高可用與外部資料庫、Grafana 告警(本案告警走 Prometheus)、raft 與 socket-server 指標缺漏的原因</w:t>
             </w:r>
           </w:p>
         </w:tc>

--- a/Confluent-Platform-銀行導入手冊.docx
+++ b/Confluent-Platform-銀行導入手冊.docx
@@ -16287,6 +16287,71 @@
           <w:szCs w:val="18"/>
         </w:rPr>
         <w:t xml:space="preserve">〔社群或第三方〕</w:t>
+      </w:r>
+    </w:p>
+    <w:p>
+      <w:pPr>
+        <w:pStyle w:val="ListParagraph"/>
+        <w:numPr>
+          <w:ilvl w:val="0"/>
+          <w:numId w:val="2"/>
+        </w:numPr>
+        <w:spacing w:after="60" w:line="290"/>
+      </w:pPr>
+      <w:r>
+        <w:rPr>
+          <w:rFonts w:ascii="Microsoft JhengHei" w:cs="Microsoft JhengHei" w:eastAsia="Microsoft JhengHei" w:hAnsi="Microsoft JhengHei"/>
+          <w:b/>
+          <w:bCs/>
+          <w:color w:val="1F5FA8"/>
+          <w:sz w:val="18"/>
+          <w:szCs w:val="18"/>
+        </w:rPr>
+        <w:t xml:space="preserve">〔本案實測〕</w:t>
+      </w:r>
+      <w:r>
+        <w:rPr>
+          <w:rFonts w:ascii="Microsoft JhengHei" w:cs="Microsoft JhengHei" w:eastAsia="Microsoft JhengHei" w:hAnsi="Microsoft JhengHei"/>
+          <w:sz w:val="21"/>
+          <w:szCs w:val="21"/>
+        </w:rPr>
+        <w:t xml:space="preserve"> </w:t>
+      </w:r>
+      <w:r>
+        <w:rPr>
+          <w:rFonts w:ascii="Microsoft JhengHei" w:cs="Microsoft JhengHei" w:eastAsia="Microsoft JhengHei" w:hAnsi="Microsoft JhengHei"/>
+          <w:b/>
+          <w:bCs/>
+          <w:sz w:val="21"/>
+          <w:szCs w:val="21"/>
+        </w:rPr>
+        <w:t xml:space="preserve">日誌與追蹤經 Kafka(Lab 27)</w:t>
+      </w:r>
+      <w:r>
+        <w:rPr>
+          <w:rFonts w:ascii="Microsoft JhengHei" w:cs="Microsoft JhengHei" w:eastAsia="Microsoft JhengHei" w:hAnsi="Microsoft JhengHei"/>
+          <w:sz w:val="21"/>
+          <w:szCs w:val="21"/>
+        </w:rPr>
+        <w:t xml:space="preserve">:平台日誌與應用程式 trace 先寫進 Kafka(otel-logs、otel-traces),再由 Grafana Alloy 讀出送進 Loki 與 Tempo(兩者皆 mTLS)。實測:Loki 停機約 1 分鐘,容器日誌 980 行 = Loki 980 行,一筆不少——Kafka 當緩衝讓下游可以維護,保留期(本案 6 小時,範例值)是可停機的上限,Alloy 的 consumer lag 要監控;OpenTelemetry Java agent 不改程式碼,trace context 隨訊息標頭傳遞,一個 trace 串起 producer 與 consumer(agent 在 `java 檔名.java` 方式下要明確啟用);稽核 topic 也進 Loki 供同一處查詢。寫與讀用不同的 SCRAM 帳號、各自最小 ACL。</w:t>
+      </w:r>
+      <w:r>
+        <w:rPr>
+          <w:rFonts w:ascii="Microsoft JhengHei" w:cs="Microsoft JhengHei" w:eastAsia="Microsoft JhengHei" w:hAnsi="Microsoft JhengHei"/>
+          <w:b/>
+          <w:bCs/>
+          <w:sz w:val="21"/>
+          <w:szCs w:val="21"/>
+        </w:rPr>
+        <w:t xml:space="preserve">未驗證</w:t>
+      </w:r>
+      <w:r>
+        <w:rPr>
+          <w:rFonts w:ascii="Microsoft JhengHei" w:cs="Microsoft JhengHei" w:eastAsia="Microsoft JhengHei" w:hAnsi="Microsoft JhengHei"/>
+          <w:sz w:val="21"/>
+          <w:szCs w:val="21"/>
+        </w:rPr>
+        <w:t xml:space="preserve">:Loki / Tempo 高可用與物件儲存、取樣與脫敏、Loki 的存取控制與不可竄改(Loki 本身沒有 RBAC)、Alloy 高可用。</w:t>
       </w:r>
     </w:p>
     <w:p>

--- a/Confluent-Platform-銀行導入手冊.docx
+++ b/Confluent-Platform-銀行導入手冊.docx
@@ -24731,6 +24731,84 @@
           <w:szCs w:val="21"/>
         </w:rPr>
         <w:t xml:space="preserve"> Schema CI/CD(Maven 或 Gradle plugin)的官方頁面沒有找到。</w:t>
+      </w:r>
+    </w:p>
+    <w:p>
+      <w:pPr>
+        <w:spacing w:after="100" w:line="300"/>
+      </w:pPr>
+      <w:r>
+        <w:rPr>
+          <w:rFonts w:ascii="Microsoft JhengHei" w:cs="Microsoft JhengHei" w:eastAsia="Microsoft JhengHei" w:hAnsi="Microsoft JhengHei"/>
+          <w:b/>
+          <w:bCs/>
+          <w:color w:val="1F5FA8"/>
+          <w:sz w:val="18"/>
+          <w:szCs w:val="18"/>
+        </w:rPr>
+        <w:t xml:space="preserve">〔本案實測〕</w:t>
+      </w:r>
+      <w:r>
+        <w:rPr>
+          <w:rFonts w:ascii="Microsoft JhengHei" w:cs="Microsoft JhengHei" w:eastAsia="Microsoft JhengHei" w:hAnsi="Microsoft JhengHei"/>
+          <w:sz w:val="21"/>
+          <w:szCs w:val="21"/>
+        </w:rPr>
+        <w:t xml:space="preserve"> 本案實測(Lab 28):(1)BACKWARD 下加有預設值的欄位通過,加必填欄位與改型別回 409 且訊息指出欄位;註冊前可用相容性檢查 API。(2)同樣三種改法(加預設欄位 / 刪欄位 / 加必填欄位)在 BACKWARD、FORWARD、FULL 下結果不同,對應升級順序。(3)</w:t>
+      </w:r>
+      <w:r>
+        <w:rPr>
+          <w:rFonts w:ascii="Microsoft JhengHei" w:cs="Microsoft JhengHei" w:eastAsia="Microsoft JhengHei" w:hAnsi="Microsoft JhengHei"/>
+          <w:b/>
+          <w:bCs/>
+          <w:sz w:val="21"/>
+          <w:szCs w:val="21"/>
+        </w:rPr>
+        <w:t xml:space="preserve">非 transitive 模式只比最新版</w:t>
+      </w:r>
+      <w:r>
+        <w:rPr>
+          <w:rFonts w:ascii="Microsoft JhengHei" w:cs="Microsoft JhengHei" w:eastAsia="Microsoft JhengHei" w:hAnsi="Microsoft JhengHei"/>
+          <w:sz w:val="21"/>
+          <w:szCs w:val="21"/>
+        </w:rPr>
+        <w:t xml:space="preserve">:v1={id}、v2 加有預設值的 a、v3 把 a 改必填,BACKWARD 說可以、BACKWARD_TRANSITIVE 說不行;檢查要用 `/compatibility/subjects/&lt;s&gt;/versions`(不加 `/latest`),加了 `/latest` 即使 TRANSITIVE 也只比最新版。topic 會被重播的場合用 TRANSITIVE。(4)授權擋是 403、相容性擋是 409,兩道獨立關卡。(5)</w:t>
+      </w:r>
+      <w:r>
+        <w:rPr>
+          <w:rFonts w:ascii="Microsoft JhengHei" w:cs="Microsoft JhengHei" w:eastAsia="Microsoft JhengHei" w:hAnsi="Microsoft JhengHei"/>
+          <w:b/>
+          <w:bCs/>
+          <w:sz w:val="21"/>
+          <w:szCs w:val="21"/>
+        </w:rPr>
+        <w:t xml:space="preserve">RecordNameStrategy 讓 subject 變成記錄全名</w:t>
+      </w:r>
+      <w:r>
+        <w:rPr>
+          <w:rFonts w:ascii="Microsoft JhengHei" w:cs="Microsoft JhengHei" w:eastAsia="Microsoft JhengHei" w:hAnsi="Microsoft JhengHei"/>
+          <w:sz w:val="21"/>
+          <w:szCs w:val="21"/>
+        </w:rPr>
+        <w:t xml:space="preserve">(`demo.Order`),按 `orders.` 前綴授權就失效(producer 啟動註冊被 403),選它要重新設計 subject 授權。(6)資料契約 CEL 規則(`message.amount &gt;= 0`)在本環境可註冊與執行,amount=-5 在序列化時被擋(Rule failed);</w:t>
+      </w:r>
+      <w:r>
+        <w:rPr>
+          <w:rFonts w:ascii="Microsoft JhengHei" w:cs="Microsoft JhengHei" w:eastAsia="Microsoft JhengHei" w:hAnsi="Microsoft JhengHei"/>
+          <w:b/>
+          <w:bCs/>
+          <w:sz w:val="21"/>
+          <w:szCs w:val="21"/>
+        </w:rPr>
+        <w:t xml:space="preserve">規則由 client 端序列化器執行,不是 broker 強制</w:t>
+      </w:r>
+      <w:r>
+        <w:rPr>
+          <w:rFonts w:ascii="Microsoft JhengHei" w:cs="Microsoft JhengHei" w:eastAsia="Microsoft JhengHei" w:hAnsi="Microsoft JhengHei"/>
+          <w:sz w:val="21"/>
+          <w:szCs w:val="21"/>
+        </w:rPr>
+        <w:t xml:space="preserve">,繞過序列化器就繞過規則;規則所需授權範圍要向 Confluent 確認(本環境為試用授權)。未驗證:消費端規則與 DLQ、migration rules、Protobuf / JSON Schema、CI 外掛、Schema Linking。</w:t>
       </w:r>
     </w:p>
     <w:p>

--- a/Confluent-Platform-銀行導入手冊.docx
+++ b/Confluent-Platform-銀行導入手冊.docx
@@ -26082,6 +26082,143 @@
           <w:szCs w:val="18"/>
         </w:rPr>
         <w:t xml:space="preserve">〔官方文件〕</w:t>
+      </w:r>
+    </w:p>
+    <w:p>
+      <w:pPr>
+        <w:pStyle w:val="ListParagraph"/>
+        <w:numPr>
+          <w:ilvl w:val="0"/>
+          <w:numId w:val="2"/>
+        </w:numPr>
+        <w:spacing w:after="60" w:line="290"/>
+      </w:pPr>
+      <w:r>
+        <w:rPr>
+          <w:rFonts w:ascii="Microsoft JhengHei" w:cs="Microsoft JhengHei" w:eastAsia="Microsoft JhengHei" w:hAnsi="Microsoft JhengHei"/>
+          <w:b/>
+          <w:bCs/>
+          <w:color w:val="1F5FA8"/>
+          <w:sz w:val="18"/>
+          <w:szCs w:val="18"/>
+        </w:rPr>
+        <w:t xml:space="preserve">〔本案實測〕</w:t>
+      </w:r>
+      <w:r>
+        <w:rPr>
+          <w:rFonts w:ascii="Microsoft JhengHei" w:cs="Microsoft JhengHei" w:eastAsia="Microsoft JhengHei" w:hAnsi="Microsoft JhengHei"/>
+          <w:sz w:val="21"/>
+          <w:szCs w:val="21"/>
+        </w:rPr>
+        <w:t xml:space="preserve"> 本案實測(Lab 29,單一 worker):(1)RBAC:REST 走 HTTPS,認證用 AD 帳密,授權依 AD 群組與連接器名稱(Connector 是 MDS 的資源);沒有權限的使用者列出連接器得到</w:t>
+      </w:r>
+      <w:r>
+        <w:rPr>
+          <w:rFonts w:ascii="Microsoft JhengHei" w:cs="Microsoft JhengHei" w:eastAsia="Microsoft JhengHei" w:hAnsi="Microsoft JhengHei"/>
+          <w:b/>
+          <w:bCs/>
+          <w:sz w:val="21"/>
+          <w:szCs w:val="21"/>
+        </w:rPr>
+        <w:t xml:space="preserve">空清單</w:t>
+      </w:r>
+      <w:r>
+        <w:rPr>
+          <w:rFonts w:ascii="Microsoft JhengHei" w:cs="Microsoft JhengHei" w:eastAsia="Microsoft JhengHei" w:hAnsi="Microsoft JhengHei"/>
+          <w:sz w:val="21"/>
+          <w:szCs w:val="21"/>
+        </w:rPr>
+        <w:t xml:space="preserve">(名稱不洩漏)、建立與讀取回 403;連接器</w:t>
+      </w:r>
+      <w:r>
+        <w:rPr>
+          <w:rFonts w:ascii="Microsoft JhengHei" w:cs="Microsoft JhengHei" w:eastAsia="Microsoft JhengHei" w:hAnsi="Microsoft JhengHei"/>
+          <w:b/>
+          <w:bCs/>
+          <w:sz w:val="21"/>
+          <w:szCs w:val="21"/>
+        </w:rPr>
+        <w:t xml:space="preserve">命名規則</w:t>
+      </w:r>
+      <w:r>
+        <w:rPr>
+          <w:rFonts w:ascii="Microsoft JhengHei" w:cs="Microsoft JhengHei" w:eastAsia="Microsoft JhengHei" w:hAnsi="Microsoft JhengHei"/>
+          <w:sz w:val="21"/>
+          <w:szCs w:val="21"/>
+        </w:rPr>
+        <w:t xml:space="preserve">因此是授權設計的一部分。worker 用 client 憑證換 token,只拿自己內部 topic(`connect-` 前綴)與 group 的 ResourceOwner 加 SecurityAdmin。(2)</w:t>
+      </w:r>
+      <w:r>
+        <w:rPr>
+          <w:rFonts w:ascii="Microsoft JhengHei" w:cs="Microsoft JhengHei" w:eastAsia="Microsoft JhengHei" w:hAnsi="Microsoft JhengHei"/>
+          <w:b/>
+          <w:bCs/>
+          <w:sz w:val="21"/>
+          <w:szCs w:val="21"/>
+        </w:rPr>
+        <w:t xml:space="preserve">每個連接器用自己的 AD 服務帳號</w:t>
+      </w:r>
+      <w:r>
+        <w:rPr>
+          <w:rFonts w:ascii="Microsoft JhengHei" w:cs="Microsoft JhengHei" w:eastAsia="Microsoft JhengHei" w:hAnsi="Microsoft JhengHei"/>
+          <w:sz w:val="21"/>
+          <w:szCs w:val="21"/>
+        </w:rPr>
+        <w:t xml:space="preserve">(`connector.client.config.override.policy=All`,consumer、producer、admin 三種客戶端都要覆寫),只開自己的 topic、group(`connect-&lt;連接器名稱&gt;`)與 DLQ;用 worker 身分或讀沒授權的 topic 都得到 TopicAuthorizationException——worker 本身刻意不給資料 topic 的讀取權。(3)DLQ:預設 `errors.tolerance=none` 遇第一筆壞資料 task 就 FAILED;`all` 加 DLQ 且 `context.headers.enable=true` 時好的照寫、壞的進 DLQ 並附失敗階段與例外;</w:t>
+      </w:r>
+      <w:r>
+        <w:rPr>
+          <w:rFonts w:ascii="Microsoft JhengHei" w:cs="Microsoft JhengHei" w:eastAsia="Microsoft JhengHei" w:hAnsi="Microsoft JhengHei"/>
+          <w:b/>
+          <w:bCs/>
+          <w:sz w:val="21"/>
+          <w:szCs w:val="21"/>
+        </w:rPr>
+        <w:t xml:space="preserve">DLQ 要有告警</w:t>
+      </w:r>
+      <w:r>
+        <w:rPr>
+          <w:rFonts w:ascii="Microsoft JhengHei" w:cs="Microsoft JhengHei" w:eastAsia="Microsoft JhengHei" w:hAnsi="Microsoft JhengHei"/>
+          <w:sz w:val="21"/>
+          <w:szCs w:val="21"/>
+        </w:rPr>
+        <w:t xml:space="preserve">,否則整批壞資料也會悄悄通過;DLQ 訊息含原始資料,讀取權限比照原 topic。(4)</w:t>
+      </w:r>
+      <w:r>
+        <w:rPr>
+          <w:rFonts w:ascii="Microsoft JhengHei" w:cs="Microsoft JhengHei" w:eastAsia="Microsoft JhengHei" w:hAnsi="Microsoft JhengHei"/>
+          <w:b/>
+          <w:bCs/>
+          <w:sz w:val="21"/>
+          <w:szCs w:val="21"/>
+        </w:rPr>
+        <w:t xml:space="preserve">密碼不要寫進連接器設定</w:t>
+      </w:r>
+      <w:r>
+        <w:rPr>
+          <w:rFonts w:ascii="Microsoft JhengHei" w:cs="Microsoft JhengHei" w:eastAsia="Microsoft JhengHei" w:hAnsi="Microsoft JhengHei"/>
+          <w:sz w:val="21"/>
+          <w:szCs w:val="21"/>
+        </w:rPr>
+        <w:t xml:space="preserve">:設定存在 `connect-configs` topic,實測直接寫的密碼在該 topic 是明文(REST 對標示為密碼的設定會遮罩,topic 沒有);用 `${file:…}` 引用密碼檔則 topic 只有引用。plugin.path 不要放 `/usr/share/java`(掃描數分鐘);Confluent 映像不含 FileStream 連接器(本 Lab 用 Maven Central 的 connect-file,校驗 SHA-1)。</w:t>
+      </w:r>
+      <w:r>
+        <w:rPr>
+          <w:rFonts w:ascii="Microsoft JhengHei" w:cs="Microsoft JhengHei" w:eastAsia="Microsoft JhengHei" w:hAnsi="Microsoft JhengHei"/>
+          <w:b/>
+          <w:bCs/>
+          <w:sz w:val="21"/>
+          <w:szCs w:val="21"/>
+        </w:rPr>
+        <w:t xml:space="preserve">未驗證</w:t>
+      </w:r>
+      <w:r>
+        <w:rPr>
+          <w:rFonts w:ascii="Microsoft JhengHei" w:cs="Microsoft JhengHei" w:eastAsia="Microsoft JhengHei" w:hAnsi="Microsoft JhengHei"/>
+          <w:sz w:val="21"/>
+          <w:szCs w:val="21"/>
+        </w:rPr>
+        <w:t xml:space="preserve">:多 worker 與故障轉移、source 連接器與 Avro / Schema Registry 轉換器、密碼輪替後連接器如何生效、SecurePass provider、連接器外掛的供應鏈驗證。</w:t>
       </w:r>
     </w:p>
     <w:p>

--- a/Confluent-Platform-銀行導入手冊.docx
+++ b/Confluent-Platform-銀行導入手冊.docx
@@ -16380,6 +16380,71 @@
           <w:szCs w:val="21"/>
         </w:rPr>
         <w:t xml:space="preserve">(Loki、Tempo、OpenTelemetry Collector 並以 Kafka 當傳輸緩衝)規劃於 Lab 27,尚未驗證。</w:t>
+      </w:r>
+    </w:p>
+    <w:p>
+      <w:pPr>
+        <w:pStyle w:val="ListParagraph"/>
+        <w:numPr>
+          <w:ilvl w:val="0"/>
+          <w:numId w:val="2"/>
+        </w:numPr>
+        <w:spacing w:after="60" w:line="290"/>
+      </w:pPr>
+      <w:r>
+        <w:rPr>
+          <w:rFonts w:ascii="Microsoft JhengHei" w:cs="Microsoft JhengHei" w:eastAsia="Microsoft JhengHei" w:hAnsi="Microsoft JhengHei"/>
+          <w:b/>
+          <w:bCs/>
+          <w:color w:val="1F5FA8"/>
+          <w:sz w:val="18"/>
+          <w:szCs w:val="18"/>
+        </w:rPr>
+        <w:t xml:space="preserve">〔本案實測〕</w:t>
+      </w:r>
+      <w:r>
+        <w:rPr>
+          <w:rFonts w:ascii="Microsoft JhengHei" w:cs="Microsoft JhengHei" w:eastAsia="Microsoft JhengHei" w:hAnsi="Microsoft JhengHei"/>
+          <w:sz w:val="21"/>
+          <w:szCs w:val="21"/>
+        </w:rPr>
+        <w:t xml:space="preserve"> </w:t>
+      </w:r>
+      <w:r>
+        <w:rPr>
+          <w:rFonts w:ascii="Microsoft JhengHei" w:cs="Microsoft JhengHei" w:eastAsia="Microsoft JhengHei" w:hAnsi="Microsoft JhengHei"/>
+          <w:b/>
+          <w:bCs/>
+          <w:sz w:val="21"/>
+          <w:szCs w:val="21"/>
+        </w:rPr>
+        <w:t xml:space="preserve">告警寄成信(Lab 30)</w:t>
+      </w:r>
+      <w:r>
+        <w:rPr>
+          <w:rFonts w:ascii="Microsoft JhengHei" w:cs="Microsoft JhengHei" w:eastAsia="Microsoft JhengHei" w:hAnsi="Microsoft JhengHei"/>
+          <w:sz w:val="21"/>
+          <w:szCs w:val="21"/>
+        </w:rPr>
+        <w:t xml:space="preserve">:Alertmanager 以 SMTP 寄到行內自架的郵件伺服器(demo 用 Mailpit 代替)。設計:依嚴重度分流(critical 寄值班信箱、warning 寄維運群組信箱)、`group_by [alertname, severity]` 合併同類告警避免洗版、`send_resolved` 寄解除通知;SMTP 強制 STARTTLS 並要帳密,密碼用 `smtp_auth_password_file`,並以行內 CA 驗證郵件伺服器憑證。實測:測試告警約 15 秒收到信;停 1 台 broker 約 30 秒收到 FIRING、恢復後約 40 秒收到 RESOLVED;3 個實例的同類告警合併成 1 封。Control Center 也讀 `alertmanager-generated.yml`,告警設定要統一一處管理。</w:t>
+      </w:r>
+      <w:r>
+        <w:rPr>
+          <w:rFonts w:ascii="Microsoft JhengHei" w:cs="Microsoft JhengHei" w:eastAsia="Microsoft JhengHei" w:hAnsi="Microsoft JhengHei"/>
+          <w:b/>
+          <w:bCs/>
+          <w:sz w:val="21"/>
+          <w:szCs w:val="21"/>
+        </w:rPr>
+        <w:t xml:space="preserve">未驗證</w:t>
+      </w:r>
+      <w:r>
+        <w:rPr>
+          <w:rFonts w:ascii="Microsoft JhengHei" w:cs="Microsoft JhengHei" w:eastAsia="Microsoft JhengHei" w:hAnsi="Microsoft JhengHei"/>
+          <w:sz w:val="21"/>
+          <w:szCs w:val="21"/>
+        </w:rPr>
+        <w:t xml:space="preserve">:接真正的行內郵件伺服器(驗證方式、relay 限制、SPF / DKIM)、簡訊 / 通訊軟體 / 工單 webhook、靜音與抑制規則、Alertmanager 高可用、通知失敗的備援。</w:t>
       </w:r>
     </w:p>
     <w:p>

--- a/Confluent-Platform-銀行導入手冊.docx
+++ b/Confluent-Platform-銀行導入手冊.docx
@@ -16445,6 +16445,136 @@
           <w:szCs w:val="21"/>
         </w:rPr>
         <w:t xml:space="preserve">:接真正的行內郵件伺服器(驗證方式、relay 限制、SPF / DKIM)、簡訊 / 通訊軟體 / 工單 webhook、靜音與抑制規則、Alertmanager 高可用、通知失敗的備援。</w:t>
+      </w:r>
+    </w:p>
+    <w:p>
+      <w:pPr>
+        <w:pStyle w:val="ListParagraph"/>
+        <w:numPr>
+          <w:ilvl w:val="0"/>
+          <w:numId w:val="2"/>
+        </w:numPr>
+        <w:spacing w:after="60" w:line="290"/>
+      </w:pPr>
+      <w:r>
+        <w:rPr>
+          <w:rFonts w:ascii="Microsoft JhengHei" w:cs="Microsoft JhengHei" w:eastAsia="Microsoft JhengHei" w:hAnsi="Microsoft JhengHei"/>
+          <w:b/>
+          <w:bCs/>
+          <w:color w:val="1F5FA8"/>
+          <w:sz w:val="18"/>
+          <w:szCs w:val="18"/>
+        </w:rPr>
+        <w:t xml:space="preserve">〔本案實測〕</w:t>
+      </w:r>
+      <w:r>
+        <w:rPr>
+          <w:rFonts w:ascii="Microsoft JhengHei" w:cs="Microsoft JhengHei" w:eastAsia="Microsoft JhengHei" w:hAnsi="Microsoft JhengHei"/>
+          <w:sz w:val="21"/>
+          <w:szCs w:val="21"/>
+        </w:rPr>
+        <w:t xml:space="preserve"> </w:t>
+      </w:r>
+      <w:r>
+        <w:rPr>
+          <w:rFonts w:ascii="Microsoft JhengHei" w:cs="Microsoft JhengHei" w:eastAsia="Microsoft JhengHei" w:hAnsi="Microsoft JhengHei"/>
+          <w:b/>
+          <w:bCs/>
+          <w:sz w:val="21"/>
+          <w:szCs w:val="21"/>
+        </w:rPr>
+        <w:t xml:space="preserve">Self-Balancing(Lab 31)</w:t>
+      </w:r>
+      <w:r>
+        <w:rPr>
+          <w:rFonts w:ascii="Microsoft JhengHei" w:cs="Microsoft JhengHei" w:eastAsia="Microsoft JhengHei" w:hAnsi="Microsoft JhengHei"/>
+          <w:sz w:val="21"/>
+          <w:szCs w:val="21"/>
+        </w:rPr>
+        <w:t xml:space="preserve">:KRaft 下 balancer 跑在 active controller,`confluent.balancer.enable` 與 `inter.broker.listener.name` 要設在每台 controller 與 broker(只動態開 broker 狀態仍是 DISABLED),要滾動重啟。加空 broker 要先蒐集指標視窗,實測 15 到 20 分鐘才開始自動搬副本,搬家期間 20000 筆 acks=all 寫入全成功;`kafka-remove-brokers --delete` 約 3 分鐘搬完並關機、筆數不變;新建 topic 後約 18 分鐘內計畫算不出來。負載不均只在副本數與超過 20% 磁碟用量時觸發,小資料量不會搬。授權範圍、磁碟超過 20% 的重平衡、故障後自動補副本</w:t>
+      </w:r>
+      <w:r>
+        <w:rPr>
+          <w:rFonts w:ascii="Microsoft JhengHei" w:cs="Microsoft JhengHei" w:eastAsia="Microsoft JhengHei" w:hAnsi="Microsoft JhengHei"/>
+          <w:b/>
+          <w:bCs/>
+          <w:sz w:val="21"/>
+          <w:szCs w:val="21"/>
+        </w:rPr>
+        <w:t xml:space="preserve">未驗證</w:t>
+      </w:r>
+      <w:r>
+        <w:rPr>
+          <w:rFonts w:ascii="Microsoft JhengHei" w:cs="Microsoft JhengHei" w:eastAsia="Microsoft JhengHei" w:hAnsi="Microsoft JhengHei"/>
+          <w:sz w:val="21"/>
+          <w:szCs w:val="21"/>
+        </w:rPr>
+        <w:t xml:space="preserve">。</w:t>
+      </w:r>
+    </w:p>
+    <w:p>
+      <w:pPr>
+        <w:pStyle w:val="ListParagraph"/>
+        <w:numPr>
+          <w:ilvl w:val="0"/>
+          <w:numId w:val="2"/>
+        </w:numPr>
+        <w:spacing w:after="60" w:line="290"/>
+      </w:pPr>
+      <w:r>
+        <w:rPr>
+          <w:rFonts w:ascii="Microsoft JhengHei" w:cs="Microsoft JhengHei" w:eastAsia="Microsoft JhengHei" w:hAnsi="Microsoft JhengHei"/>
+          <w:b/>
+          <w:bCs/>
+          <w:color w:val="1F5FA8"/>
+          <w:sz w:val="18"/>
+          <w:szCs w:val="18"/>
+        </w:rPr>
+        <w:t xml:space="preserve">〔本案實測〕</w:t>
+      </w:r>
+      <w:r>
+        <w:rPr>
+          <w:rFonts w:ascii="Microsoft JhengHei" w:cs="Microsoft JhengHei" w:eastAsia="Microsoft JhengHei" w:hAnsi="Microsoft JhengHei"/>
+          <w:sz w:val="21"/>
+          <w:szCs w:val="21"/>
+        </w:rPr>
+        <w:t xml:space="preserve"> </w:t>
+      </w:r>
+      <w:r>
+        <w:rPr>
+          <w:rFonts w:ascii="Microsoft JhengHei" w:cs="Microsoft JhengHei" w:eastAsia="Microsoft JhengHei" w:hAnsi="Microsoft JhengHei"/>
+          <w:b/>
+          <w:bCs/>
+          <w:sz w:val="21"/>
+          <w:szCs w:val="21"/>
+        </w:rPr>
+        <w:t xml:space="preserve">Tiered Storage 到 MinIO(Lab 32)</w:t>
+      </w:r>
+      <w:r>
+        <w:rPr>
+          <w:rFonts w:ascii="Microsoft JhengHei" w:cs="Microsoft JhengHei" w:eastAsia="Microsoft JhengHei" w:hAnsi="Microsoft JhengHei"/>
+          <w:sz w:val="21"/>
+          <w:szCs w:val="21"/>
+        </w:rPr>
+        <w:t xml:space="preserve">:舊 segment 上傳到 S3 相容物件儲存(HTTPS、專用帳號只含 GetBucketLocation / PutObject / GetObject / DeleteObject)。100000 筆(約 100 MB)寫入後 20 到 30 秒開始上傳,本機從約 300 MB(3 副本)降到約 20 MB,從頭讀與 broker 重啟後仍讀到全部。三個踩坑:`cred.file.path` 要 accessKey= / secretKey= 的 properties 檔;預設伺服器端加密在沒有 KMS 的物件儲存回 501、上傳無限重試(topic 正常但沒有物件);HTTPS 要讓 JVM 信任行內 CA。`kafka-log-dirs` 是邏輯大小,看磁碟占用要量目錄。物件儲存中斷時的行為、回補讀取效能、授權範圍</w:t>
+      </w:r>
+      <w:r>
+        <w:rPr>
+          <w:rFonts w:ascii="Microsoft JhengHei" w:cs="Microsoft JhengHei" w:eastAsia="Microsoft JhengHei" w:hAnsi="Microsoft JhengHei"/>
+          <w:b/>
+          <w:bCs/>
+          <w:sz w:val="21"/>
+          <w:szCs w:val="21"/>
+        </w:rPr>
+        <w:t xml:space="preserve">未驗證</w:t>
+      </w:r>
+      <w:r>
+        <w:rPr>
+          <w:rFonts w:ascii="Microsoft JhengHei" w:cs="Microsoft JhengHei" w:eastAsia="Microsoft JhengHei" w:hAnsi="Microsoft JhengHei"/>
+          <w:sz w:val="21"/>
+          <w:szCs w:val="21"/>
+        </w:rPr>
+        <w:t xml:space="preserve">。</w:t>
       </w:r>
     </w:p>
     <w:p>

--- a/Confluent-Platform-銀行導入手冊.docx
+++ b/Confluent-Platform-銀行導入手冊.docx
@@ -735,7 +735,7 @@
                 <w:sz w:val="19"/>
                 <w:szCs w:val="19"/>
               </w:rPr>
-              <w:t xml:space="preserve">本案測試環境(容器化、兩台 broker、一台 controller)實跑過</w:t>
+              <w:t xml:space="preserve">本案測試環境(容器化;3 台 controller、4 台 broker、副本 3,拓樸同正式環境)實跑過</w:t>
             </w:r>
           </w:p>
         </w:tc>
@@ -767,7 +767,7 @@
                 <w:sz w:val="19"/>
                 <w:szCs w:val="19"/>
               </w:rPr>
-              <w:t xml:space="preserve">只證明該條件;正式環境(3 台 controller、副本 3)不能直接外推</w:t>
+              <w:t xml:space="preserve">只證明該條件;所有節點在同一台主機的容器裡,主機、機架與網路層級的故障不能直接外推</w:t>
             </w:r>
           </w:p>
         </w:tc>
@@ -3086,6 +3086,136 @@
     </w:p>
     <w:p>
       <w:pPr>
+        <w:pStyle w:val="ListParagraph"/>
+        <w:numPr>
+          <w:ilvl w:val="0"/>
+          <w:numId w:val="2"/>
+        </w:numPr>
+        <w:spacing w:after="60" w:line="290"/>
+      </w:pPr>
+      <w:r>
+        <w:rPr>
+          <w:rFonts w:ascii="Microsoft JhengHei" w:cs="Microsoft JhengHei" w:eastAsia="Microsoft JhengHei" w:hAnsi="Microsoft JhengHei"/>
+          <w:b/>
+          <w:bCs/>
+          <w:color w:val="1F5FA8"/>
+          <w:sz w:val="18"/>
+          <w:szCs w:val="18"/>
+        </w:rPr>
+        <w:t xml:space="preserve">〔本案實測〕</w:t>
+      </w:r>
+      <w:r>
+        <w:rPr>
+          <w:rFonts w:ascii="Microsoft JhengHei" w:cs="Microsoft JhengHei" w:eastAsia="Microsoft JhengHei" w:hAnsi="Microsoft JhengHei"/>
+          <w:sz w:val="21"/>
+          <w:szCs w:val="21"/>
+        </w:rPr>
+        <w:t xml:space="preserve"> </w:t>
+      </w:r>
+      <w:r>
+        <w:rPr>
+          <w:rFonts w:ascii="Microsoft JhengHei" w:cs="Microsoft JhengHei" w:eastAsia="Microsoft JhengHei" w:hAnsi="Microsoft JhengHei"/>
+          <w:b/>
+          <w:bCs/>
+          <w:sz w:val="21"/>
+          <w:szCs w:val="21"/>
+        </w:rPr>
+        <w:t xml:space="preserve">機架規劃(Lab 35)</w:t>
+      </w:r>
+      <w:r>
+        <w:rPr>
+          <w:rFonts w:ascii="Microsoft JhengHei" w:cs="Microsoft JhengHei" w:eastAsia="Microsoft JhengHei" w:hAnsi="Microsoft JhengHei"/>
+          <w:sz w:val="21"/>
+          <w:szCs w:val="21"/>
+        </w:rPr>
+        <w:t xml:space="preserve">:設定 `broker.rack` 後,每個分區橫跨 min(機架數, 副本數) 個機架。副本 3、min.isr 2 時:</w:t>
+      </w:r>
+      <w:r>
+        <w:rPr>
+          <w:rFonts w:ascii="Microsoft JhengHei" w:cs="Microsoft JhengHei" w:eastAsia="Microsoft JhengHei" w:hAnsi="Microsoft JhengHei"/>
+          <w:b/>
+          <w:bCs/>
+          <w:sz w:val="21"/>
+          <w:szCs w:val="21"/>
+        </w:rPr>
+        <w:t xml:space="preserve">2 個機架</w:t>
+      </w:r>
+      <w:r>
+        <w:rPr>
+          <w:rFonts w:ascii="Microsoft JhengHei" w:cs="Microsoft JhengHei" w:eastAsia="Microsoft JhengHei" w:hAnsi="Microsoft JhengHei"/>
+          <w:sz w:val="21"/>
+          <w:szCs w:val="21"/>
+        </w:rPr>
+        <w:t xml:space="preserve">——一個機架斷電,6 個分區中有 3 個低於 min.isr,acks=all 600 筆只寫進 300 筆;</w:t>
+      </w:r>
+      <w:r>
+        <w:rPr>
+          <w:rFonts w:ascii="Microsoft JhengHei" w:cs="Microsoft JhengHei" w:eastAsia="Microsoft JhengHei" w:hAnsi="Microsoft JhengHei"/>
+          <w:b/>
+          <w:bCs/>
+          <w:sz w:val="21"/>
+          <w:szCs w:val="21"/>
+        </w:rPr>
+        <w:t xml:space="preserve">3 個機架</w:t>
+      </w:r>
+      <w:r>
+        <w:rPr>
+          <w:rFonts w:ascii="Microsoft JhengHei" w:cs="Microsoft JhengHei" w:eastAsia="Microsoft JhengHei" w:hAnsi="Microsoft JhengHei"/>
+          <w:sz w:val="21"/>
+          <w:szCs w:val="21"/>
+        </w:rPr>
+        <w:t xml:space="preserve">——任一機架斷電(含一次停 2 台),600 筆全部寫入。結論:要撐過整個機架故障至少 3 個機架;只有 2 個機架時,歲修要排離峰並事先通知應用(改 acks=1 有遺失風險,不建議)。官方建議各機架 broker 台數相同。既有 topic 不會自動重排,要重新指派或交給 Self-Balancing。</w:t>
+      </w:r>
+    </w:p>
+    <w:p>
+      <w:pPr>
+        <w:pStyle w:val="ListParagraph"/>
+        <w:numPr>
+          <w:ilvl w:val="0"/>
+          <w:numId w:val="2"/>
+        </w:numPr>
+        <w:spacing w:after="60" w:line="290"/>
+      </w:pPr>
+      <w:r>
+        <w:rPr>
+          <w:rFonts w:ascii="Microsoft JhengHei" w:cs="Microsoft JhengHei" w:eastAsia="Microsoft JhengHei" w:hAnsi="Microsoft JhengHei"/>
+          <w:b/>
+          <w:bCs/>
+          <w:color w:val="1F5FA8"/>
+          <w:sz w:val="18"/>
+          <w:szCs w:val="18"/>
+        </w:rPr>
+        <w:t xml:space="preserve">〔本案實測〕</w:t>
+      </w:r>
+      <w:r>
+        <w:rPr>
+          <w:rFonts w:ascii="Microsoft JhengHei" w:cs="Microsoft JhengHei" w:eastAsia="Microsoft JhengHei" w:hAnsi="Microsoft JhengHei"/>
+          <w:sz w:val="21"/>
+          <w:szCs w:val="21"/>
+        </w:rPr>
+        <w:t xml:space="preserve"> </w:t>
+      </w:r>
+      <w:r>
+        <w:rPr>
+          <w:rFonts w:ascii="Microsoft JhengHei" w:cs="Microsoft JhengHei" w:eastAsia="Microsoft JhengHei" w:hAnsi="Microsoft JhengHei"/>
+          <w:b/>
+          <w:bCs/>
+          <w:sz w:val="21"/>
+          <w:szCs w:val="21"/>
+        </w:rPr>
+        <w:t xml:space="preserve">測試時的陷阱</w:t>
+      </w:r>
+      <w:r>
+        <w:rPr>
+          <w:rFonts w:ascii="Microsoft JhengHei" w:cs="Microsoft JhengHei" w:eastAsia="Microsoft JhengHei" w:hAnsi="Microsoft JhengHei"/>
+          <w:sz w:val="21"/>
+          <w:szCs w:val="21"/>
+        </w:rPr>
+        <w:t xml:space="preserve">:用預設 producer 測「機架斷電還寫得進去嗎」會得到錯誤的安心——預設的自適應分區會把沒有 key 的訊息繞到健康的分區(實測 3 個分區低於 min.isr 時 600 筆仍全部寫入),但有 key 的訊息固定落在同一個分區,照樣失敗。驗證要用 RoundRobinPartitioner 或帶 key 的訊息。</w:t>
+      </w:r>
+    </w:p>
+    <w:p>
+      <w:pPr>
         <w:pStyle w:val="Heading2"/>
         <w:spacing w:after="120" w:before="280"/>
       </w:pPr>
@@ -3887,7 +4017,7 @@
                 <w:sz w:val="21"/>
                 <w:szCs w:val="21"/>
               </w:rPr>
-              <w:t xml:space="preserve">本案測試環境的差異</w:t>
+              <w:t xml:space="preserve">本案測試環境與正式環境的差異</w:t>
             </w:r>
           </w:p>
           <w:p>
@@ -3900,7 +4030,7 @@
                 <w:sz w:val="21"/>
                 <w:szCs w:val="21"/>
               </w:rPr>
-              <w:t xml:space="preserve">基礎測試環境為了精簡,用 </w:t>
+              <w:t xml:space="preserve">本案測試環境採用與正式環境相同的拓樸:</w:t>
             </w:r>
             <w:r>
               <w:rPr>
@@ -3910,7 +4040,7 @@
                 <w:sz w:val="21"/>
                 <w:szCs w:val="21"/>
               </w:rPr>
-              <w:t xml:space="preserve">1 台 controller</w:t>
+              <w:t xml:space="preserve">3 台專用 controller(動態 quorum)、4 台 broker、副本 3、min.isr 2</w:t>
             </w:r>
             <w:r>
               <w:rPr>
@@ -3918,25 +4048,7 @@
                 <w:sz w:val="21"/>
                 <w:szCs w:val="21"/>
               </w:rPr>
-              <w:t xml:space="preserve">、沿用 server.properties 的寫法,只能驗證功能。另有 </w:t>
-            </w:r>
-            <w:r>
-              <w:rPr>
-                <w:rFonts w:ascii="Microsoft JhengHei" w:cs="Microsoft JhengHei" w:eastAsia="Microsoft JhengHei" w:hAnsi="Microsoft JhengHei"/>
-                <w:b/>
-                <w:bCs/>
-                <w:sz w:val="21"/>
-                <w:szCs w:val="21"/>
-              </w:rPr>
-              <w:t xml:space="preserve">HA 模式</w:t>
-            </w:r>
-            <w:r>
-              <w:rPr>
-                <w:rFonts w:ascii="Microsoft JhengHei" w:cs="Microsoft JhengHei" w:eastAsia="Microsoft JhengHei" w:hAnsi="Microsoft JhengHei"/>
-                <w:sz w:val="21"/>
-                <w:szCs w:val="21"/>
-              </w:rPr>
-              <w:t xml:space="preserve">(3 台專用 controller、3 台 broker、副本 3、min.isr 2,Lab 21)驗證容錯:停 1 台 controller 正常;停 2 台(失去多數)時建 topic 與 describe 沒回應,既有 topic 的讀寫在實測的 2 分鐘內仍可。</w:t>
+              <w:t xml:space="preserve">(Lab 21 驗證容錯):停 1 台 controller 正常;停 2 台(失去多數)時建 topic 與 describe 沒回應,既有 topic 的讀寫在失去多數期間仍可(實測期間寫入 100 筆、讀取正常)。</w:t>
             </w:r>
             <w:r>
               <w:rPr>
@@ -3960,54 +4072,7 @@
                 <w:sz w:val="21"/>
                 <w:szCs w:val="21"/>
               </w:rPr>
-              <w:t xml:space="preserve">HA 模式用</w:t>
-            </w:r>
-            <w:r>
-              <w:rPr>
-                <w:rFonts w:ascii="Microsoft JhengHei" w:cs="Microsoft JhengHei" w:eastAsia="Microsoft JhengHei" w:hAnsi="Microsoft JhengHei"/>
-                <w:b/>
-                <w:bCs/>
-                <w:sz w:val="21"/>
-                <w:szCs w:val="21"/>
-              </w:rPr>
-              <w:t xml:space="preserve">靜態 quorum</w:t>
-            </w:r>
-            <w:r>
-              <w:rPr>
-                <w:rFonts w:ascii="Microsoft JhengHei" w:cs="Microsoft JhengHei" w:eastAsia="Microsoft JhengHei" w:hAnsi="Microsoft JhengHei"/>
-                <w:sz w:val="21"/>
-                <w:szCs w:val="21"/>
-              </w:rPr>
-              <w:t xml:space="preserve">(kraft.version 0)簡化;官方建議正式環境用動態 quorum,</w:t>
-            </w:r>
-            <w:r>
-              <w:rPr>
-                <w:rFonts w:ascii="Microsoft JhengHei" w:cs="Microsoft JhengHei" w:eastAsia="Microsoft JhengHei" w:hAnsi="Microsoft JhengHei"/>
-                <w:b/>
-                <w:bCs/>
-                <w:sz w:val="21"/>
-                <w:szCs w:val="21"/>
-              </w:rPr>
-              <w:t xml:space="preserve">動態 quorum 未實測</w:t>
-            </w:r>
-            <w:r>
-              <w:rPr>
-                <w:rFonts w:ascii="Microsoft JhengHei" w:cs="Microsoft JhengHei" w:eastAsia="Microsoft JhengHei" w:hAnsi="Microsoft JhengHei"/>
-                <w:sz w:val="21"/>
-                <w:szCs w:val="21"/>
-              </w:rPr>
-              <w:t xml:space="preserve">。正式環境仍要在上線前演練「停一台 controller 後服務仍可用」。</w:t>
-            </w:r>
-            <w:r>
-              <w:rPr>
-                <w:rFonts w:ascii="Microsoft JhengHei" w:cs="Microsoft JhengHei" w:eastAsia="Microsoft JhengHei" w:hAnsi="Microsoft JhengHei"/>
-                <w:b/>
-                <w:bCs/>
-                <w:color w:val="1F5FA8"/>
-                <w:sz w:val="18"/>
-                <w:szCs w:val="18"/>
-              </w:rPr>
-              <w:t xml:space="preserve">〔本案實測〕</w:t>
+              <w:t xml:space="preserve">差別只在所有節點跑在同一台主機的容器裡;主機、機架與網路分區層級的故障無法模擬,正式環境仍要在上線前於真實 VM 演練「停一台 controller 後服務仍可用」。</w:t>
             </w:r>
             <w:r>
               <w:rPr>
@@ -5794,7 +5859,7 @@
                 <w:sz w:val="19"/>
                 <w:szCs w:val="19"/>
               </w:rPr>
-              <w:t xml:space="preserve">本案測試環境因同機多 broker 改用 8091、8092,屬自訂</w:t>
+              <w:t xml:space="preserve">本案測試環境因同機多 broker 改用 8091 到 8094,屬自訂</w:t>
             </w:r>
           </w:p>
         </w:tc>
@@ -13043,17 +13108,7 @@
           <w:sz w:val="21"/>
           <w:szCs w:val="21"/>
         </w:rPr>
-        <w:t xml:space="preserve"> 測試環境(2 台 broker、副本 2)輪替資料金鑰並滾動重啟期間,背景 producer(acks=all、冪等)寫入 1,200 筆,全部寫入、零遺失;換 leader 時只出現重試警告。</w:t>
-      </w:r>
-      <w:r>
-        <w:rPr>
-          <w:rFonts w:ascii="Microsoft JhengHei" w:cs="Microsoft JhengHei" w:eastAsia="Microsoft JhengHei" w:hAnsi="Microsoft JhengHei"/>
-          <w:b/>
-          <w:bCs/>
-          <w:sz w:val="21"/>
-          <w:szCs w:val="21"/>
-        </w:rPr>
-        <w:t xml:space="preserve">條件很窄,不能外推到正式環境。</w:t>
+        <w:t xml:space="preserve"> 測試環境(與正式環境相同的拓樸:4 台 broker、topic 副本 3、min.insync.replicas 2)輪替資料金鑰,並依序滾動重啟 4 台套用 Secret Protection 的 broker 期間,背景 producer(acks=all、冪等)寫入 2,400 筆,全部寫入、零遺失;換 leader 時只出現重試警告。前提是一次只重啟一台,並確認該台健康後才做下一台。</w:t>
       </w:r>
     </w:p>
     <w:p>
@@ -14452,6 +14507,100 @@
       <w:r>
         <w:rPr>
           <w:rFonts w:ascii="Microsoft JhengHei" w:cs="Microsoft JhengHei" w:eastAsia="Microsoft JhengHei" w:hAnsi="Microsoft JhengHei"/>
+          <w:b/>
+          <w:bCs/>
+          <w:color w:val="1F5FA8"/>
+          <w:sz w:val="18"/>
+          <w:szCs w:val="18"/>
+        </w:rPr>
+        <w:t xml:space="preserve">〔本案實測〕</w:t>
+      </w:r>
+      <w:r>
+        <w:rPr>
+          <w:rFonts w:ascii="Microsoft JhengHei" w:cs="Microsoft JhengHei" w:eastAsia="Microsoft JhengHei" w:hAnsi="Microsoft JhengHei"/>
+          <w:sz w:val="21"/>
+          <w:szCs w:val="21"/>
+        </w:rPr>
+        <w:t xml:space="preserve"> </w:t>
+      </w:r>
+      <w:r>
+        <w:rPr>
+          <w:rFonts w:ascii="Microsoft JhengHei" w:cs="Microsoft JhengHei" w:eastAsia="Microsoft JhengHei" w:hAnsi="Microsoft JhengHei"/>
+          <w:b/>
+          <w:bCs/>
+          <w:sz w:val="21"/>
+          <w:szCs w:val="21"/>
+        </w:rPr>
+        <w:t xml:space="preserve">兩台 Schema Registry</w:t>
+      </w:r>
+      <w:r>
+        <w:rPr>
+          <w:rFonts w:ascii="Microsoft JhengHei" w:cs="Microsoft JhengHei" w:eastAsia="Microsoft JhengHei" w:hAnsi="Microsoft JhengHei"/>
+          <w:sz w:val="21"/>
+          <w:szCs w:val="21"/>
+        </w:rPr>
+        <w:t xml:space="preserve">:同一個 `schema.registry.group.id`,由 Kafka 選出 leader;寫入送到任一台都會轉給 leader。停掉 leader 後約 43 秒另一台恢復可寫(期間讀取不受影響、寫入回錯誤),應用程式要能重試。</w:t>
+      </w:r>
+    </w:p>
+    <w:p>
+      <w:pPr>
+        <w:pStyle w:val="ListParagraph"/>
+        <w:numPr>
+          <w:ilvl w:val="0"/>
+          <w:numId w:val="2"/>
+        </w:numPr>
+        <w:spacing w:after="60" w:line="290"/>
+      </w:pPr>
+      <w:r>
+        <w:rPr>
+          <w:rFonts w:ascii="Microsoft JhengHei" w:cs="Microsoft JhengHei" w:eastAsia="Microsoft JhengHei" w:hAnsi="Microsoft JhengHei"/>
+          <w:b/>
+          <w:bCs/>
+          <w:color w:val="1F5FA8"/>
+          <w:sz w:val="18"/>
+          <w:szCs w:val="18"/>
+        </w:rPr>
+        <w:t xml:space="preserve">〔本案實測〕</w:t>
+      </w:r>
+      <w:r>
+        <w:rPr>
+          <w:rFonts w:ascii="Microsoft JhengHei" w:cs="Microsoft JhengHei" w:eastAsia="Microsoft JhengHei" w:hAnsi="Microsoft JhengHei"/>
+          <w:sz w:val="21"/>
+          <w:szCs w:val="21"/>
+        </w:rPr>
+        <w:t xml:space="preserve"> </w:t>
+      </w:r>
+      <w:r>
+        <w:rPr>
+          <w:rFonts w:ascii="Microsoft JhengHei" w:cs="Microsoft JhengHei" w:eastAsia="Microsoft JhengHei" w:hAnsi="Microsoft JhengHei"/>
+          <w:b/>
+          <w:bCs/>
+          <w:sz w:val="21"/>
+          <w:szCs w:val="21"/>
+        </w:rPr>
+        <w:t xml:space="preserve">Control Center 接 Schema Registry(RBAC)</w:t>
+      </w:r>
+      <w:r>
+        <w:rPr>
+          <w:rFonts w:ascii="Microsoft JhengHei" w:cs="Microsoft JhengHei" w:eastAsia="Microsoft JhengHei" w:hAnsi="Microsoft JhengHei"/>
+          <w:sz w:val="21"/>
+          <w:szCs w:val="21"/>
+        </w:rPr>
+        <w:t xml:space="preserve">:使用者在 C3 的操作會轉送自己的 token(實測依群組看到 5 / 1 / 0 個 subject);但 C3 的背景健康檢查固定打 SR 的 `/`、沒有使用者身分,只用官方範例的 `InstallBearerOrBasicSecurityHandler` 時一律 401,C3 會判定 SR 全掛。本案做法:SR 改用 `InstallCompositeSecurityHandler`(client 憑證與 Token / AD 帳密並存)加 `ssl.client.authentication=REQUESTED`;C3 以官方設定 `confluent.controlcenter.schema.registry.schema.registry.ssl.keystore.*` 與 `…alias.name` 指定用 C3 自己的 client 憑證(CN=c3,在 SR 沒有角色)。沒指定 alias 時,C3 會拿自己對外 HTTPS 的 server 憑證去連。組合認證的類別在 SR 文件沒有說明,已列入向 Confluent 確認;替代做法是官方的 `confluent.metadata.basic.auth.user.info`(需要一個零角色的 AD 帳號)。</w:t>
+      </w:r>
+    </w:p>
+    <w:p>
+      <w:pPr>
+        <w:pStyle w:val="ListParagraph"/>
+        <w:numPr>
+          <w:ilvl w:val="0"/>
+          <w:numId w:val="2"/>
+        </w:numPr>
+        <w:spacing w:after="60" w:line="290"/>
+      </w:pPr>
+      <w:r>
+        <w:rPr>
+          <w:rFonts w:ascii="Microsoft JhengHei" w:cs="Microsoft JhengHei" w:eastAsia="Microsoft JhengHei" w:hAnsi="Microsoft JhengHei"/>
           <w:sz w:val="21"/>
           <w:szCs w:val="21"/>
         </w:rPr>
@@ -16011,7 +16160,7 @@
           <w:sz w:val="21"/>
           <w:szCs w:val="21"/>
         </w:rPr>
-        <w:t xml:space="preserve">本案實測:JMX exporter 1.0.1 只支援 HTTPS + Basic(PBKDF2-HMAC-SHA512),不支援 mTLS,6 個節點都套用;</w:t>
+        <w:t xml:space="preserve">本案實測:JMX exporter 1.0.1 只支援 HTTPS + Basic(PBKDF2-HMAC-SHA512),不支援 mTLS,每個 controller 與 broker 都套用;</w:t>
       </w:r>
       <w:r>
         <w:rPr>
@@ -16095,50 +16244,6 @@
       <w:r>
         <w:rPr>
           <w:rFonts w:ascii="Microsoft JhengHei" w:cs="Microsoft JhengHei" w:eastAsia="Microsoft JhengHei" w:hAnsi="Microsoft JhengHei"/>
-          <w:sz w:val="21"/>
-          <w:szCs w:val="21"/>
-        </w:rPr>
-        <w:t xml:space="preserve">實測觸發的告警:URP、under-min-isr、離線分區、active controller 不等於 1、controller 掉線、broker fenced;</w:t>
-      </w:r>
-      <w:r>
-        <w:rPr>
-          <w:rFonts w:ascii="Microsoft JhengHei" w:cs="Microsoft JhengHei" w:eastAsia="Microsoft JhengHei" w:hAnsi="Microsoft JhengHei"/>
-          <w:b/>
-          <w:bCs/>
-          <w:sz w:val="21"/>
-          <w:szCs w:val="21"/>
-        </w:rPr>
-        <w:t xml:space="preserve">沒有觸發過</w:t>
-      </w:r>
-      <w:r>
-        <w:rPr>
-          <w:rFonts w:ascii="Microsoft JhengHei" w:cs="Microsoft JhengHei" w:eastAsia="Microsoft JhengHei" w:hAnsi="Microsoft JhengHei"/>
-          <w:sz w:val="21"/>
-          <w:szCs w:val="21"/>
-        </w:rPr>
-        <w:t xml:space="preserve">的是 unclean leader election;</w:t>
-      </w:r>
-      <w:r>
-        <w:rPr>
-          <w:rFonts w:ascii="Microsoft JhengHei" w:cs="Microsoft JhengHei" w:eastAsia="Microsoft JhengHei" w:hAnsi="Microsoft JhengHei"/>
-          <w:b/>
-          <w:bCs/>
-          <w:sz w:val="21"/>
-          <w:szCs w:val="21"/>
-        </w:rPr>
-        <w:t xml:space="preserve">沒有的指標</w:t>
-      </w:r>
-      <w:r>
-        <w:rPr>
-          <w:rFonts w:ascii="Microsoft JhengHei" w:cs="Microsoft JhengHei" w:eastAsia="Microsoft JhengHei" w:hAnsi="Microsoft JhengHei"/>
-          <w:sz w:val="21"/>
-          <w:szCs w:val="21"/>
-        </w:rPr>
-        <w:t xml:space="preserve">是磁碟用量百分比(要 node_exporter)。</w:t>
-      </w:r>
-      <w:r>
-        <w:rPr>
-          <w:rFonts w:ascii="Microsoft JhengHei" w:cs="Microsoft JhengHei" w:eastAsia="Microsoft JhengHei" w:hAnsi="Microsoft JhengHei"/>
           <w:b/>
           <w:bCs/>
           <w:color w:val="1F5FA8"/>
@@ -16146,6 +16251,42 @@
           <w:szCs w:val="18"/>
         </w:rPr>
         <w:t xml:space="preserve">〔本案實測〕</w:t>
+      </w:r>
+      <w:r>
+        <w:rPr>
+          <w:rFonts w:ascii="Microsoft JhengHei" w:cs="Microsoft JhengHei" w:eastAsia="Microsoft JhengHei" w:hAnsi="Microsoft JhengHei"/>
+          <w:sz w:val="21"/>
+          <w:szCs w:val="21"/>
+        </w:rPr>
+        <w:t xml:space="preserve"> </w:t>
+      </w:r>
+      <w:r>
+        <w:rPr>
+          <w:rFonts w:ascii="Microsoft JhengHei" w:cs="Microsoft JhengHei" w:eastAsia="Microsoft JhengHei" w:hAnsi="Microsoft JhengHei"/>
+          <w:b/>
+          <w:bCs/>
+          <w:sz w:val="21"/>
+          <w:szCs w:val="21"/>
+        </w:rPr>
+        <w:t xml:space="preserve">看門狗(Lab 34)</w:t>
+      </w:r>
+      <w:r>
+        <w:rPr>
+          <w:rFonts w:ascii="Microsoft JhengHei" w:cs="Microsoft JhengHei" w:eastAsia="Microsoft JhengHei" w:hAnsi="Microsoft JhengHei"/>
+          <w:sz w:val="21"/>
+          <w:szCs w:val="21"/>
+        </w:rPr>
+        <w:t xml:space="preserve">:Prometheus 與 Alertmanager 各只有一台;它們壞掉或設定被改壞時,不會有任何告警送出。做法依 kube-prometheus:一條永遠在觸發的 Watchdog 告警(expr: vector(1))當心跳,Alertmanager 每 60 秒以 webhook(HTTPS + Basic)送到外部看門狗,180 秒沒收到就判定「監控鏈路失效」。實測:停 Alertmanager 167 秒、元件都健康但送心跳的密碼設錯 178 秒、停 Prometheus 297 秒(Alertmanager 手上的 Watchdog 要等過期才停止重送)發現。</w:t>
+      </w:r>
+      <w:r>
+        <w:rPr>
+          <w:rFonts w:ascii="Microsoft JhengHei" w:cs="Microsoft JhengHei" w:eastAsia="Microsoft JhengHei" w:hAnsi="Microsoft JhengHei"/>
+          <w:b/>
+          <w:bCs/>
+          <w:sz w:val="21"/>
+          <w:szCs w:val="21"/>
+        </w:rPr>
+        <w:t xml:space="preserve">設定錯誤這一類只有看門狗抓得到,監控做 HA 也察覺不到。</w:t>
       </w:r>
     </w:p>
     <w:p>
@@ -16160,57 +16301,21 @@
       <w:r>
         <w:rPr>
           <w:rFonts w:ascii="Microsoft JhengHei" w:cs="Microsoft JhengHei" w:eastAsia="Microsoft JhengHei" w:hAnsi="Microsoft JhengHei"/>
+          <w:sz w:val="21"/>
+          <w:szCs w:val="21"/>
+        </w:rPr>
+        <w:t xml:space="preserve">★建議:看門狗的最後一關接行內既有、24 小時有人值班的企業監控平台(能收 webhook 或心跳),不另外部署一套、也不需要「看門狗的看門狗」;另可每天寄一封心跳信給值班人員,值班 SOP 寫明「沒收到就查」。</w:t>
+      </w:r>
+      <w:r>
+        <w:rPr>
+          <w:rFonts w:ascii="Microsoft JhengHei" w:cs="Microsoft JhengHei" w:eastAsia="Microsoft JhengHei" w:hAnsi="Microsoft JhengHei"/>
           <w:b/>
           <w:bCs/>
-          <w:color w:val="1F5FA8"/>
+          <w:color w:val="B03A2E"/>
           <w:sz w:val="18"/>
           <w:szCs w:val="18"/>
         </w:rPr>
-        <w:t xml:space="preserve">〔本案實測〕</w:t>
-      </w:r>
-      <w:r>
-        <w:rPr>
-          <w:rFonts w:ascii="Microsoft JhengHei" w:cs="Microsoft JhengHei" w:eastAsia="Microsoft JhengHei" w:hAnsi="Microsoft JhengHei"/>
-          <w:sz w:val="21"/>
-          <w:szCs w:val="21"/>
-        </w:rPr>
-        <w:t xml:space="preserve"> </w:t>
-      </w:r>
-      <w:r>
-        <w:rPr>
-          <w:rFonts w:ascii="Microsoft JhengHei" w:cs="Microsoft JhengHei" w:eastAsia="Microsoft JhengHei" w:hAnsi="Microsoft JhengHei"/>
-          <w:b/>
-          <w:bCs/>
-          <w:sz w:val="21"/>
-          <w:szCs w:val="21"/>
-        </w:rPr>
-        <w:t xml:space="preserve">Grafana 全元件儀表板(Lab 26)</w:t>
-      </w:r>
-      <w:r>
-        <w:rPr>
-          <w:rFonts w:ascii="Microsoft JhengHei" w:cs="Microsoft JhengHei" w:eastAsia="Microsoft JhengHei" w:hAnsi="Microsoft JhengHei"/>
-          <w:sz w:val="21"/>
-          <w:szCs w:val="21"/>
-        </w:rPr>
-        <w:t xml:space="preserve">:C3 只看 broker 與 controller,Grafana 可涵蓋全部。本案把 Grafana 接上 Prometheus,匯入 Confluent 官方 jmx-monitoring-stacks 的 KRaft 儀表板(固定 commit、校驗 SHA-256、不改內容);為了讓官方查詢對得上,抓取 job 用官方慣例的 `kafka-broker`、`kafka-controller` 與 `env` 標籤。</w:t>
-      </w:r>
-      <w:r>
-        <w:rPr>
-          <w:rFonts w:ascii="Microsoft JhengHei" w:cs="Microsoft JhengHei" w:eastAsia="Microsoft JhengHei" w:hAnsi="Microsoft JhengHei"/>
-          <w:b/>
-          <w:bCs/>
-          <w:sz w:val="21"/>
-          <w:szCs w:val="21"/>
-        </w:rPr>
-        <w:t xml:space="preserve">匯入成功不等於有資料</w:t>
-      </w:r>
-      <w:r>
-        <w:rPr>
-          <w:rFonts w:ascii="Microsoft JhengHei" w:cs="Microsoft JhengHei" w:eastAsia="Microsoft JhengHei" w:hAnsi="Microsoft JhengHei"/>
-          <w:sz w:val="21"/>
-          <w:szCs w:val="21"/>
-        </w:rPr>
-        <w:t xml:space="preserve">:實測 150 個查詢中約 108 個有資料,沒資料的是環境沒有的功能(Tiered Storage、Schema Registry、Connect)、KRaft 下 offline partitions 在 controller 而儀表板查 broker、JMX exporter 1.x 的指標命名與儀表板不同(例如 `jvm_memory_bytes_max`),以及官方設定在本環境沒有輸出的 raft、socket-server、auth-store 指標(原因未深入查,導入時要再確認)。Grafana 本身:HTTPS、AD(LDAPS)登入並以群組對映角色、本機 admin 只留 break-glass、資料來源用只讀帳號、儀表板由檔案載入不可在畫面上改。</w:t>
+        <w:t xml:space="preserve">〔推論,未找到明載〕</w:t>
       </w:r>
     </w:p>
     <w:p>
@@ -16225,6 +16330,50 @@
       <w:r>
         <w:rPr>
           <w:rFonts w:ascii="Microsoft JhengHei" w:cs="Microsoft JhengHei" w:eastAsia="Microsoft JhengHei" w:hAnsi="Microsoft JhengHei"/>
+          <w:sz w:val="21"/>
+          <w:szCs w:val="21"/>
+        </w:rPr>
+        <w:t xml:space="preserve">實測觸發的告警:URP、under-min-isr、離線分區、active controller 不等於 1、controller 掉線、broker fenced;</w:t>
+      </w:r>
+      <w:r>
+        <w:rPr>
+          <w:rFonts w:ascii="Microsoft JhengHei" w:cs="Microsoft JhengHei" w:eastAsia="Microsoft JhengHei" w:hAnsi="Microsoft JhengHei"/>
+          <w:b/>
+          <w:bCs/>
+          <w:sz w:val="21"/>
+          <w:szCs w:val="21"/>
+        </w:rPr>
+        <w:t xml:space="preserve">沒有觸發過</w:t>
+      </w:r>
+      <w:r>
+        <w:rPr>
+          <w:rFonts w:ascii="Microsoft JhengHei" w:cs="Microsoft JhengHei" w:eastAsia="Microsoft JhengHei" w:hAnsi="Microsoft JhengHei"/>
+          <w:sz w:val="21"/>
+          <w:szCs w:val="21"/>
+        </w:rPr>
+        <w:t xml:space="preserve">的是 unclean leader election;</w:t>
+      </w:r>
+      <w:r>
+        <w:rPr>
+          <w:rFonts w:ascii="Microsoft JhengHei" w:cs="Microsoft JhengHei" w:eastAsia="Microsoft JhengHei" w:hAnsi="Microsoft JhengHei"/>
+          <w:b/>
+          <w:bCs/>
+          <w:sz w:val="21"/>
+          <w:szCs w:val="21"/>
+        </w:rPr>
+        <w:t xml:space="preserve">沒有的指標</w:t>
+      </w:r>
+      <w:r>
+        <w:rPr>
+          <w:rFonts w:ascii="Microsoft JhengHei" w:cs="Microsoft JhengHei" w:eastAsia="Microsoft JhengHei" w:hAnsi="Microsoft JhengHei"/>
+          <w:sz w:val="21"/>
+          <w:szCs w:val="21"/>
+        </w:rPr>
+        <w:t xml:space="preserve">是磁碟用量百分比(要 node_exporter)。</w:t>
+      </w:r>
+      <w:r>
+        <w:rPr>
+          <w:rFonts w:ascii="Microsoft JhengHei" w:cs="Microsoft JhengHei" w:eastAsia="Microsoft JhengHei" w:hAnsi="Microsoft JhengHei"/>
           <w:b/>
           <w:bCs/>
           <w:color w:val="1F5FA8"/>
@@ -16232,61 +16381,6 @@
           <w:szCs w:val="18"/>
         </w:rPr>
         <w:t xml:space="preserve">〔本案實測〕</w:t>
-      </w:r>
-      <w:r>
-        <w:rPr>
-          <w:rFonts w:ascii="Microsoft JhengHei" w:cs="Microsoft JhengHei" w:eastAsia="Microsoft JhengHei" w:hAnsi="Microsoft JhengHei"/>
-          <w:sz w:val="21"/>
-          <w:szCs w:val="21"/>
-        </w:rPr>
-        <w:t xml:space="preserve"> 補上 Lab 22 缺的兩類指標:</w:t>
-      </w:r>
-      <w:r>
-        <w:rPr>
-          <w:rFonts w:ascii="Microsoft JhengHei" w:cs="Microsoft JhengHei" w:eastAsia="Microsoft JhengHei" w:hAnsi="Microsoft JhengHei"/>
-          <w:b/>
-          <w:bCs/>
-          <w:sz w:val="21"/>
-          <w:szCs w:val="21"/>
-        </w:rPr>
-        <w:t xml:space="preserve">node_exporter</w:t>
-      </w:r>
-      <w:r>
-        <w:rPr>
-          <w:rFonts w:ascii="Microsoft JhengHei" w:cs="Microsoft JhengHei" w:eastAsia="Microsoft JhengHei" w:hAnsi="Microsoft JhengHei"/>
-          <w:sz w:val="21"/>
-          <w:szCs w:val="21"/>
-        </w:rPr>
-        <w:t xml:space="preserve">(Prometheus 官方,磁碟用量等主機指標,mTLS 保護)與 </w:t>
-      </w:r>
-      <w:r>
-        <w:rPr>
-          <w:rFonts w:ascii="Microsoft JhengHei" w:cs="Microsoft JhengHei" w:eastAsia="Microsoft JhengHei" w:hAnsi="Microsoft JhengHei"/>
-          <w:b/>
-          <w:bCs/>
-          <w:sz w:val="21"/>
-          <w:szCs w:val="21"/>
-        </w:rPr>
-        <w:t xml:space="preserve">kafka_exporter</w:t>
-      </w:r>
-      <w:r>
-        <w:rPr>
-          <w:rFonts w:ascii="Microsoft JhengHei" w:cs="Microsoft JhengHei" w:eastAsia="Microsoft JhengHei" w:hAnsi="Microsoft JhengHei"/>
-          <w:sz w:val="21"/>
-          <w:szCs w:val="21"/>
-        </w:rPr>
-        <w:t xml:space="preserve">(社群專案 danielqsj,consumer lag;自己的網頁走 mTLS,連 Kafka 用專屬 SCRAM 帳號加只有 Describe 的 ACL——實測看得到 topic、group、offset,讀訊息被拒)。consumer 落後 4000 筆時 lag 告警約 3 分鐘觸發、追上後解除;告警門檻是範例值。磁碟告警只驗證規則已載入,沒有實際塞滿磁碟觸發。</w:t>
-      </w:r>
-      <w:r>
-        <w:rPr>
-          <w:rFonts w:ascii="Microsoft JhengHei" w:cs="Microsoft JhengHei" w:eastAsia="Microsoft JhengHei" w:hAnsi="Microsoft JhengHei"/>
-          <w:b/>
-          <w:bCs/>
-          <w:color w:val="B45309"/>
-          <w:sz w:val="18"/>
-          <w:szCs w:val="18"/>
-        </w:rPr>
-        <w:t xml:space="preserve">〔社群或第三方〕</w:t>
       </w:r>
     </w:p>
     <w:p>
@@ -16325,7 +16419,7 @@
           <w:sz w:val="21"/>
           <w:szCs w:val="21"/>
         </w:rPr>
-        <w:t xml:space="preserve">日誌與追蹤經 Kafka(Lab 27)</w:t>
+        <w:t xml:space="preserve">Grafana 全元件儀表板(Lab 26)</w:t>
       </w:r>
       <w:r>
         <w:rPr>
@@ -16333,7 +16427,7 @@
           <w:sz w:val="21"/>
           <w:szCs w:val="21"/>
         </w:rPr>
-        <w:t xml:space="preserve">:平台日誌與應用程式 trace 先寫進 Kafka(otel-logs、otel-traces),再由 Grafana Alloy 讀出送進 Loki 與 Tempo(兩者皆 mTLS)。實測:Loki 停機約 1 分鐘,容器日誌 980 行 = Loki 980 行,一筆不少——Kafka 當緩衝讓下游可以維護,保留期(本案 6 小時,範例值)是可停機的上限,Alloy 的 consumer lag 要監控;OpenTelemetry Java agent 不改程式碼,trace context 隨訊息標頭傳遞,一個 trace 串起 producer 與 consumer(agent 在 `java 檔名.java` 方式下要明確啟用);稽核 topic 也進 Loki 供同一處查詢。寫與讀用不同的 SCRAM 帳號、各自最小 ACL。</w:t>
+        <w:t xml:space="preserve">:C3 只看 broker 與 controller,Grafana 可涵蓋全部。本案把 Grafana 接上 Prometheus,匯入 Confluent 官方 jmx-monitoring-stacks 的 KRaft 儀表板(固定 commit、校驗 SHA-256、不改內容);為了讓官方查詢對得上,抓取 job 用官方慣例的 `kafka-broker`、`kafka-controller` 與 `env` 標籤。</w:t>
       </w:r>
       <w:r>
         <w:rPr>
@@ -16343,7 +16437,7 @@
           <w:sz w:val="21"/>
           <w:szCs w:val="21"/>
         </w:rPr>
-        <w:t xml:space="preserve">未驗證</w:t>
+        <w:t xml:space="preserve">匯入成功不等於有資料</w:t>
       </w:r>
       <w:r>
         <w:rPr>
@@ -16351,7 +16445,7 @@
           <w:sz w:val="21"/>
           <w:szCs w:val="21"/>
         </w:rPr>
-        <w:t xml:space="preserve">:Loki / Tempo 高可用與物件儲存、取樣與脫敏、Loki 的存取控制與不可竄改(Loki 本身沒有 RBAC)、Alloy 高可用。</w:t>
+        <w:t xml:space="preserve">:實測 150 個查詢中 126 個有資料(broker 補上 JmxReporter 前只有 108 個);沒資料的是 Tiered Storage(基線沒開)、Schema Registry 與 Connect(本案還沒替這兩個元件掛 JMX exporter,導入時要補)、KRaft 下 offline partitions 在 controller 而儀表板查 broker、JMX exporter 1.x 的指標命名與儀表板不同(例如 `jvm_memory_bytes_max`)。Grafana 本身:HTTPS、AD(LDAPS)登入並以群組對映角色、本機 admin 只留 break-glass、資料來源用只讀帳號、儀表板由檔案載入不可在畫面上改。</w:t>
       </w:r>
     </w:p>
     <w:p>
@@ -16368,18 +16462,66 @@
           <w:rFonts w:ascii="Microsoft JhengHei" w:cs="Microsoft JhengHei" w:eastAsia="Microsoft JhengHei" w:hAnsi="Microsoft JhengHei"/>
           <w:b/>
           <w:bCs/>
+          <w:color w:val="1F5FA8"/>
+          <w:sz w:val="18"/>
+          <w:szCs w:val="18"/>
+        </w:rPr>
+        <w:t xml:space="preserve">〔本案實測〕</w:t>
+      </w:r>
+      <w:r>
+        <w:rPr>
+          <w:rFonts w:ascii="Microsoft JhengHei" w:cs="Microsoft JhengHei" w:eastAsia="Microsoft JhengHei" w:hAnsi="Microsoft JhengHei"/>
           <w:sz w:val="21"/>
           <w:szCs w:val="21"/>
         </w:rPr>
-        <w:t xml:space="preserve">日誌與追蹤</w:t>
-      </w:r>
-      <w:r>
-        <w:rPr>
-          <w:rFonts w:ascii="Microsoft JhengHei" w:cs="Microsoft JhengHei" w:eastAsia="Microsoft JhengHei" w:hAnsi="Microsoft JhengHei"/>
+        <w:t xml:space="preserve"> 補上 Lab 22 缺的兩類指標:</w:t>
+      </w:r>
+      <w:r>
+        <w:rPr>
+          <w:rFonts w:ascii="Microsoft JhengHei" w:cs="Microsoft JhengHei" w:eastAsia="Microsoft JhengHei" w:hAnsi="Microsoft JhengHei"/>
+          <w:b/>
+          <w:bCs/>
           <w:sz w:val="21"/>
           <w:szCs w:val="21"/>
         </w:rPr>
-        <w:t xml:space="preserve">(Loki、Tempo、OpenTelemetry Collector 並以 Kafka 當傳輸緩衝)規劃於 Lab 27,尚未驗證。</w:t>
+        <w:t xml:space="preserve">node_exporter</w:t>
+      </w:r>
+      <w:r>
+        <w:rPr>
+          <w:rFonts w:ascii="Microsoft JhengHei" w:cs="Microsoft JhengHei" w:eastAsia="Microsoft JhengHei" w:hAnsi="Microsoft JhengHei"/>
+          <w:sz w:val="21"/>
+          <w:szCs w:val="21"/>
+        </w:rPr>
+        <w:t xml:space="preserve">(Prometheus 官方,磁碟用量等主機指標,mTLS 保護)與 </w:t>
+      </w:r>
+      <w:r>
+        <w:rPr>
+          <w:rFonts w:ascii="Microsoft JhengHei" w:cs="Microsoft JhengHei" w:eastAsia="Microsoft JhengHei" w:hAnsi="Microsoft JhengHei"/>
+          <w:b/>
+          <w:bCs/>
+          <w:sz w:val="21"/>
+          <w:szCs w:val="21"/>
+        </w:rPr>
+        <w:t xml:space="preserve">kafka_exporter</w:t>
+      </w:r>
+      <w:r>
+        <w:rPr>
+          <w:rFonts w:ascii="Microsoft JhengHei" w:cs="Microsoft JhengHei" w:eastAsia="Microsoft JhengHei" w:hAnsi="Microsoft JhengHei"/>
+          <w:sz w:val="21"/>
+          <w:szCs w:val="21"/>
+        </w:rPr>
+        <w:t xml:space="preserve">(社群專案 danielqsj,consumer lag;自己的網頁走 mTLS,連 Kafka 用專屬 SCRAM 帳號加只有 Describe 的 ACL——實測看得到 topic、group、offset,讀訊息被拒)。consumer 落後 4000 筆時 lag 告警約 3 分鐘觸發、追上後解除;告警門檻是範例值。磁碟告警只驗證規則已載入,沒有實際塞滿磁碟觸發。</w:t>
+      </w:r>
+      <w:r>
+        <w:rPr>
+          <w:rFonts w:ascii="Microsoft JhengHei" w:cs="Microsoft JhengHei" w:eastAsia="Microsoft JhengHei" w:hAnsi="Microsoft JhengHei"/>
+          <w:b/>
+          <w:bCs/>
+          <w:color w:val="B45309"/>
+          <w:sz w:val="18"/>
+          <w:szCs w:val="18"/>
+        </w:rPr>
+        <w:t xml:space="preserve">〔社群或第三方〕</w:t>
       </w:r>
     </w:p>
     <w:p>
@@ -16418,7 +16560,7 @@
           <w:sz w:val="21"/>
           <w:szCs w:val="21"/>
         </w:rPr>
-        <w:t xml:space="preserve">告警寄成信(Lab 30)</w:t>
+        <w:t xml:space="preserve">日誌與追蹤經 Kafka(Lab 27)</w:t>
       </w:r>
       <w:r>
         <w:rPr>
@@ -16426,7 +16568,7 @@
           <w:sz w:val="21"/>
           <w:szCs w:val="21"/>
         </w:rPr>
-        <w:t xml:space="preserve">:Alertmanager 以 SMTP 寄到行內自架的郵件伺服器(demo 用 Mailpit 代替)。設計:依嚴重度分流(critical 寄值班信箱、warning 寄維運群組信箱)、`group_by [alertname, severity]` 合併同類告警避免洗版、`send_resolved` 寄解除通知;SMTP 強制 STARTTLS 並要帳密,密碼用 `smtp_auth_password_file`,並以行內 CA 驗證郵件伺服器憑證。實測:測試告警約 15 秒收到信;停 1 台 broker 約 30 秒收到 FIRING、恢復後約 40 秒收到 RESOLVED;3 個實例的同類告警合併成 1 封。Control Center 也讀 `alertmanager-generated.yml`,告警設定要統一一處管理。</w:t>
+        <w:t xml:space="preserve">:平台日誌與應用程式 trace 先寫進 Kafka(otel-logs、otel-traces),再由 Grafana Alloy 讀出送進 Loki 與 Tempo(兩者皆 mTLS)。實測:Loki 停機約 1 分鐘,容器日誌 980 行 = Loki 980 行,一筆不少——Kafka 當緩衝讓下游可以維護,保留期(本案 6 小時,範例值)是可停機的上限,Alloy 的 consumer lag 要監控;OpenTelemetry Java agent 不改程式碼,trace context 隨訊息標頭傳遞,一個 trace 串起 producer 與 consumer(agent 在 `java 檔名.java` 方式下要明確啟用);稽核 topic 也進 Loki 供同一處查詢。寫與讀用不同的 SCRAM 帳號、各自最小 ACL。</w:t>
       </w:r>
       <w:r>
         <w:rPr>
@@ -16444,7 +16586,165 @@
           <w:sz w:val="21"/>
           <w:szCs w:val="21"/>
         </w:rPr>
+        <w:t xml:space="preserve">:Loki / Tempo 高可用與物件儲存、取樣與脫敏、Loki 的存取控制與不可竄改(Loki 本身沒有 RBAC)、Alloy 高可用。</w:t>
+      </w:r>
+    </w:p>
+    <w:p>
+      <w:pPr>
+        <w:pStyle w:val="ListParagraph"/>
+        <w:numPr>
+          <w:ilvl w:val="0"/>
+          <w:numId w:val="2"/>
+        </w:numPr>
+        <w:spacing w:after="60" w:line="290"/>
+      </w:pPr>
+      <w:r>
+        <w:rPr>
+          <w:rFonts w:ascii="Microsoft JhengHei" w:cs="Microsoft JhengHei" w:eastAsia="Microsoft JhengHei" w:hAnsi="Microsoft JhengHei"/>
+          <w:b/>
+          <w:bCs/>
+          <w:sz w:val="21"/>
+          <w:szCs w:val="21"/>
+        </w:rPr>
+        <w:t xml:space="preserve">日誌與追蹤</w:t>
+      </w:r>
+      <w:r>
+        <w:rPr>
+          <w:rFonts w:ascii="Microsoft JhengHei" w:cs="Microsoft JhengHei" w:eastAsia="Microsoft JhengHei" w:hAnsi="Microsoft JhengHei"/>
+          <w:sz w:val="21"/>
+          <w:szCs w:val="21"/>
+        </w:rPr>
+        <w:t xml:space="preserve">(Loki、Tempo、OpenTelemetry Collector 並以 Kafka 當傳輸緩衝)規劃於 Lab 27,尚未驗證。</w:t>
+      </w:r>
+    </w:p>
+    <w:p>
+      <w:pPr>
+        <w:pStyle w:val="ListParagraph"/>
+        <w:numPr>
+          <w:ilvl w:val="0"/>
+          <w:numId w:val="2"/>
+        </w:numPr>
+        <w:spacing w:after="60" w:line="290"/>
+      </w:pPr>
+      <w:r>
+        <w:rPr>
+          <w:rFonts w:ascii="Microsoft JhengHei" w:cs="Microsoft JhengHei" w:eastAsia="Microsoft JhengHei" w:hAnsi="Microsoft JhengHei"/>
+          <w:b/>
+          <w:bCs/>
+          <w:color w:val="1F5FA8"/>
+          <w:sz w:val="18"/>
+          <w:szCs w:val="18"/>
+        </w:rPr>
+        <w:t xml:space="preserve">〔本案實測〕</w:t>
+      </w:r>
+      <w:r>
+        <w:rPr>
+          <w:rFonts w:ascii="Microsoft JhengHei" w:cs="Microsoft JhengHei" w:eastAsia="Microsoft JhengHei" w:hAnsi="Microsoft JhengHei"/>
+          <w:sz w:val="21"/>
+          <w:szCs w:val="21"/>
+        </w:rPr>
+        <w:t xml:space="preserve"> </w:t>
+      </w:r>
+      <w:r>
+        <w:rPr>
+          <w:rFonts w:ascii="Microsoft JhengHei" w:cs="Microsoft JhengHei" w:eastAsia="Microsoft JhengHei" w:hAnsi="Microsoft JhengHei"/>
+          <w:b/>
+          <w:bCs/>
+          <w:sz w:val="21"/>
+          <w:szCs w:val="21"/>
+        </w:rPr>
+        <w:t xml:space="preserve">告警寄成信(Lab 30)</w:t>
+      </w:r>
+      <w:r>
+        <w:rPr>
+          <w:rFonts w:ascii="Microsoft JhengHei" w:cs="Microsoft JhengHei" w:eastAsia="Microsoft JhengHei" w:hAnsi="Microsoft JhengHei"/>
+          <w:sz w:val="21"/>
+          <w:szCs w:val="21"/>
+        </w:rPr>
+        <w:t xml:space="preserve">:Alertmanager 以 SMTP 寄到行內自架的郵件伺服器(demo 用 Mailpit 代替)。設計:依嚴重度分流(critical 寄值班信箱、warning 寄維運群組信箱)、`group_by [alertname, severity]` 合併同類告警避免洗版、`send_resolved` 寄解除通知;SMTP 強制 STARTTLS 並要帳密,密碼用 `smtp_auth_password_file`,並以行內 CA 驗證郵件伺服器憑證。實測:測試告警約 15 秒收到信;停 1 台 broker 約 30 秒收到 FIRING、恢復後約 40 秒收到 RESOLVED;3 個實例的同類告警合併成 1 封。Control Center 也讀 `alertmanager-generated.yml`,告警設定要統一一處管理。</w:t>
+      </w:r>
+      <w:r>
+        <w:rPr>
+          <w:rFonts w:ascii="Microsoft JhengHei" w:cs="Microsoft JhengHei" w:eastAsia="Microsoft JhengHei" w:hAnsi="Microsoft JhengHei"/>
+          <w:b/>
+          <w:bCs/>
+          <w:sz w:val="21"/>
+          <w:szCs w:val="21"/>
+        </w:rPr>
+        <w:t xml:space="preserve">未驗證</w:t>
+      </w:r>
+      <w:r>
+        <w:rPr>
+          <w:rFonts w:ascii="Microsoft JhengHei" w:cs="Microsoft JhengHei" w:eastAsia="Microsoft JhengHei" w:hAnsi="Microsoft JhengHei"/>
+          <w:sz w:val="21"/>
+          <w:szCs w:val="21"/>
+        </w:rPr>
         <w:t xml:space="preserve">:接真正的行內郵件伺服器(驗證方式、relay 限制、SPF / DKIM)、簡訊 / 通訊軟體 / 工單 webhook、靜音與抑制規則、Alertmanager 高可用、通知失敗的備援。</w:t>
+      </w:r>
+    </w:p>
+    <w:p>
+      <w:pPr>
+        <w:pStyle w:val="ListParagraph"/>
+        <w:numPr>
+          <w:ilvl w:val="0"/>
+          <w:numId w:val="2"/>
+        </w:numPr>
+        <w:spacing w:after="60" w:line="290"/>
+      </w:pPr>
+      <w:r>
+        <w:rPr>
+          <w:rFonts w:ascii="Microsoft JhengHei" w:cs="Microsoft JhengHei" w:eastAsia="Microsoft JhengHei" w:hAnsi="Microsoft JhengHei"/>
+          <w:b/>
+          <w:bCs/>
+          <w:color w:val="1F5FA8"/>
+          <w:sz w:val="18"/>
+          <w:szCs w:val="18"/>
+        </w:rPr>
+        <w:t xml:space="preserve">〔本案實測〕</w:t>
+      </w:r>
+      <w:r>
+        <w:rPr>
+          <w:rFonts w:ascii="Microsoft JhengHei" w:cs="Microsoft JhengHei" w:eastAsia="Microsoft JhengHei" w:hAnsi="Microsoft JhengHei"/>
+          <w:sz w:val="21"/>
+          <w:szCs w:val="21"/>
+        </w:rPr>
+        <w:t xml:space="preserve"> </w:t>
+      </w:r>
+      <w:r>
+        <w:rPr>
+          <w:rFonts w:ascii="Microsoft JhengHei" w:cs="Microsoft JhengHei" w:eastAsia="Microsoft JhengHei" w:hAnsi="Microsoft JhengHei"/>
+          <w:b/>
+          <w:bCs/>
+          <w:sz w:val="21"/>
+          <w:szCs w:val="21"/>
+        </w:rPr>
+        <w:t xml:space="preserve">動態 quorum(Lab 33)</w:t>
+      </w:r>
+      <w:r>
+        <w:rPr>
+          <w:rFonts w:ascii="Microsoft JhengHei" w:cs="Microsoft JhengHei" w:eastAsia="Microsoft JhengHei" w:hAnsi="Microsoft JhengHei"/>
+          <w:sz w:val="21"/>
+          <w:szCs w:val="21"/>
+        </w:rPr>
+        <w:t xml:space="preserve">:官方建議正式環境用動態 quorum(名單存在叢集 metadata,不在每台設定檔寫 controller.quorum.voters);本案測試環境一開始就是動態 quorum(所有 controller 以相同的 `--initial-controllers` 格式化)。既有的靜態叢集可升級(實測):`kafka-features upgrade --feature kraft.version=1`,再把各節點設定換成 `controller.quorum.bootstrap.servers`,controller 一台一台重啟再重啟 broker,期間 1500 筆 acks=all 寫入全成功,升級後每個 voter 有 directory id(這個升級實驗是在舊拓樸做的;本環境一開始就是動態 quorum,未在新拓樸重做)。汰換壞掉的 controller:新節點 `kafka-storage format --no-initial-controllers`、啟動後在新節點上以 `add-controller` 加入(預設不會自動加入)、再 `remove-controller --controller-id &lt;id&gt; --controller-directory-id &lt;dir id&gt;`;順序是先加後移除;全程不重啟其他節點,之後再停一台仍可服務。自動加入(`controller.quorum.auto.join.enable`)、同時壞兩台、5 台 controller </w:t>
+      </w:r>
+      <w:r>
+        <w:rPr>
+          <w:rFonts w:ascii="Microsoft JhengHei" w:cs="Microsoft JhengHei" w:eastAsia="Microsoft JhengHei" w:hAnsi="Microsoft JhengHei"/>
+          <w:b/>
+          <w:bCs/>
+          <w:sz w:val="21"/>
+          <w:szCs w:val="21"/>
+        </w:rPr>
+        <w:t xml:space="preserve">未驗證</w:t>
+      </w:r>
+      <w:r>
+        <w:rPr>
+          <w:rFonts w:ascii="Microsoft JhengHei" w:cs="Microsoft JhengHei" w:eastAsia="Microsoft JhengHei" w:hAnsi="Microsoft JhengHei"/>
+          <w:sz w:val="21"/>
+          <w:szCs w:val="21"/>
+        </w:rPr>
+        <w:t xml:space="preserve">。</w:t>
       </w:r>
     </w:p>
     <w:p>
@@ -18204,7 +18504,7 @@
           <w:sz w:val="21"/>
           <w:szCs w:val="21"/>
         </w:rPr>
-        <w:t xml:space="preserve"> 測試環境以 `docker restart` 逐台重啟並等待健康的方式驗證:(1)基礎環境 2 台 broker、副本 2、min.isr 1,寫入期間零遺失;(2)HA 環境(Lab 21)3 台 broker、副本 3、min.isr 2,背景寫入 2400 筆(acks=all、冪等),依序重啟 3 台 broker(每台等 URP=0)再 3 台 controller(active 最後),送出 2400 = topic 2400,零失敗。</w:t>
+        <w:t xml:space="preserve"> 測試環境(Lab 21)以 `docker restart` 逐台重啟並等待健康的方式驗證:4 台 broker、副本 3、min.isr 2,背景寫入 2400 筆(acks=all、冪等),依序重啟 4 台 broker(每台等 URP=0)再 3 台 controller(active 最後),送出 2400 = topic 2400,零失敗(4 台 broker、3 台 controller)。</w:t>
       </w:r>
       <w:r>
         <w:rPr>
@@ -19331,7 +19631,7 @@
           <w:sz w:val="21"/>
           <w:szCs w:val="21"/>
         </w:rPr>
-        <w:t xml:space="preserve"> 本案實測(Lab 24):資料不均(兩台各約 200 MB、第三台 0)時,先存回退檔;`--generate` 的建議只當草稿(起點隨機、不刻意少搬),正式執行審過的計畫;`--execute --throttle` 限速搬家期間背景寫入零失敗,`--verify` 完成時自動移除限速;`--cancel` 讓搬到一半的搬家回到搬家前的副本配置並清除限速;**搬完不跑 `--verify`,broker 與 topic 的 `throttled.*` 設定會殘留**,之後的複製流量被默默限速,要納入巡檢。限速值要依服務延遲逐步調(本案沒有壓測基準,不給數字)。</w:t>
+        <w:t xml:space="preserve"> 本案實測(Lab 24):資料不均(副本 3 全擠在 3 台、各約 198 MB,第 4 台為 0,就像剛加入的新 broker)時,先存回退檔;`--generate` 的建議只當草稿(起點隨機、不刻意少搬),正式執行審過的計畫;`--execute --throttle` 限速搬家期間背景寫入零失敗,`--verify` 完成時自動移除限速;`--cancel` 讓搬到一半的搬家回到搬家前的副本配置並清除限速;**搬完不跑 `--verify`,broker 與 topic 的 `throttled.*` 設定會殘留**,之後的複製流量被默默限速,要納入巡檢。限速值要依服務延遲逐步調(本案沒有壓測基準,不給數字)。</w:t>
       </w:r>
     </w:p>
     <w:p>
@@ -20362,6 +20662,154 @@
     </w:p>
     <w:p>
       <w:pPr>
+        <w:pStyle w:val="ListParagraph"/>
+        <w:numPr>
+          <w:ilvl w:val="0"/>
+          <w:numId w:val="2"/>
+        </w:numPr>
+        <w:spacing w:after="60" w:line="290"/>
+      </w:pPr>
+      <w:r>
+        <w:rPr>
+          <w:rFonts w:ascii="Microsoft JhengHei" w:cs="Microsoft JhengHei" w:eastAsia="Microsoft JhengHei" w:hAnsi="Microsoft JhengHei"/>
+          <w:b/>
+          <w:bCs/>
+          <w:color w:val="1F5FA8"/>
+          <w:sz w:val="18"/>
+          <w:szCs w:val="18"/>
+        </w:rPr>
+        <w:t xml:space="preserve">〔本案實測〕</w:t>
+      </w:r>
+      <w:r>
+        <w:rPr>
+          <w:rFonts w:ascii="Microsoft JhengHei" w:cs="Microsoft JhengHei" w:eastAsia="Microsoft JhengHei" w:hAnsi="Microsoft JhengHei"/>
+          <w:sz w:val="21"/>
+          <w:szCs w:val="21"/>
+        </w:rPr>
+        <w:t xml:space="preserve"> </w:t>
+      </w:r>
+      <w:r>
+        <w:rPr>
+          <w:rFonts w:ascii="Microsoft JhengHei" w:cs="Microsoft JhengHei" w:eastAsia="Microsoft JhengHei" w:hAnsi="Microsoft JhengHei"/>
+          <w:b/>
+          <w:bCs/>
+          <w:sz w:val="21"/>
+          <w:szCs w:val="21"/>
+        </w:rPr>
+        <w:t xml:space="preserve">本案實測(Lab 36,CP 8.3.2)</w:t>
+      </w:r>
+      <w:r>
+        <w:rPr>
+          <w:rFonts w:ascii="Microsoft JhengHei" w:cs="Microsoft JhengHei" w:eastAsia="Microsoft JhengHei" w:hAnsi="Microsoft JhengHei"/>
+          <w:sz w:val="21"/>
+          <w:szCs w:val="21"/>
+        </w:rPr>
+        <w:t xml:space="preserve">:DR 站(縮小版 1 controller + 3 broker,有自己的 MDS)主動連主站建立 link(destination-initiated),link 身分是主站上的 SCRAM 服務帳號,只給讀取權限。實測結果:鏡像 300 = 300 筆、consumer offset 同步 200 = 200;主站整站斷電(7 個節點立即終止)後 DR 站 failover,</w:t>
+      </w:r>
+      <w:r>
+        <w:rPr>
+          <w:rFonts w:ascii="Microsoft JhengHei" w:cs="Microsoft JhengHei" w:eastAsia="Microsoft JhengHei" w:hAnsi="Microsoft JhengHei"/>
+          <w:b/>
+          <w:bCs/>
+          <w:sz w:val="21"/>
+          <w:szCs w:val="21"/>
+        </w:rPr>
+        <w:t xml:space="preserve">107 秒恢復寫入</w:t>
+      </w:r>
+      <w:r>
+        <w:rPr>
+          <w:rFonts w:ascii="Microsoft JhengHei" w:cs="Microsoft JhengHei" w:eastAsia="Microsoft JhengHei" w:hAnsi="Microsoft JhengHei"/>
+          <w:sz w:val="21"/>
+          <w:szCs w:val="21"/>
+        </w:rPr>
+        <w:t xml:space="preserve">(腳本自動執行,正式演練另加判斷與核准時間);主站恢復後確認 </w:t>
+      </w:r>
+      <w:r>
+        <w:rPr>
+          <w:rFonts w:ascii="Microsoft JhengHei" w:cs="Microsoft JhengHei" w:eastAsia="Microsoft JhengHei" w:hAnsi="Microsoft JhengHei"/>
+          <w:b/>
+          <w:bCs/>
+          <w:sz w:val="21"/>
+          <w:szCs w:val="21"/>
+        </w:rPr>
+        <w:t xml:space="preserve">RPO 0 筆</w:t>
+      </w:r>
+      <w:r>
+        <w:rPr>
+          <w:rFonts w:ascii="Microsoft JhengHei" w:cs="Microsoft JhengHei" w:eastAsia="Microsoft JhengHei" w:hAnsi="Microsoft JhengHei"/>
+          <w:sz w:val="21"/>
+          <w:szCs w:val="21"/>
+        </w:rPr>
+        <w:t xml:space="preserve">(兩站在同一台主機、沒有網路延遲;跨機房會有落後,RPO 大於 0);切回用反向 link → 主站重建為鏡像 → 零落後 → promote,資料一致。</w:t>
+      </w:r>
+    </w:p>
+    <w:p>
+      <w:pPr>
+        <w:pStyle w:val="ListParagraph"/>
+        <w:numPr>
+          <w:ilvl w:val="0"/>
+          <w:numId w:val="2"/>
+        </w:numPr>
+        <w:spacing w:after="60" w:line="290"/>
+      </w:pPr>
+      <w:r>
+        <w:rPr>
+          <w:rFonts w:ascii="Microsoft JhengHei" w:cs="Microsoft JhengHei" w:eastAsia="Microsoft JhengHei" w:hAnsi="Microsoft JhengHei"/>
+          <w:b/>
+          <w:bCs/>
+          <w:color w:val="1F5FA8"/>
+          <w:sz w:val="18"/>
+          <w:szCs w:val="18"/>
+        </w:rPr>
+        <w:t xml:space="preserve">〔本案實測〕</w:t>
+      </w:r>
+      <w:r>
+        <w:rPr>
+          <w:rFonts w:ascii="Microsoft JhengHei" w:cs="Microsoft JhengHei" w:eastAsia="Microsoft JhengHei" w:hAnsi="Microsoft JhengHei"/>
+          <w:sz w:val="21"/>
+          <w:szCs w:val="21"/>
+        </w:rPr>
+        <w:t xml:space="preserve"> </w:t>
+      </w:r>
+      <w:r>
+        <w:rPr>
+          <w:rFonts w:ascii="Microsoft JhengHei" w:cs="Microsoft JhengHei" w:eastAsia="Microsoft JhengHei" w:hAnsi="Microsoft JhengHei"/>
+          <w:b/>
+          <w:bCs/>
+          <w:sz w:val="21"/>
+          <w:szCs w:val="21"/>
+        </w:rPr>
+        <w:t xml:space="preserve">實測發現的必要設定</w:t>
+      </w:r>
+      <w:r>
+        <w:rPr>
+          <w:rFonts w:ascii="Microsoft JhengHei" w:cs="Microsoft JhengHei" w:eastAsia="Microsoft JhengHei" w:hAnsi="Microsoft JhengHei"/>
+          <w:sz w:val="21"/>
+          <w:szCs w:val="21"/>
+        </w:rPr>
+        <w:t xml:space="preserve">:① 來源端 link 帳號只有 `DeveloperRead` 時建鏡像被拒(`Denied Operation = DescribeConfigs`),要補一條 Topic DescribeConfigs 的 ACL(官方 RBAC 表只寫 DeveloperRead,已列入向 Confluent 確認;不用 DeveloperManage 是因為它多出建立、刪除、改設定);② 開啟 offset 同步時,consumer group 範圍要用 `--consumer-group-filters-json-file` 傳,寫在 link 設定檔會被拒;③ </w:t>
+      </w:r>
+      <w:r>
+        <w:rPr>
+          <w:rFonts w:ascii="Microsoft JhengHei" w:cs="Microsoft JhengHei" w:eastAsia="Microsoft JhengHei" w:hAnsi="Microsoft JhengHei"/>
+          <w:b/>
+          <w:bCs/>
+          <w:sz w:val="21"/>
+          <w:szCs w:val="21"/>
+        </w:rPr>
+        <w:t xml:space="preserve">RBAC 綁定與 SCRAM 帳號都不會隨 link 同步</w:t>
+      </w:r>
+      <w:r>
+        <w:rPr>
+          <w:rFonts w:ascii="Microsoft JhengHei" w:cs="Microsoft JhengHei" w:eastAsia="Microsoft JhengHei" w:hAnsi="Microsoft JhengHei"/>
+          <w:sz w:val="21"/>
+          <w:szCs w:val="21"/>
+        </w:rPr>
+        <w:t xml:space="preserve">,DR 站要在災難前建好(演練清單必列);④ consumer 從同步的 offset 接續,最後一次同步(預設週期)之後讀過的會重讀,應用要冪等。</w:t>
+      </w:r>
+    </w:p>
+    <w:p>
+      <w:pPr>
         <w:spacing w:after="100" w:line="300"/>
       </w:pPr>
       <w:r>
@@ -20370,7 +20818,7 @@
           <w:sz w:val="21"/>
           <w:szCs w:val="21"/>
         </w:rPr>
-        <w:t xml:space="preserve">★建議:RPO 要求為 0 才考慮 Multi-Region(代價高);否則以 Cluster Linking 為主。</w:t>
+        <w:t xml:space="preserve">★建議:RPO 要求為 0 才考慮 Multi-Region(代價高);否則以 Cluster Linking 為主,鏡像落後(lag)納入監控與告警,因為 RPO 就是斷電當下的落後量。</w:t>
       </w:r>
       <w:r>
         <w:rPr>
@@ -20382,32 +20830,6 @@
           <w:szCs w:val="18"/>
         </w:rPr>
         <w:t xml:space="preserve">〔推論,未找到明載〕</w:t>
-      </w:r>
-      <w:r>
-        <w:rPr>
-          <w:rFonts w:ascii="Microsoft JhengHei" w:cs="Microsoft JhengHei" w:eastAsia="Microsoft JhengHei" w:hAnsi="Microsoft JhengHei"/>
-          <w:sz w:val="21"/>
-          <w:szCs w:val="21"/>
-        </w:rPr>
-        <w:t xml:space="preserve"> 本案</w:t>
-      </w:r>
-      <w:r>
-        <w:rPr>
-          <w:rFonts w:ascii="Microsoft JhengHei" w:cs="Microsoft JhengHei" w:eastAsia="Microsoft JhengHei" w:hAnsi="Microsoft JhengHei"/>
-          <w:b/>
-          <w:bCs/>
-          <w:sz w:val="21"/>
-          <w:szCs w:val="21"/>
-        </w:rPr>
-        <w:t xml:space="preserve">沒有測過 Cluster Linking</w:t>
-      </w:r>
-      <w:r>
-        <w:rPr>
-          <w:rFonts w:ascii="Microsoft JhengHei" w:cs="Microsoft JhengHei" w:eastAsia="Microsoft JhengHei" w:hAnsi="Microsoft JhengHei"/>
-          <w:sz w:val="21"/>
-          <w:szCs w:val="21"/>
-        </w:rPr>
-        <w:t xml:space="preserve">,只有概念層級說明。</w:t>
       </w:r>
     </w:p>
     <w:p>
@@ -22997,7 +23419,7 @@
                 <w:sz w:val="19"/>
                 <w:szCs w:val="19"/>
               </w:rPr>
-              <w:t xml:space="preserve">。實測(Lab 21):副本 3、min.isr 2 時停 2 台 broker,acks=all 被擋;</w:t>
+              <w:t xml:space="preserve">。實測(Lab 21):副本 3、min.isr 2 時停掉同一分區 2 個副本所在的 broker,acks=all 被擋;</w:t>
             </w:r>
             <w:r>
               <w:rPr>
@@ -23966,7 +24388,7 @@
           <w:sz w:val="21"/>
           <w:szCs w:val="21"/>
         </w:rPr>
-        <w:t xml:space="preserve"> 本案實測(Lab 25,Java 單檔程式,HA 環境):(1)broker 暫停 5 秒造成逾時重送,</w:t>
+        <w:t xml:space="preserve"> 本案實測(Lab 25,Java 單檔程式):(1)broker 暫停 5 秒造成逾時重送,</w:t>
       </w:r>
       <w:r>
         <w:rPr>
@@ -26244,10 +26666,21 @@
       <w:r>
         <w:rPr>
           <w:rFonts w:ascii="Microsoft JhengHei" w:cs="Microsoft JhengHei" w:eastAsia="Microsoft JhengHei" w:hAnsi="Microsoft JhengHei"/>
+          <w:b/>
+          <w:bCs/>
+          <w:color w:val="1F5FA8"/>
+          <w:sz w:val="18"/>
+          <w:szCs w:val="18"/>
+        </w:rPr>
+        <w:t xml:space="preserve">〔本案實測〕</w:t>
+      </w:r>
+      <w:r>
+        <w:rPr>
+          <w:rFonts w:ascii="Microsoft JhengHei" w:cs="Microsoft JhengHei" w:eastAsia="Microsoft JhengHei" w:hAnsi="Microsoft JhengHei"/>
           <w:sz w:val="21"/>
           <w:szCs w:val="21"/>
         </w:rPr>
-        <w:t xml:space="preserve">Connect 的設定檔祕密:worker 設 `config.providers`;可用 FileConfigProvider(`${file:路徑:key}`)、EnvVarConfigProvider;RBAC 環境另有 SecurePassConfigProvider;</w:t>
+        <w:t xml:space="preserve"> </w:t>
       </w:r>
       <w:r>
         <w:rPr>
@@ -26257,7 +26690,7 @@
           <w:sz w:val="21"/>
           <w:szCs w:val="21"/>
         </w:rPr>
-        <w:t xml:space="preserve">每台 worker 都要有相同的 provider 與可解析的值</w:t>
+        <w:t xml:space="preserve">兩台 Connect worker</w:t>
       </w:r>
       <w:r>
         <w:rPr>
@@ -26265,18 +26698,7 @@
           <w:sz w:val="21"/>
           <w:szCs w:val="21"/>
         </w:rPr>
-        <w:t xml:space="preserve">。</w:t>
-      </w:r>
-      <w:r>
-        <w:rPr>
-          <w:rFonts w:ascii="Microsoft JhengHei" w:cs="Microsoft JhengHei" w:eastAsia="Microsoft JhengHei" w:hAnsi="Microsoft JhengHei"/>
-          <w:b/>
-          <w:bCs/>
-          <w:color w:val="1F7A4D"/>
-          <w:sz w:val="18"/>
-          <w:szCs w:val="18"/>
-        </w:rPr>
-        <w:t xml:space="preserve">〔官方文件〕</w:t>
+        <w:t xml:space="preserve">:非 leader 收到建立連接器等請求時,以 HTTPS 轉給 leader;轉送的 REST client 讀 `listeners.https.ssl.truststore.*`。只設 keystore 時轉送失敗(PKIX path building failed),使用者拿到 HTTP 500——單台 worker 不轉送,所以單機測試看不出來。</w:t>
       </w:r>
     </w:p>
     <w:p>
@@ -26291,6 +26713,53 @@
       <w:r>
         <w:rPr>
           <w:rFonts w:ascii="Microsoft JhengHei" w:cs="Microsoft JhengHei" w:eastAsia="Microsoft JhengHei" w:hAnsi="Microsoft JhengHei"/>
+          <w:sz w:val="21"/>
+          <w:szCs w:val="21"/>
+        </w:rPr>
+        <w:t xml:space="preserve">Connect 的設定檔祕密:worker 設 `config.providers`;可用 FileConfigProvider(`${file:路徑:key}`)、EnvVarConfigProvider;RBAC 環境另有 SecurePassConfigProvider;</w:t>
+      </w:r>
+      <w:r>
+        <w:rPr>
+          <w:rFonts w:ascii="Microsoft JhengHei" w:cs="Microsoft JhengHei" w:eastAsia="Microsoft JhengHei" w:hAnsi="Microsoft JhengHei"/>
+          <w:b/>
+          <w:bCs/>
+          <w:sz w:val="21"/>
+          <w:szCs w:val="21"/>
+        </w:rPr>
+        <w:t xml:space="preserve">每台 worker 都要有相同的 provider 與可解析的值</w:t>
+      </w:r>
+      <w:r>
+        <w:rPr>
+          <w:rFonts w:ascii="Microsoft JhengHei" w:cs="Microsoft JhengHei" w:eastAsia="Microsoft JhengHei" w:hAnsi="Microsoft JhengHei"/>
+          <w:sz w:val="21"/>
+          <w:szCs w:val="21"/>
+        </w:rPr>
+        <w:t xml:space="preserve">。</w:t>
+      </w:r>
+      <w:r>
+        <w:rPr>
+          <w:rFonts w:ascii="Microsoft JhengHei" w:cs="Microsoft JhengHei" w:eastAsia="Microsoft JhengHei" w:hAnsi="Microsoft JhengHei"/>
+          <w:b/>
+          <w:bCs/>
+          <w:color w:val="1F7A4D"/>
+          <w:sz w:val="18"/>
+          <w:szCs w:val="18"/>
+        </w:rPr>
+        <w:t xml:space="preserve">〔官方文件〕</w:t>
+      </w:r>
+    </w:p>
+    <w:p>
+      <w:pPr>
+        <w:pStyle w:val="ListParagraph"/>
+        <w:numPr>
+          <w:ilvl w:val="0"/>
+          <w:numId w:val="2"/>
+        </w:numPr>
+        <w:spacing w:after="60" w:line="290"/>
+      </w:pPr>
+      <w:r>
+        <w:rPr>
+          <w:rFonts w:ascii="Microsoft JhengHei" w:cs="Microsoft JhengHei" w:eastAsia="Microsoft JhengHei" w:hAnsi="Microsoft JhengHei"/>
           <w:b/>
           <w:bCs/>
           <w:color w:val="1F5FA8"/>
@@ -26305,7 +26774,7 @@
           <w:sz w:val="21"/>
           <w:szCs w:val="21"/>
         </w:rPr>
-        <w:t xml:space="preserve"> 本案實測(Lab 29,單一 worker):(1)RBAC:REST 走 HTTPS,認證用 AD 帳密,授權依 AD 群組與連接器名稱(Connector 是 MDS 的資源);沒有權限的使用者列出連接器得到</w:t>
+        <w:t xml:space="preserve"> 本案實測(Lab 29):(1)RBAC:REST 走 HTTPS,認證用 AD 帳密,授權依 AD 群組與連接器名稱(Connector 是 MDS 的資源);沒有權限的使用者列出連接器得到</w:t>
       </w:r>
       <w:r>
         <w:rPr>
@@ -26413,7 +26882,7 @@
           <w:sz w:val="21"/>
           <w:szCs w:val="21"/>
         </w:rPr>
-        <w:t xml:space="preserve">:多 worker 與故障轉移、source 連接器與 Avro / Schema Registry 轉換器、密碼輪替後連接器如何生效、SecurePass provider、連接器外掛的供應鏈驗證。</w:t>
+        <w:t xml:space="preserve">:worker 故障時的連接器重新分配(本案測試環境有 2 個 worker,未做故障實驗)、source 連接器與 Avro / Schema Registry 轉換器、密碼輪替後連接器如何生效、SecurePass provider、連接器外掛的供應鏈驗證。</w:t>
       </w:r>
     </w:p>
     <w:p>
@@ -28527,6 +28996,35 @@
           <w:szCs w:val="18"/>
         </w:rPr>
         <w:t xml:space="preserve">〔推論,未找到明載〕</w:t>
+      </w:r>
+    </w:p>
+    <w:p>
+      <w:pPr>
+        <w:pStyle w:val="ListParagraph"/>
+        <w:numPr>
+          <w:ilvl w:val="0"/>
+          <w:numId w:val="2"/>
+        </w:numPr>
+        <w:spacing w:after="60" w:line="290"/>
+      </w:pPr>
+      <w:r>
+        <w:rPr>
+          <w:rFonts w:ascii="Microsoft JhengHei" w:cs="Microsoft JhengHei" w:eastAsia="Microsoft JhengHei" w:hAnsi="Microsoft JhengHei"/>
+          <w:b/>
+          <w:bCs/>
+          <w:color w:val="1F5FA8"/>
+          <w:sz w:val="18"/>
+          <w:szCs w:val="18"/>
+        </w:rPr>
+        <w:t xml:space="preserve">〔本案實測〕</w:t>
+      </w:r>
+      <w:r>
+        <w:rPr>
+          <w:rFonts w:ascii="Microsoft JhengHei" w:cs="Microsoft JhengHei" w:eastAsia="Microsoft JhengHei" w:hAnsi="Microsoft JhengHei"/>
+          <w:sz w:val="21"/>
+          <w:szCs w:val="21"/>
+        </w:rPr>
+        <w:t xml:space="preserve"> 本案把演練寫成可重複執行的腳本(Lab 36:`scripts/dr-lab.sh` 的 mirror、rbac、failover、failback、report),每次產生一份演練紀錄(時間點、RTO、RPO、consumer 接續、切回結果與演練清單),可直接當稽核證據的範本。RPO 要等主站恢復後才能確認(主站斷電當下的筆數當場查不到),這一點要寫進演練程序。</w:t>
       </w:r>
     </w:p>
     <w:p>
@@ -31956,6 +32454,108 @@
                 <w:sz w:val="19"/>
                 <w:szCs w:val="19"/>
               </w:rPr>
+              <w:t xml:space="preserve">機房與機架</w:t>
+            </w:r>
+          </w:p>
+        </w:tc>
+        <w:tc>
+          <w:tcPr>
+            <w:tcW w:type="dxa" w:w="5569"/>
+            <w:tcBorders>
+              <w:top w:val="single" w:color="BFBFBF" w:sz="4"/>
+              <w:left w:val="single" w:color="BFBFBF" w:sz="4"/>
+              <w:bottom w:val="single" w:color="BFBFBF" w:sz="4"/>
+              <w:right w:val="single" w:color="BFBFBF" w:sz="4"/>
+            </w:tcBorders>
+            <w:tcMar>
+              <w:top w:type="dxa" w:w="60"/>
+              <w:left w:type="dxa" w:w="100"/>
+              <w:bottom w:type="dxa" w:w="60"/>
+              <w:right w:type="dxa" w:w="100"/>
+            </w:tcMar>
+          </w:tcPr>
+          <w:p>
+            <w:pPr>
+              <w:spacing w:after="30" w:line="270"/>
+            </w:pPr>
+            <w:r>
+              <w:rPr>
+                <w:rFonts w:ascii="Microsoft JhengHei" w:cs="Microsoft JhengHei" w:eastAsia="Microsoft JhengHei" w:hAnsi="Microsoft JhengHei"/>
+                <w:b w:val="false"/>
+                <w:bCs w:val="false"/>
+                <w:sz w:val="19"/>
+                <w:szCs w:val="19"/>
+              </w:rPr>
+              <w:t xml:space="preserve">7 台 VM 分在幾台實體主機、幾個機架;是否有 VM 反親和(anti-affinity)規則</w:t>
+            </w:r>
+          </w:p>
+        </w:tc>
+        <w:tc>
+          <w:tcPr>
+            <w:tcW w:type="dxa" w:w="2570"/>
+            <w:tcBorders>
+              <w:top w:val="single" w:color="BFBFBF" w:sz="4"/>
+              <w:left w:val="single" w:color="BFBFBF" w:sz="4"/>
+              <w:bottom w:val="single" w:color="BFBFBF" w:sz="4"/>
+              <w:right w:val="single" w:color="BFBFBF" w:sz="4"/>
+            </w:tcBorders>
+            <w:tcMar>
+              <w:top w:type="dxa" w:w="60"/>
+              <w:left w:type="dxa" w:w="100"/>
+              <w:bottom w:type="dxa" w:w="60"/>
+              <w:right w:type="dxa" w:w="100"/>
+            </w:tcMar>
+          </w:tcPr>
+          <w:p>
+            <w:pPr>
+              <w:spacing w:after="30" w:line="270"/>
+            </w:pPr>
+            <w:r>
+              <w:rPr>
+                <w:rFonts w:ascii="Microsoft JhengHei" w:cs="Microsoft JhengHei" w:eastAsia="Microsoft JhengHei" w:hAnsi="Microsoft JhengHei"/>
+                <w:b w:val="false"/>
+                <w:bCs w:val="false"/>
+                <w:sz w:val="19"/>
+                <w:szCs w:val="19"/>
+              </w:rPr>
+              <w:t xml:space="preserve">是否設定 broker.rack;只有 2 個機架時撐不過整個機架故障(需 ≥ 3 個,Lab 35)</w:t>
+            </w:r>
+          </w:p>
+        </w:tc>
+      </w:tr>
+      <w:tr>
+        <w:trPr>
+          <w:cantSplit/>
+        </w:trPr>
+        <w:tc>
+          <w:tcPr>
+            <w:tcW w:type="dxa" w:w="1499"/>
+            <w:tcBorders>
+              <w:top w:val="single" w:color="BFBFBF" w:sz="4"/>
+              <w:left w:val="single" w:color="BFBFBF" w:sz="4"/>
+              <w:bottom w:val="single" w:color="BFBFBF" w:sz="4"/>
+              <w:right w:val="single" w:color="BFBFBF" w:sz="4"/>
+            </w:tcBorders>
+            <w:shd w:fill="EEF2F7" w:val="clear"/>
+            <w:tcMar>
+              <w:top w:type="dxa" w:w="60"/>
+              <w:left w:type="dxa" w:w="100"/>
+              <w:bottom w:type="dxa" w:w="60"/>
+              <w:right w:type="dxa" w:w="100"/>
+            </w:tcMar>
+          </w:tcPr>
+          <w:p>
+            <w:pPr>
+              <w:spacing w:after="30" w:line="270"/>
+            </w:pPr>
+            <w:r>
+              <w:rPr>
+                <w:rFonts w:ascii="Microsoft JhengHei" w:cs="Microsoft JhengHei" w:eastAsia="Microsoft JhengHei" w:hAnsi="Microsoft JhengHei"/>
+                <w:b/>
+                <w:bCs/>
+                <w:sz w:val="19"/>
+                <w:szCs w:val="19"/>
+              </w:rPr>
               <w:t xml:space="preserve">DR</w:t>
             </w:r>
           </w:p>
@@ -31988,7 +32588,7 @@
                 <w:sz w:val="19"/>
                 <w:szCs w:val="19"/>
               </w:rPr>
-              <w:t xml:space="preserve">RPO 與 RTO 目標;是否有第二資料中心與延遲</w:t>
+              <w:t xml:space="preserve">第二資料中心的時程;RPO 與 RTO 目標;兩地延遲與哪一端可接受 inbound 連線;演練頻率與紀錄要求(主管機關營運持續規範)</w:t>
             </w:r>
           </w:p>
         </w:tc>
@@ -32020,7 +32620,109 @@
                 <w:sz w:val="19"/>
                 <w:szCs w:val="19"/>
               </w:rPr>
-              <w:t xml:space="preserve">選 Cluster Linking 或 Multi-Region</w:t>
+              <w:t xml:space="preserve">Cluster Linking 的連線方向、DR 演練機制(Lab 36)</w:t>
+            </w:r>
+          </w:p>
+        </w:tc>
+      </w:tr>
+      <w:tr>
+        <w:trPr>
+          <w:cantSplit/>
+        </w:trPr>
+        <w:tc>
+          <w:tcPr>
+            <w:tcW w:type="dxa" w:w="1499"/>
+            <w:tcBorders>
+              <w:top w:val="single" w:color="BFBFBF" w:sz="4"/>
+              <w:left w:val="single" w:color="BFBFBF" w:sz="4"/>
+              <w:bottom w:val="single" w:color="BFBFBF" w:sz="4"/>
+              <w:right w:val="single" w:color="BFBFBF" w:sz="4"/>
+            </w:tcBorders>
+            <w:shd w:fill="EEF2F7" w:val="clear"/>
+            <w:tcMar>
+              <w:top w:type="dxa" w:w="60"/>
+              <w:left w:type="dxa" w:w="100"/>
+              <w:bottom w:type="dxa" w:w="60"/>
+              <w:right w:type="dxa" w:w="100"/>
+            </w:tcMar>
+          </w:tcPr>
+          <w:p>
+            <w:pPr>
+              <w:spacing w:after="30" w:line="270"/>
+            </w:pPr>
+            <w:r>
+              <w:rPr>
+                <w:rFonts w:ascii="Microsoft JhengHei" w:cs="Microsoft JhengHei" w:eastAsia="Microsoft JhengHei" w:hAnsi="Microsoft JhengHei"/>
+                <w:b/>
+                <w:bCs/>
+                <w:sz w:val="19"/>
+                <w:szCs w:val="19"/>
+              </w:rPr>
+              <w:t xml:space="preserve">監控</w:t>
+            </w:r>
+          </w:p>
+        </w:tc>
+        <w:tc>
+          <w:tcPr>
+            <w:tcW w:type="dxa" w:w="5569"/>
+            <w:tcBorders>
+              <w:top w:val="single" w:color="BFBFBF" w:sz="4"/>
+              <w:left w:val="single" w:color="BFBFBF" w:sz="4"/>
+              <w:bottom w:val="single" w:color="BFBFBF" w:sz="4"/>
+              <w:right w:val="single" w:color="BFBFBF" w:sz="4"/>
+            </w:tcBorders>
+            <w:tcMar>
+              <w:top w:type="dxa" w:w="60"/>
+              <w:left w:type="dxa" w:w="100"/>
+              <w:bottom w:type="dxa" w:w="60"/>
+              <w:right w:type="dxa" w:w="100"/>
+            </w:tcMar>
+          </w:tcPr>
+          <w:p>
+            <w:pPr>
+              <w:spacing w:after="30" w:line="270"/>
+            </w:pPr>
+            <w:r>
+              <w:rPr>
+                <w:rFonts w:ascii="Microsoft JhengHei" w:cs="Microsoft JhengHei" w:eastAsia="Microsoft JhengHei" w:hAnsi="Microsoft JhengHei"/>
+                <w:b w:val="false"/>
+                <w:bCs w:val="false"/>
+                <w:sz w:val="19"/>
+                <w:szCs w:val="19"/>
+              </w:rPr>
+              <w:t xml:space="preserve">行內既有的企業監控平台(名稱、是否 24 小時有人值班);能否接收 webhook 或心跳;告警通知管道</w:t>
+            </w:r>
+          </w:p>
+        </w:tc>
+        <w:tc>
+          <w:tcPr>
+            <w:tcW w:type="dxa" w:w="2570"/>
+            <w:tcBorders>
+              <w:top w:val="single" w:color="BFBFBF" w:sz="4"/>
+              <w:left w:val="single" w:color="BFBFBF" w:sz="4"/>
+              <w:bottom w:val="single" w:color="BFBFBF" w:sz="4"/>
+              <w:right w:val="single" w:color="BFBFBF" w:sz="4"/>
+            </w:tcBorders>
+            <w:tcMar>
+              <w:top w:type="dxa" w:w="60"/>
+              <w:left w:type="dxa" w:w="100"/>
+              <w:bottom w:type="dxa" w:w="60"/>
+              <w:right w:type="dxa" w:w="100"/>
+            </w:tcMar>
+          </w:tcPr>
+          <w:p>
+            <w:pPr>
+              <w:spacing w:after="30" w:line="270"/>
+            </w:pPr>
+            <w:r>
+              <w:rPr>
+                <w:rFonts w:ascii="Microsoft JhengHei" w:cs="Microsoft JhengHei" w:eastAsia="Microsoft JhengHei" w:hAnsi="Microsoft JhengHei"/>
+                <w:b w:val="false"/>
+                <w:bCs w:val="false"/>
+                <w:sz w:val="19"/>
+                <w:szCs w:val="19"/>
+              </w:rPr>
+              <w:t xml:space="preserve">看門狗的最後一關要接哪裡(Lab 34)</w:t>
             </w:r>
           </w:p>
         </w:tc>
@@ -32458,7 +33160,7 @@
                 <w:sz w:val="19"/>
                 <w:szCs w:val="19"/>
               </w:rPr>
-              <w:t xml:space="preserve">已用 HA 模式實測(Lab 21);但用的是靜態 quorum,動態 quorum 與真實 VM 未驗證</w:t>
+              <w:t xml:space="preserve">已在與正式環境相同的拓樸(3 台 controller 動態 quorum、4 台 broker)以容器實測(Lab 21,滾動重啟 2400 = 2400);真實 VM 未驗證</w:t>
             </w:r>
           </w:p>
         </w:tc>
@@ -32496,7 +33198,7 @@
                 <w:sz w:val="19"/>
                 <w:szCs w:val="19"/>
               </w:rPr>
-              <w:t xml:space="preserve">Cluster Linking、Multi-Region、MirrorMaker 2</w:t>
+              <w:t xml:space="preserve">Cluster Linking(DR)</w:t>
             </w:r>
           </w:p>
         </w:tc>
@@ -32528,7 +33230,7 @@
                 <w:sz w:val="19"/>
                 <w:szCs w:val="19"/>
               </w:rPr>
-              <w:t xml:space="preserve">只有文件整理,未實測</w:t>
+              <w:t xml:space="preserve">已以容器實測(Lab 36:鏡像、offset 同步、整站斷電 failover、切回,RTO 107 秒、RPO 0 筆);未測:跨機房網路延遲下的鏡像落後與 RPO、正式規格 DR 站、DNS 或 F5 的 client 切換、Schema Linking</w:t>
             </w:r>
           </w:p>
         </w:tc>
@@ -32566,7 +33268,7 @@
                 <w:sz w:val="19"/>
                 <w:szCs w:val="19"/>
               </w:rPr>
-              <w:t xml:space="preserve">Self-Balancing、Tiered Storage</w:t>
+              <w:t xml:space="preserve">Multi-Region、MirrorMaker 2</w:t>
             </w:r>
           </w:p>
         </w:tc>
@@ -32636,7 +33338,7 @@
                 <w:sz w:val="19"/>
                 <w:szCs w:val="19"/>
               </w:rPr>
-              <w:t xml:space="preserve">Grafana 全元件監控(Lab 26)</w:t>
+              <w:t xml:space="preserve">Self-Balancing、Tiered Storage(MinIO)</w:t>
             </w:r>
           </w:p>
         </w:tc>
@@ -32668,7 +33370,7 @@
                 <w:sz w:val="19"/>
                 <w:szCs w:val="19"/>
               </w:rPr>
-              <w:t xml:space="preserve">已實測:官方 KRaft 儀表板 150 個查詢約 108 個有資料(107 到 108,隨環境略有出入)、node_exporter 與 kafka_exporter、AD 登入;未測:磁碟告警實際觸發、Grafana 高可用與外部資料庫、Grafana 告警(本案告警走 Prometheus)、raft 與 socket-server 指標缺漏的原因</w:t>
+              <w:t xml:space="preserve">已在與正式環境相同的拓樸以容器實測(Lab 31:新 broker 約 12 分鐘後自動取得 100 個副本、移除 broker 副本全數搬走;Lab 32:舊 segment 上傳到 MinIO、從頭讀與重啟後資料完整);真實 VM 與客戶物件儲存未驗證</w:t>
             </w:r>
           </w:p>
         </w:tc>
@@ -32706,6 +33408,76 @@
                 <w:sz w:val="19"/>
                 <w:szCs w:val="19"/>
               </w:rPr>
+              <w:t xml:space="preserve">Grafana 全元件監控(Lab 26)</w:t>
+            </w:r>
+          </w:p>
+        </w:tc>
+        <w:tc>
+          <w:tcPr>
+            <w:tcW w:type="dxa" w:w="5354"/>
+            <w:tcBorders>
+              <w:top w:val="single" w:color="BFBFBF" w:sz="4"/>
+              <w:left w:val="single" w:color="BFBFBF" w:sz="4"/>
+              <w:bottom w:val="single" w:color="BFBFBF" w:sz="4"/>
+              <w:right w:val="single" w:color="BFBFBF" w:sz="4"/>
+            </w:tcBorders>
+            <w:tcMar>
+              <w:top w:type="dxa" w:w="60"/>
+              <w:left w:type="dxa" w:w="100"/>
+              <w:bottom w:type="dxa" w:w="60"/>
+              <w:right w:type="dxa" w:w="100"/>
+            </w:tcMar>
+          </w:tcPr>
+          <w:p>
+            <w:pPr>
+              <w:spacing w:after="30" w:line="270"/>
+            </w:pPr>
+            <w:r>
+              <w:rPr>
+                <w:rFonts w:ascii="Microsoft JhengHei" w:cs="Microsoft JhengHei" w:eastAsia="Microsoft JhengHei" w:hAnsi="Microsoft JhengHei"/>
+                <w:b w:val="false"/>
+                <w:bCs w:val="false"/>
+                <w:sz w:val="19"/>
+                <w:szCs w:val="19"/>
+              </w:rPr>
+              <w:t xml:space="preserve">已實測:官方 KRaft 儀表板 150 個查詢 125 到 126 個有資料、node_exporter 與 kafka_exporter、AD 登入;未做:Schema Registry、Connect、REST Proxy 的 JMX exporter(儀表板這兩區空白);未測:磁碟告警實際觸發、Grafana 高可用與外部資料庫、Grafana 告警(本案告警走 Prometheus)</w:t>
+            </w:r>
+          </w:p>
+        </w:tc>
+      </w:tr>
+      <w:tr>
+        <w:trPr>
+          <w:cantSplit/>
+        </w:trPr>
+        <w:tc>
+          <w:tcPr>
+            <w:tcW w:type="dxa" w:w="4284"/>
+            <w:tcBorders>
+              <w:top w:val="single" w:color="BFBFBF" w:sz="4"/>
+              <w:left w:val="single" w:color="BFBFBF" w:sz="4"/>
+              <w:bottom w:val="single" w:color="BFBFBF" w:sz="4"/>
+              <w:right w:val="single" w:color="BFBFBF" w:sz="4"/>
+            </w:tcBorders>
+            <w:shd w:fill="EEF2F7" w:val="clear"/>
+            <w:tcMar>
+              <w:top w:type="dxa" w:w="60"/>
+              <w:left w:type="dxa" w:w="100"/>
+              <w:bottom w:type="dxa" w:w="60"/>
+              <w:right w:type="dxa" w:w="100"/>
+            </w:tcMar>
+          </w:tcPr>
+          <w:p>
+            <w:pPr>
+              <w:spacing w:after="30" w:line="270"/>
+            </w:pPr>
+            <w:r>
+              <w:rPr>
+                <w:rFonts w:ascii="Microsoft JhengHei" w:cs="Microsoft JhengHei" w:eastAsia="Microsoft JhengHei" w:hAnsi="Microsoft JhengHei"/>
+                <w:b/>
+                <w:bCs/>
+                <w:sz w:val="19"/>
+                <w:szCs w:val="19"/>
+              </w:rPr>
               <w:t xml:space="preserve">分區重新指派的大資料量搬家時間與對服務延遲的影響</w:t>
             </w:r>
           </w:p>
@@ -32738,7 +33510,7 @@
                 <w:sz w:val="19"/>
                 <w:szCs w:val="19"/>
               </w:rPr>
-              <w:t xml:space="preserve">以 200 MB、限速 4 MB/s 在容器環境實測流程(Lab 24);數百 GB 的搬家時間、延遲影響、新增第 4 台 broker 後的搬家未實測</w:t>
+              <w:t xml:space="preserve">以約 200 MB、限速 4 MB/s 在容器環境實測流程(Lab 24:資料從 3 台搬到 4 台,搬完各台 131 到 166 MB);數百 GB 的搬家時間與對延遲的影響未實測</w:t>
             </w:r>
           </w:p>
         </w:tc>
@@ -34474,7 +35246,7 @@
                 <w:sz w:val="19"/>
                 <w:szCs w:val="19"/>
               </w:rPr>
-              <w:t xml:space="preserve">滾動重啟(2 台 broker)</w:t>
+              <w:t xml:space="preserve">滾動重啟(套用 Secret Protection 的 2 台 broker 逐台重啟)</w:t>
             </w:r>
           </w:p>
         </w:tc>
@@ -34678,7 +35450,7 @@
                 <w:sz w:val="19"/>
                 <w:szCs w:val="19"/>
               </w:rPr>
-              <w:t xml:space="preserve">HA 叢集(3 controller、3 broker)</w:t>
+              <w:t xml:space="preserve">HA 叢集(3 controller、4 broker)</w:t>
             </w:r>
           </w:p>
         </w:tc>
@@ -34710,7 +35482,7 @@
                 <w:sz w:val="19"/>
                 <w:szCs w:val="19"/>
               </w:rPr>
-              <w:t xml:space="preserve">quorum、停 1 台與 2 台 broker 的寫入與讀取差異、停 1 台與 2 台 controller、滾動重啟 3+3 零遺失</w:t>
+              <w:t xml:space="preserve">quorum、停 1 台與 2 台 broker 的寫入與讀取差異、停 1 台與 2 台 controller、滾動重啟 4 台 broker 與 3 台 controller 零遺失</w:t>
             </w:r>
           </w:p>
         </w:tc>

--- a/Confluent-Platform-銀行導入手冊.docx
+++ b/Confluent-Platform-銀行導入手冊.docx
@@ -19758,6 +19758,809 @@
           <w:szCs w:val="18"/>
         </w:rPr>
         <w:t xml:space="preserve">〔官方文件〕</w:t>
+      </w:r>
+    </w:p>
+    <w:tbl>
+      <w:tblPr>
+        <w:tblW w:type="dxa" w:w="9638"/>
+        <w:tblBorders>
+          <w:top w:val="single" w:color="auto" w:sz="4"/>
+          <w:left w:val="single" w:color="auto" w:sz="4"/>
+          <w:bottom w:val="single" w:color="auto" w:sz="4"/>
+          <w:right w:val="single" w:color="auto" w:sz="4"/>
+          <w:insideH w:val="single" w:color="auto" w:sz="4"/>
+          <w:insideV w:val="single" w:color="auto" w:sz="4"/>
+        </w:tblBorders>
+      </w:tblPr>
+      <w:tblGrid>
+        <w:gridCol w:w="1713"/>
+        <w:gridCol w:w="5997"/>
+        <w:gridCol w:w="1928"/>
+      </w:tblGrid>
+      <w:tr>
+        <w:trPr>
+          <w:tblHeader/>
+        </w:trPr>
+        <w:tc>
+          <w:tcPr>
+            <w:tcW w:type="dxa" w:w="1713"/>
+            <w:tcBorders>
+              <w:top w:val="single" w:color="BFBFBF" w:sz="4"/>
+              <w:left w:val="single" w:color="BFBFBF" w:sz="4"/>
+              <w:bottom w:val="single" w:color="BFBFBF" w:sz="4"/>
+              <w:right w:val="single" w:color="BFBFBF" w:sz="4"/>
+            </w:tcBorders>
+            <w:shd w:fill="1F3A5F" w:val="clear"/>
+            <w:tcMar>
+              <w:top w:type="dxa" w:w="60"/>
+              <w:left w:type="dxa" w:w="100"/>
+              <w:bottom w:type="dxa" w:w="60"/>
+              <w:right w:type="dxa" w:w="100"/>
+            </w:tcMar>
+          </w:tcPr>
+          <w:p>
+            <w:pPr>
+              <w:spacing w:after="30" w:line="270"/>
+            </w:pPr>
+            <w:r>
+              <w:rPr>
+                <w:rFonts w:ascii="Microsoft JhengHei" w:cs="Microsoft JhengHei" w:eastAsia="Microsoft JhengHei" w:hAnsi="Microsoft JhengHei"/>
+                <w:b/>
+                <w:bCs/>
+                <w:color w:val="FFFFFF"/>
+                <w:sz w:val="19"/>
+                <w:szCs w:val="19"/>
+              </w:rPr>
+              <w:t xml:space="preserve">Tiered Storage 規劃要點</w:t>
+            </w:r>
+          </w:p>
+        </w:tc>
+        <w:tc>
+          <w:tcPr>
+            <w:tcW w:type="dxa" w:w="5997"/>
+            <w:tcBorders>
+              <w:top w:val="single" w:color="BFBFBF" w:sz="4"/>
+              <w:left w:val="single" w:color="BFBFBF" w:sz="4"/>
+              <w:bottom w:val="single" w:color="BFBFBF" w:sz="4"/>
+              <w:right w:val="single" w:color="BFBFBF" w:sz="4"/>
+            </w:tcBorders>
+            <w:shd w:fill="1F3A5F" w:val="clear"/>
+            <w:tcMar>
+              <w:top w:type="dxa" w:w="60"/>
+              <w:left w:type="dxa" w:w="100"/>
+              <w:bottom w:type="dxa" w:w="60"/>
+              <w:right w:type="dxa" w:w="100"/>
+            </w:tcMar>
+          </w:tcPr>
+          <w:p>
+            <w:pPr>
+              <w:spacing w:after="30" w:line="270"/>
+            </w:pPr>
+            <w:r>
+              <w:rPr>
+                <w:rFonts w:ascii="Microsoft JhengHei" w:cs="Microsoft JhengHei" w:eastAsia="Microsoft JhengHei" w:hAnsi="Microsoft JhengHei"/>
+                <w:b/>
+                <w:bCs/>
+                <w:color w:val="FFFFFF"/>
+                <w:sz w:val="19"/>
+                <w:szCs w:val="19"/>
+              </w:rPr>
+              <w:t xml:space="preserve">說明</w:t>
+            </w:r>
+          </w:p>
+        </w:tc>
+        <w:tc>
+          <w:tcPr>
+            <w:tcW w:type="dxa" w:w="1928"/>
+            <w:tcBorders>
+              <w:top w:val="single" w:color="BFBFBF" w:sz="4"/>
+              <w:left w:val="single" w:color="BFBFBF" w:sz="4"/>
+              <w:bottom w:val="single" w:color="BFBFBF" w:sz="4"/>
+              <w:right w:val="single" w:color="BFBFBF" w:sz="4"/>
+            </w:tcBorders>
+            <w:shd w:fill="1F3A5F" w:val="clear"/>
+            <w:tcMar>
+              <w:top w:type="dxa" w:w="60"/>
+              <w:left w:type="dxa" w:w="100"/>
+              <w:bottom w:type="dxa" w:w="60"/>
+              <w:right w:type="dxa" w:w="100"/>
+            </w:tcMar>
+          </w:tcPr>
+          <w:p>
+            <w:pPr>
+              <w:spacing w:after="30" w:line="270"/>
+            </w:pPr>
+            <w:r>
+              <w:rPr>
+                <w:rFonts w:ascii="Microsoft JhengHei" w:cs="Microsoft JhengHei" w:eastAsia="Microsoft JhengHei" w:hAnsi="Microsoft JhengHei"/>
+                <w:b/>
+                <w:bCs/>
+                <w:color w:val="FFFFFF"/>
+                <w:sz w:val="19"/>
+                <w:szCs w:val="19"/>
+              </w:rPr>
+              <w:t xml:space="preserve">依據</w:t>
+            </w:r>
+          </w:p>
+        </w:tc>
+      </w:tr>
+      <w:tr>
+        <w:trPr>
+          <w:cantSplit/>
+        </w:trPr>
+        <w:tc>
+          <w:tcPr>
+            <w:tcW w:type="dxa" w:w="1713"/>
+            <w:tcBorders>
+              <w:top w:val="single" w:color="BFBFBF" w:sz="4"/>
+              <w:left w:val="single" w:color="BFBFBF" w:sz="4"/>
+              <w:bottom w:val="single" w:color="BFBFBF" w:sz="4"/>
+              <w:right w:val="single" w:color="BFBFBF" w:sz="4"/>
+            </w:tcBorders>
+            <w:shd w:fill="EEF2F7" w:val="clear"/>
+            <w:tcMar>
+              <w:top w:type="dxa" w:w="60"/>
+              <w:left w:type="dxa" w:w="100"/>
+              <w:bottom w:type="dxa" w:w="60"/>
+              <w:right w:type="dxa" w:w="100"/>
+            </w:tcMar>
+          </w:tcPr>
+          <w:p>
+            <w:pPr>
+              <w:spacing w:after="30" w:line="270"/>
+            </w:pPr>
+            <w:r>
+              <w:rPr>
+                <w:rFonts w:ascii="Microsoft JhengHei" w:cs="Microsoft JhengHei" w:eastAsia="Microsoft JhengHei" w:hAnsi="Microsoft JhengHei"/>
+                <w:b/>
+                <w:bCs/>
+                <w:sz w:val="19"/>
+                <w:szCs w:val="19"/>
+              </w:rPr>
+              <w:t xml:space="preserve">什麼時候上傳</w:t>
+            </w:r>
+          </w:p>
+        </w:tc>
+        <w:tc>
+          <w:tcPr>
+            <w:tcW w:type="dxa" w:w="5997"/>
+            <w:tcBorders>
+              <w:top w:val="single" w:color="BFBFBF" w:sz="4"/>
+              <w:left w:val="single" w:color="BFBFBF" w:sz="4"/>
+              <w:bottom w:val="single" w:color="BFBFBF" w:sz="4"/>
+              <w:right w:val="single" w:color="BFBFBF" w:sz="4"/>
+            </w:tcBorders>
+            <w:tcMar>
+              <w:top w:type="dxa" w:w="60"/>
+              <w:left w:type="dxa" w:w="100"/>
+              <w:bottom w:type="dxa" w:w="60"/>
+              <w:right w:type="dxa" w:w="100"/>
+            </w:tcMar>
+          </w:tcPr>
+          <w:p>
+            <w:pPr>
+              <w:spacing w:after="30" w:line="270"/>
+            </w:pPr>
+            <w:r>
+              <w:rPr>
+                <w:rFonts w:ascii="Microsoft JhengHei" w:cs="Microsoft JhengHei" w:eastAsia="Microsoft JhengHei" w:hAnsi="Microsoft JhengHei"/>
+                <w:b w:val="false"/>
+                <w:bCs w:val="false"/>
+                <w:sz w:val="19"/>
+                <w:szCs w:val="19"/>
+              </w:rPr>
+              <w:t xml:space="preserve">只上傳已關閉(roll)的 segment;active segment 不上傳。由分區 leader 上傳,只上傳 high watermark 以下的資料</w:t>
+            </w:r>
+          </w:p>
+        </w:tc>
+        <w:tc>
+          <w:tcPr>
+            <w:tcW w:type="dxa" w:w="1928"/>
+            <w:tcBorders>
+              <w:top w:val="single" w:color="BFBFBF" w:sz="4"/>
+              <w:left w:val="single" w:color="BFBFBF" w:sz="4"/>
+              <w:bottom w:val="single" w:color="BFBFBF" w:sz="4"/>
+              <w:right w:val="single" w:color="BFBFBF" w:sz="4"/>
+            </w:tcBorders>
+            <w:tcMar>
+              <w:top w:type="dxa" w:w="60"/>
+              <w:left w:type="dxa" w:w="100"/>
+              <w:bottom w:type="dxa" w:w="60"/>
+              <w:right w:type="dxa" w:w="100"/>
+            </w:tcMar>
+          </w:tcPr>
+          <w:p>
+            <w:pPr>
+              <w:spacing w:after="30" w:line="270"/>
+            </w:pPr>
+            <w:r>
+              <w:rPr>
+                <w:rFonts w:ascii="Microsoft JhengHei" w:cs="Microsoft JhengHei" w:eastAsia="Microsoft JhengHei" w:hAnsi="Microsoft JhengHei"/>
+                <w:b/>
+                <w:bCs/>
+                <w:color w:val="1F7A4D"/>
+                <w:sz w:val="16"/>
+                <w:szCs w:val="16"/>
+              </w:rPr>
+              <w:t xml:space="preserve">〔官方文件〕</w:t>
+            </w:r>
+            <w:r>
+              <w:rPr>
+                <w:rFonts w:ascii="Microsoft JhengHei" w:cs="Microsoft JhengHei" w:eastAsia="Microsoft JhengHei" w:hAnsi="Microsoft JhengHei"/>
+                <w:b w:val="false"/>
+                <w:bCs w:val="false"/>
+                <w:sz w:val="19"/>
+                <w:szCs w:val="19"/>
+              </w:rPr>
+              <w:t xml:space="preserve">(leader 與 high watermark 來自 Confluent 技術部落格,文件頁未明載)</w:t>
+            </w:r>
+          </w:p>
+        </w:tc>
+      </w:tr>
+      <w:tr>
+        <w:trPr>
+          <w:cantSplit/>
+        </w:trPr>
+        <w:tc>
+          <w:tcPr>
+            <w:tcW w:type="dxa" w:w="1713"/>
+            <w:tcBorders>
+              <w:top w:val="single" w:color="BFBFBF" w:sz="4"/>
+              <w:left w:val="single" w:color="BFBFBF" w:sz="4"/>
+              <w:bottom w:val="single" w:color="BFBFBF" w:sz="4"/>
+              <w:right w:val="single" w:color="BFBFBF" w:sz="4"/>
+            </w:tcBorders>
+            <w:shd w:fill="EEF2F7" w:val="clear"/>
+            <w:tcMar>
+              <w:top w:type="dxa" w:w="60"/>
+              <w:left w:type="dxa" w:w="100"/>
+              <w:bottom w:type="dxa" w:w="60"/>
+              <w:right w:type="dxa" w:w="100"/>
+            </w:tcMar>
+          </w:tcPr>
+          <w:p>
+            <w:pPr>
+              <w:spacing w:after="30" w:line="270"/>
+            </w:pPr>
+            <w:r>
+              <w:rPr>
+                <w:rFonts w:ascii="Microsoft JhengHei" w:cs="Microsoft JhengHei" w:eastAsia="Microsoft JhengHei" w:hAnsi="Microsoft JhengHei"/>
+                <w:b/>
+                <w:bCs/>
+                <w:sz w:val="19"/>
+                <w:szCs w:val="19"/>
+              </w:rPr>
+              <w:t xml:space="preserve">segment 何時 roll</w:t>
+            </w:r>
+          </w:p>
+        </w:tc>
+        <w:tc>
+          <w:tcPr>
+            <w:tcW w:type="dxa" w:w="5997"/>
+            <w:tcBorders>
+              <w:top w:val="single" w:color="BFBFBF" w:sz="4"/>
+              <w:left w:val="single" w:color="BFBFBF" w:sz="4"/>
+              <w:bottom w:val="single" w:color="BFBFBF" w:sz="4"/>
+              <w:right w:val="single" w:color="BFBFBF" w:sz="4"/>
+            </w:tcBorders>
+            <w:tcMar>
+              <w:top w:type="dxa" w:w="60"/>
+              <w:left w:type="dxa" w:w="100"/>
+              <w:bottom w:type="dxa" w:w="60"/>
+              <w:right w:type="dxa" w:w="100"/>
+            </w:tcMar>
+          </w:tcPr>
+          <w:p>
+            <w:pPr>
+              <w:spacing w:after="30" w:line="270"/>
+            </w:pPr>
+            <w:r>
+              <w:rPr>
+                <w:rFonts w:ascii="Microsoft JhengHei" w:cs="Microsoft JhengHei" w:eastAsia="Microsoft JhengHei" w:hAnsi="Microsoft JhengHei"/>
+                <w:b w:val="false"/>
+                <w:bCs w:val="false"/>
+                <w:sz w:val="19"/>
+                <w:szCs w:val="19"/>
+              </w:rPr>
+              <w:t xml:space="preserve">寫滿 `segment.bytes`(預設 1 GB)或滿 `segment.ms`(預設 7 天);官方建議啟用 tier 時調小 segment(舉例 100 MB),否則上傳吞吐低</w:t>
+            </w:r>
+          </w:p>
+        </w:tc>
+        <w:tc>
+          <w:tcPr>
+            <w:tcW w:type="dxa" w:w="1928"/>
+            <w:tcBorders>
+              <w:top w:val="single" w:color="BFBFBF" w:sz="4"/>
+              <w:left w:val="single" w:color="BFBFBF" w:sz="4"/>
+              <w:bottom w:val="single" w:color="BFBFBF" w:sz="4"/>
+              <w:right w:val="single" w:color="BFBFBF" w:sz="4"/>
+            </w:tcBorders>
+            <w:tcMar>
+              <w:top w:type="dxa" w:w="60"/>
+              <w:left w:type="dxa" w:w="100"/>
+              <w:bottom w:type="dxa" w:w="60"/>
+              <w:right w:type="dxa" w:w="100"/>
+            </w:tcMar>
+          </w:tcPr>
+          <w:p>
+            <w:pPr>
+              <w:spacing w:after="30" w:line="270"/>
+            </w:pPr>
+            <w:r>
+              <w:rPr>
+                <w:rFonts w:ascii="Microsoft JhengHei" w:cs="Microsoft JhengHei" w:eastAsia="Microsoft JhengHei" w:hAnsi="Microsoft JhengHei"/>
+                <w:b/>
+                <w:bCs/>
+                <w:color w:val="1F7A4D"/>
+                <w:sz w:val="16"/>
+                <w:szCs w:val="16"/>
+              </w:rPr>
+              <w:t xml:space="preserve">〔官方文件〕</w:t>
+            </w:r>
+          </w:p>
+        </w:tc>
+      </w:tr>
+      <w:tr>
+        <w:trPr>
+          <w:cantSplit/>
+        </w:trPr>
+        <w:tc>
+          <w:tcPr>
+            <w:tcW w:type="dxa" w:w="1713"/>
+            <w:tcBorders>
+              <w:top w:val="single" w:color="BFBFBF" w:sz="4"/>
+              <w:left w:val="single" w:color="BFBFBF" w:sz="4"/>
+              <w:bottom w:val="single" w:color="BFBFBF" w:sz="4"/>
+              <w:right w:val="single" w:color="BFBFBF" w:sz="4"/>
+            </w:tcBorders>
+            <w:shd w:fill="EEF2F7" w:val="clear"/>
+            <w:tcMar>
+              <w:top w:type="dxa" w:w="60"/>
+              <w:left w:type="dxa" w:w="100"/>
+              <w:bottom w:type="dxa" w:w="60"/>
+              <w:right w:type="dxa" w:w="100"/>
+            </w:tcMar>
+          </w:tcPr>
+          <w:p>
+            <w:pPr>
+              <w:spacing w:after="30" w:line="270"/>
+            </w:pPr>
+            <w:r>
+              <w:rPr>
+                <w:rFonts w:ascii="Microsoft JhengHei" w:cs="Microsoft JhengHei" w:eastAsia="Microsoft JhengHei" w:hAnsi="Microsoft JhengHei"/>
+                <w:b/>
+                <w:bCs/>
+                <w:sz w:val="19"/>
+                <w:szCs w:val="19"/>
+              </w:rPr>
+              <w:t xml:space="preserve">保留期</w:t>
+            </w:r>
+          </w:p>
+        </w:tc>
+        <w:tc>
+          <w:tcPr>
+            <w:tcW w:type="dxa" w:w="5997"/>
+            <w:tcBorders>
+              <w:top w:val="single" w:color="BFBFBF" w:sz="4"/>
+              <w:left w:val="single" w:color="BFBFBF" w:sz="4"/>
+              <w:bottom w:val="single" w:color="BFBFBF" w:sz="4"/>
+              <w:right w:val="single" w:color="BFBFBF" w:sz="4"/>
+            </w:tcBorders>
+            <w:tcMar>
+              <w:top w:type="dxa" w:w="60"/>
+              <w:left w:type="dxa" w:w="100"/>
+              <w:bottom w:type="dxa" w:w="60"/>
+              <w:right w:type="dxa" w:w="100"/>
+            </w:tcMar>
+          </w:tcPr>
+          <w:p>
+            <w:pPr>
+              <w:spacing w:after="30" w:line="270"/>
+            </w:pPr>
+            <w:r>
+              <w:rPr>
+                <w:rFonts w:ascii="Microsoft JhengHei" w:cs="Microsoft JhengHei" w:eastAsia="Microsoft JhengHei" w:hAnsi="Microsoft JhengHei"/>
+                <w:b w:val="false"/>
+                <w:bCs w:val="false"/>
+                <w:sz w:val="19"/>
+                <w:szCs w:val="19"/>
+              </w:rPr>
+              <w:t xml:space="preserve">`retention.ms` 同時刪本機與物件儲存的 segment;不要在 bucket 另設保留政策</w:t>
+            </w:r>
+          </w:p>
+        </w:tc>
+        <w:tc>
+          <w:tcPr>
+            <w:tcW w:type="dxa" w:w="1928"/>
+            <w:tcBorders>
+              <w:top w:val="single" w:color="BFBFBF" w:sz="4"/>
+              <w:left w:val="single" w:color="BFBFBF" w:sz="4"/>
+              <w:bottom w:val="single" w:color="BFBFBF" w:sz="4"/>
+              <w:right w:val="single" w:color="BFBFBF" w:sz="4"/>
+            </w:tcBorders>
+            <w:tcMar>
+              <w:top w:type="dxa" w:w="60"/>
+              <w:left w:type="dxa" w:w="100"/>
+              <w:bottom w:type="dxa" w:w="60"/>
+              <w:right w:type="dxa" w:w="100"/>
+            </w:tcMar>
+          </w:tcPr>
+          <w:p>
+            <w:pPr>
+              <w:spacing w:after="30" w:line="270"/>
+            </w:pPr>
+            <w:r>
+              <w:rPr>
+                <w:rFonts w:ascii="Microsoft JhengHei" w:cs="Microsoft JhengHei" w:eastAsia="Microsoft JhengHei" w:hAnsi="Microsoft JhengHei"/>
+                <w:b/>
+                <w:bCs/>
+                <w:color w:val="1F7A4D"/>
+                <w:sz w:val="16"/>
+                <w:szCs w:val="16"/>
+              </w:rPr>
+              <w:t xml:space="preserve">〔官方文件〕</w:t>
+            </w:r>
+          </w:p>
+        </w:tc>
+      </w:tr>
+      <w:tr>
+        <w:trPr>
+          <w:cantSplit/>
+        </w:trPr>
+        <w:tc>
+          <w:tcPr>
+            <w:tcW w:type="dxa" w:w="1713"/>
+            <w:tcBorders>
+              <w:top w:val="single" w:color="BFBFBF" w:sz="4"/>
+              <w:left w:val="single" w:color="BFBFBF" w:sz="4"/>
+              <w:bottom w:val="single" w:color="BFBFBF" w:sz="4"/>
+              <w:right w:val="single" w:color="BFBFBF" w:sz="4"/>
+            </w:tcBorders>
+            <w:shd w:fill="EEF2F7" w:val="clear"/>
+            <w:tcMar>
+              <w:top w:type="dxa" w:w="60"/>
+              <w:left w:type="dxa" w:w="100"/>
+              <w:bottom w:type="dxa" w:w="60"/>
+              <w:right w:type="dxa" w:w="100"/>
+            </w:tcMar>
+          </w:tcPr>
+          <w:p>
+            <w:pPr>
+              <w:spacing w:after="30" w:line="270"/>
+            </w:pPr>
+            <w:r>
+              <w:rPr>
+                <w:rFonts w:ascii="Microsoft JhengHei" w:cs="Microsoft JhengHei" w:eastAsia="Microsoft JhengHei" w:hAnsi="Microsoft JhengHei"/>
+                <w:b/>
+                <w:bCs/>
+                <w:sz w:val="19"/>
+                <w:szCs w:val="19"/>
+              </w:rPr>
+              <w:t xml:space="preserve">預設值的陷阱</w:t>
+            </w:r>
+          </w:p>
+        </w:tc>
+        <w:tc>
+          <w:tcPr>
+            <w:tcW w:type="dxa" w:w="5997"/>
+            <w:tcBorders>
+              <w:top w:val="single" w:color="BFBFBF" w:sz="4"/>
+              <w:left w:val="single" w:color="BFBFBF" w:sz="4"/>
+              <w:bottom w:val="single" w:color="BFBFBF" w:sz="4"/>
+              <w:right w:val="single" w:color="BFBFBF" w:sz="4"/>
+            </w:tcBorders>
+            <w:tcMar>
+              <w:top w:type="dxa" w:w="60"/>
+              <w:left w:type="dxa" w:w="100"/>
+              <w:bottom w:type="dxa" w:w="60"/>
+              <w:right w:type="dxa" w:w="100"/>
+            </w:tcMar>
+          </w:tcPr>
+          <w:p>
+            <w:pPr>
+              <w:spacing w:after="30" w:line="270"/>
+            </w:pPr>
+            <w:r>
+              <w:rPr>
+                <w:rFonts w:ascii="Microsoft JhengHei" w:cs="Microsoft JhengHei" w:eastAsia="Microsoft JhengHei" w:hAnsi="Microsoft JhengHei"/>
+                <w:b w:val="false"/>
+                <w:bCs w:val="false"/>
+                <w:sz w:val="19"/>
+                <w:szCs w:val="19"/>
+              </w:rPr>
+              <w:t xml:space="preserve">刪除以整個 segment 為單位;流量小的 topic 用預設值時,第 7 天才 roll 與上傳,再過約 7 天整段到期刪除(實際保留可能接近 14 天),Tiered Storage 幾乎省不到磁碟</w:t>
+            </w:r>
+          </w:p>
+        </w:tc>
+        <w:tc>
+          <w:tcPr>
+            <w:tcW w:type="dxa" w:w="1928"/>
+            <w:tcBorders>
+              <w:top w:val="single" w:color="BFBFBF" w:sz="4"/>
+              <w:left w:val="single" w:color="BFBFBF" w:sz="4"/>
+              <w:bottom w:val="single" w:color="BFBFBF" w:sz="4"/>
+              <w:right w:val="single" w:color="BFBFBF" w:sz="4"/>
+            </w:tcBorders>
+            <w:tcMar>
+              <w:top w:type="dxa" w:w="60"/>
+              <w:left w:type="dxa" w:w="100"/>
+              <w:bottom w:type="dxa" w:w="60"/>
+              <w:right w:type="dxa" w:w="100"/>
+            </w:tcMar>
+          </w:tcPr>
+          <w:p>
+            <w:pPr>
+              <w:spacing w:after="30" w:line="270"/>
+            </w:pPr>
+            <w:r>
+              <w:rPr>
+                <w:rFonts w:ascii="Microsoft JhengHei" w:cs="Microsoft JhengHei" w:eastAsia="Microsoft JhengHei" w:hAnsi="Microsoft JhengHei"/>
+                <w:b/>
+                <w:bCs/>
+                <w:color w:val="B03A2E"/>
+                <w:sz w:val="16"/>
+                <w:szCs w:val="16"/>
+              </w:rPr>
+              <w:t xml:space="preserve">〔推論,未找到明載〕</w:t>
+            </w:r>
+            <w:r>
+              <w:rPr>
+                <w:rFonts w:ascii="Microsoft JhengHei" w:cs="Microsoft JhengHei" w:eastAsia="Microsoft JhengHei" w:hAnsi="Microsoft JhengHei"/>
+                <w:b w:val="false"/>
+                <w:bCs w:val="false"/>
+                <w:sz w:val="19"/>
+                <w:szCs w:val="19"/>
+              </w:rPr>
+              <w:t xml:space="preserve">(Kafka 標準行為推論,未實測)</w:t>
+            </w:r>
+          </w:p>
+        </w:tc>
+      </w:tr>
+      <w:tr>
+        <w:trPr>
+          <w:cantSplit/>
+        </w:trPr>
+        <w:tc>
+          <w:tcPr>
+            <w:tcW w:type="dxa" w:w="1713"/>
+            <w:tcBorders>
+              <w:top w:val="single" w:color="BFBFBF" w:sz="4"/>
+              <w:left w:val="single" w:color="BFBFBF" w:sz="4"/>
+              <w:bottom w:val="single" w:color="BFBFBF" w:sz="4"/>
+              <w:right w:val="single" w:color="BFBFBF" w:sz="4"/>
+            </w:tcBorders>
+            <w:shd w:fill="EEF2F7" w:val="clear"/>
+            <w:tcMar>
+              <w:top w:type="dxa" w:w="60"/>
+              <w:left w:type="dxa" w:w="100"/>
+              <w:bottom w:type="dxa" w:w="60"/>
+              <w:right w:type="dxa" w:w="100"/>
+            </w:tcMar>
+          </w:tcPr>
+          <w:p>
+            <w:pPr>
+              <w:spacing w:after="30" w:line="270"/>
+            </w:pPr>
+            <w:r>
+              <w:rPr>
+                <w:rFonts w:ascii="Microsoft JhengHei" w:cs="Microsoft JhengHei" w:eastAsia="Microsoft JhengHei" w:hAnsi="Microsoft JhengHei"/>
+                <w:b/>
+                <w:bCs/>
+                <w:sz w:val="19"/>
+                <w:szCs w:val="19"/>
+              </w:rPr>
+              <w:t xml:space="preserve">適用對象</w:t>
+            </w:r>
+          </w:p>
+        </w:tc>
+        <w:tc>
+          <w:tcPr>
+            <w:tcW w:type="dxa" w:w="5997"/>
+            <w:tcBorders>
+              <w:top w:val="single" w:color="BFBFBF" w:sz="4"/>
+              <w:left w:val="single" w:color="BFBFBF" w:sz="4"/>
+              <w:bottom w:val="single" w:color="BFBFBF" w:sz="4"/>
+              <w:right w:val="single" w:color="BFBFBF" w:sz="4"/>
+            </w:tcBorders>
+            <w:tcMar>
+              <w:top w:type="dxa" w:w="60"/>
+              <w:left w:type="dxa" w:w="100"/>
+              <w:bottom w:type="dxa" w:w="60"/>
+              <w:right w:type="dxa" w:w="100"/>
+            </w:tcMar>
+          </w:tcPr>
+          <w:p>
+            <w:pPr>
+              <w:spacing w:after="30" w:line="270"/>
+            </w:pPr>
+            <w:r>
+              <w:rPr>
+                <w:rFonts w:ascii="Microsoft JhengHei" w:cs="Microsoft JhengHei" w:eastAsia="Microsoft JhengHei" w:hAnsi="Microsoft JhengHei"/>
+                <w:b w:val="false"/>
+                <w:bCs w:val="false"/>
+                <w:sz w:val="19"/>
+                <w:szCs w:val="19"/>
+              </w:rPr>
+              <w:t xml:space="preserve">保留期長的 topic(例如 30 天、1 年);`retention.ms` 遠大於 segment 週期(例如 `segment.ms` 1 天),`confluent.tier.local.hotset.ms` 依「大部分讀取落在多久內」設定;保留期本來就 7 天的 topic 通常不必開</w:t>
+            </w:r>
+          </w:p>
+        </w:tc>
+        <w:tc>
+          <w:tcPr>
+            <w:tcW w:type="dxa" w:w="1928"/>
+            <w:tcBorders>
+              <w:top w:val="single" w:color="BFBFBF" w:sz="4"/>
+              <w:left w:val="single" w:color="BFBFBF" w:sz="4"/>
+              <w:bottom w:val="single" w:color="BFBFBF" w:sz="4"/>
+              <w:right w:val="single" w:color="BFBFBF" w:sz="4"/>
+            </w:tcBorders>
+            <w:tcMar>
+              <w:top w:type="dxa" w:w="60"/>
+              <w:left w:type="dxa" w:w="100"/>
+              <w:bottom w:type="dxa" w:w="60"/>
+              <w:right w:type="dxa" w:w="100"/>
+            </w:tcMar>
+          </w:tcPr>
+          <w:p>
+            <w:pPr>
+              <w:spacing w:after="30" w:line="270"/>
+            </w:pPr>
+            <w:r>
+              <w:rPr>
+                <w:rFonts w:ascii="Microsoft JhengHei" w:cs="Microsoft JhengHei" w:eastAsia="Microsoft JhengHei" w:hAnsi="Microsoft JhengHei"/>
+                <w:b/>
+                <w:bCs/>
+                <w:color w:val="B03A2E"/>
+                <w:sz w:val="16"/>
+                <w:szCs w:val="16"/>
+              </w:rPr>
+              <w:t xml:space="preserve">〔推論,未找到明載〕</w:t>
+            </w:r>
+          </w:p>
+        </w:tc>
+      </w:tr>
+      <w:tr>
+        <w:trPr>
+          <w:cantSplit/>
+        </w:trPr>
+        <w:tc>
+          <w:tcPr>
+            <w:tcW w:type="dxa" w:w="1713"/>
+            <w:tcBorders>
+              <w:top w:val="single" w:color="BFBFBF" w:sz="4"/>
+              <w:left w:val="single" w:color="BFBFBF" w:sz="4"/>
+              <w:bottom w:val="single" w:color="BFBFBF" w:sz="4"/>
+              <w:right w:val="single" w:color="BFBFBF" w:sz="4"/>
+            </w:tcBorders>
+            <w:shd w:fill="EEF2F7" w:val="clear"/>
+            <w:tcMar>
+              <w:top w:type="dxa" w:w="60"/>
+              <w:left w:type="dxa" w:w="100"/>
+              <w:bottom w:type="dxa" w:w="60"/>
+              <w:right w:type="dxa" w:w="100"/>
+            </w:tcMar>
+          </w:tcPr>
+          <w:p>
+            <w:pPr>
+              <w:spacing w:after="30" w:line="270"/>
+            </w:pPr>
+            <w:r>
+              <w:rPr>
+                <w:rFonts w:ascii="Microsoft JhengHei" w:cs="Microsoft JhengHei" w:eastAsia="Microsoft JhengHei" w:hAnsi="Microsoft JhengHei"/>
+                <w:b/>
+                <w:bCs/>
+                <w:sz w:val="19"/>
+                <w:szCs w:val="19"/>
+              </w:rPr>
+              <w:t xml:space="preserve">不是什麼</w:t>
+            </w:r>
+          </w:p>
+        </w:tc>
+        <w:tc>
+          <w:tcPr>
+            <w:tcW w:type="dxa" w:w="5997"/>
+            <w:tcBorders>
+              <w:top w:val="single" w:color="BFBFBF" w:sz="4"/>
+              <w:left w:val="single" w:color="BFBFBF" w:sz="4"/>
+              <w:bottom w:val="single" w:color="BFBFBF" w:sz="4"/>
+              <w:right w:val="single" w:color="BFBFBF" w:sz="4"/>
+            </w:tcBorders>
+            <w:tcMar>
+              <w:top w:type="dxa" w:w="60"/>
+              <w:left w:type="dxa" w:w="100"/>
+              <w:bottom w:type="dxa" w:w="60"/>
+              <w:right w:type="dxa" w:w="100"/>
+            </w:tcMar>
+          </w:tcPr>
+          <w:p>
+            <w:pPr>
+              <w:spacing w:after="30" w:line="270"/>
+            </w:pPr>
+            <w:r>
+              <w:rPr>
+                <w:rFonts w:ascii="Microsoft JhengHei" w:cs="Microsoft JhengHei" w:eastAsia="Microsoft JhengHei" w:hAnsi="Microsoft JhengHei"/>
+                <w:b w:val="false"/>
+                <w:bCs w:val="false"/>
+                <w:sz w:val="19"/>
+                <w:szCs w:val="19"/>
+              </w:rPr>
+              <w:t xml:space="preserve">不是讓資料活過保留期的歸檔,也不是備份:物件是 Kafka 內部格式、依附這座叢集的 metadata,topic 刪除即一併刪除。長期歸檔用 S3 Sink 匯出開放格式;機房毀損用 DR(4.7)</w:t>
+            </w:r>
+          </w:p>
+        </w:tc>
+        <w:tc>
+          <w:tcPr>
+            <w:tcW w:type="dxa" w:w="1928"/>
+            <w:tcBorders>
+              <w:top w:val="single" w:color="BFBFBF" w:sz="4"/>
+              <w:left w:val="single" w:color="BFBFBF" w:sz="4"/>
+              <w:bottom w:val="single" w:color="BFBFBF" w:sz="4"/>
+              <w:right w:val="single" w:color="BFBFBF" w:sz="4"/>
+            </w:tcBorders>
+            <w:tcMar>
+              <w:top w:type="dxa" w:w="60"/>
+              <w:left w:type="dxa" w:w="100"/>
+              <w:bottom w:type="dxa" w:w="60"/>
+              <w:right w:type="dxa" w:w="100"/>
+            </w:tcMar>
+          </w:tcPr>
+          <w:p>
+            <w:pPr>
+              <w:spacing w:after="30" w:line="270"/>
+            </w:pPr>
+            <w:r>
+              <w:rPr>
+                <w:rFonts w:ascii="Microsoft JhengHei" w:cs="Microsoft JhengHei" w:eastAsia="Microsoft JhengHei" w:hAnsi="Microsoft JhengHei"/>
+                <w:b/>
+                <w:bCs/>
+                <w:color w:val="1F7A4D"/>
+                <w:sz w:val="16"/>
+                <w:szCs w:val="16"/>
+              </w:rPr>
+              <w:t xml:space="preserve">〔官方文件〕</w:t>
+            </w:r>
+            <w:r>
+              <w:rPr>
+                <w:rFonts w:ascii="Microsoft JhengHei" w:cs="Microsoft JhengHei" w:eastAsia="Microsoft JhengHei" w:hAnsi="Microsoft JhengHei"/>
+                <w:b/>
+                <w:bCs/>
+                <w:color w:val="B03A2E"/>
+                <w:sz w:val="16"/>
+                <w:szCs w:val="16"/>
+              </w:rPr>
+              <w:t xml:space="preserve">〔推論,未找到明載〕</w:t>
+            </w:r>
+          </w:p>
+        </w:tc>
+      </w:tr>
+    </w:tbl>
+    <w:p>
+      <w:pPr>
+        <w:pStyle w:val="ListParagraph"/>
+        <w:numPr>
+          <w:ilvl w:val="0"/>
+          <w:numId w:val="2"/>
+        </w:numPr>
+        <w:spacing w:after="60" w:line="290"/>
+      </w:pPr>
+      <w:r>
+        <w:rPr>
+          <w:rFonts w:ascii="Microsoft JhengHei" w:cs="Microsoft JhengHei" w:eastAsia="Microsoft JhengHei" w:hAnsi="Microsoft JhengHei"/>
+          <w:b/>
+          <w:bCs/>
+          <w:color w:val="1F5FA8"/>
+          <w:sz w:val="18"/>
+          <w:szCs w:val="18"/>
+        </w:rPr>
+        <w:t xml:space="preserve">〔本案實測〕</w:t>
+      </w:r>
+      <w:r>
+        <w:rPr>
+          <w:rFonts w:ascii="Microsoft JhengHei" w:cs="Microsoft JhengHei" w:eastAsia="Microsoft JhengHei" w:hAnsi="Microsoft JhengHei"/>
+          <w:sz w:val="21"/>
+          <w:szCs w:val="21"/>
+        </w:rPr>
+        <w:t xml:space="preserve"> 本案實測(Lab 32):segment 設 5 MB,10 萬筆(約 100 MB)寫入後 20 到 30 秒出現物件;本機從約 300 MB(3 副本)降到約 20 MB;新 consumer group 從頭讀到全部資料,重啟 broker 後仍可讀——讀舊資料由 broker 自動從物件儲存取回,consumer 不用改。</w:t>
       </w:r>
     </w:p>
     <w:p>

--- a/Confluent-Platform-銀行導入手冊.docx
+++ b/Confluent-Platform-銀行導入手冊.docx
@@ -16445,7 +16445,7 @@
           <w:sz w:val="21"/>
           <w:szCs w:val="21"/>
         </w:rPr>
-        <w:t xml:space="preserve">:實測 150 個查詢中 126 個有資料(broker 補上 JmxReporter 前只有 108 個);沒資料的是 Tiered Storage(基線沒開)、Schema Registry 與 Connect(本案還沒替這兩個元件掛 JMX exporter,導入時要補)、KRaft 下 offline partitions 在 controller 而儀表板查 broker、JMX exporter 1.x 的指標命名與儀表板不同(例如 `jvm_memory_bytes_max`)。Grafana 本身:HTTPS、AD(LDAPS)登入並以群組對映角色、本機 admin 只留 break-glass、資料來源用只讀帳號、儀表板由檔案載入不可在畫面上改。</w:t>
+        <w:t xml:space="preserve">:實測 8 個官方儀表板共 245 個查詢中 171 個有資料(broker 補上 JmxReporter 前 108 個;Schema Registry、Connect、REST Proxy 也掛上同一套 JMX exporter——官方設定檔 + HTTPS + Basic,Prometheus job 名稱照官方——之後這三個元件的儀表板才有資料);沒資料的是 Tiered Storage(基線沒開)、Connect 的連接器與 task 面板(要有連接器在跑)、KRaft 下 offline partitions 在 controller 而儀表板查 broker、JMX exporter 1.x 的指標命名與儀表板不同(例如 `jvm_memory_bytes_max`)。Grafana 本身:HTTPS、AD(LDAPS)登入並以群組對映角色、本機 admin 只留 break-glass、資料來源用只讀帳號、儀表板由檔案載入不可在畫面上改。</w:t>
       </w:r>
     </w:p>
     <w:p>
@@ -34243,7 +34243,7 @@
                 <w:sz w:val="19"/>
                 <w:szCs w:val="19"/>
               </w:rPr>
-              <w:t xml:space="preserve">已實測:官方 KRaft 儀表板 150 個查詢 125 到 126 個有資料、node_exporter 與 kafka_exporter、AD 登入;未做:Schema Registry、Connect、REST Proxy 的 JMX exporter(儀表板這兩區空白);未測:磁碟告警實際觸發、Grafana 高可用與外部資料庫、Grafana 告警(本案告警走 Prometheus)</w:t>
+              <w:t xml:space="preserve">已實測:8 個官方儀表板 245 個查詢 171 個有資料(含 Schema Registry、Connect、REST Proxy,13 個 JMX exporter 都是 HTTPS + Basic)、node_exporter 與 kafka_exporter、AD 登入;未測:磁碟告警實際觸發、Grafana 高可用與外部資料庫、Grafana 告警(本案告警走 Prometheus)</w:t>
             </w:r>
           </w:p>
         </w:tc>
